--- a/2. Semester/MoPoS/MoPoS-P/VP+Skript/6 Darstellung eines Furanosid-Derivates der D-Arabinose.docx
+++ b/2. Semester/MoPoS/MoPoS-P/VP+Skript/6 Darstellung eines Furanosid-Derivates der D-Arabinose.docx
@@ -10,6 +10,951 @@
           <w:b/>
         </w:rPr>
       </w:pPr>
+      <w:r>
+        <w:rPr>
+          <w:b/>
+          <w:noProof/>
+        </w:rPr>
+        <mc:AlternateContent>
+          <mc:Choice Requires="wpi">
+            <w:drawing>
+              <wp:anchor distT="0" distB="0" distL="114300" distR="114300" simplePos="0" relativeHeight="251868160" behindDoc="0" locked="0" layoutInCell="1" allowOverlap="1" wp14:anchorId="3F5DE85B" wp14:editId="3589B8E4">
+                <wp:simplePos x="0" y="0"/>
+                <wp:positionH relativeFrom="column">
+                  <wp:posOffset>3002915</wp:posOffset>
+                </wp:positionH>
+                <wp:positionV relativeFrom="paragraph">
+                  <wp:posOffset>439420</wp:posOffset>
+                </wp:positionV>
+                <wp:extent cx="640270" cy="406440"/>
+                <wp:effectExtent l="38100" t="38100" r="7620" b="31750"/>
+                <wp:wrapNone/>
+                <wp:docPr id="747764270" name="Freihand 217"/>
+                <wp:cNvGraphicFramePr/>
+                <a:graphic xmlns:a="http://schemas.openxmlformats.org/drawingml/2006/main">
+                  <a:graphicData uri="http://schemas.microsoft.com/office/word/2010/wordprocessingInk">
+                    <w14:contentPart bwMode="auto" r:id="rId7">
+                      <w14:nvContentPartPr>
+                        <w14:cNvContentPartPr/>
+                      </w14:nvContentPartPr>
+                      <w14:xfrm>
+                        <a:off x="0" y="0"/>
+                        <a:ext cx="640270" cy="406440"/>
+                      </w14:xfrm>
+                    </w14:contentPart>
+                  </a:graphicData>
+                </a:graphic>
+              </wp:anchor>
+            </w:drawing>
+          </mc:Choice>
+          <mc:Fallback>
+            <w:pict>
+              <v:shapetype w14:anchorId="22ACF56E" id="_x0000_t75" coordsize="21600,21600" o:spt="75" o:preferrelative="t" path="m@4@5l@4@11@9@11@9@5xe" filled="f" stroked="f">
+                <v:stroke joinstyle="miter"/>
+                <v:formulas>
+                  <v:f eqn="if lineDrawn pixelLineWidth 0"/>
+                  <v:f eqn="sum @0 1 0"/>
+                  <v:f eqn="sum 0 0 @1"/>
+                  <v:f eqn="prod @2 1 2"/>
+                  <v:f eqn="prod @3 21600 pixelWidth"/>
+                  <v:f eqn="prod @3 21600 pixelHeight"/>
+                  <v:f eqn="sum @0 0 1"/>
+                  <v:f eqn="prod @6 1 2"/>
+                  <v:f eqn="prod @7 21600 pixelWidth"/>
+                  <v:f eqn="sum @8 21600 0"/>
+                  <v:f eqn="prod @7 21600 pixelHeight"/>
+                  <v:f eqn="sum @10 21600 0"/>
+                </v:formulas>
+                <v:path o:extrusionok="f" gradientshapeok="t" o:connecttype="rect"/>
+                <o:lock v:ext="edit" aspectratio="t"/>
+              </v:shapetype>
+              <v:shape id="Freihand 217" o:spid="_x0000_s1026" type="#_x0000_t75" style="position:absolute;margin-left:236.1pt;margin-top:34.25pt;width:51.1pt;height:32.7pt;z-index:251868160;visibility:visible;mso-wrap-style:square;mso-wrap-distance-left:9pt;mso-wrap-distance-top:0;mso-wrap-distance-right:9pt;mso-wrap-distance-bottom:0;mso-position-horizontal:absolute;mso-position-horizontal-relative:text;mso-position-vertical:absolute;mso-position-vertical-relative:text" o:gfxdata="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">
+                <v:imagedata r:id="rId8" o:title=""/>
+              </v:shape>
+            </w:pict>
+          </mc:Fallback>
+        </mc:AlternateContent>
+      </w:r>
+      <w:r>
+        <w:rPr>
+          <w:b/>
+          <w:noProof/>
+        </w:rPr>
+        <mc:AlternateContent>
+          <mc:Choice Requires="wpi">
+            <w:drawing>
+              <wp:anchor distT="0" distB="0" distL="114300" distR="114300" simplePos="0" relativeHeight="251865088" behindDoc="0" locked="0" layoutInCell="1" allowOverlap="1" wp14:anchorId="0F29BBE0" wp14:editId="32DBE51C">
+                <wp:simplePos x="0" y="0"/>
+                <wp:positionH relativeFrom="column">
+                  <wp:posOffset>3088640</wp:posOffset>
+                </wp:positionH>
+                <wp:positionV relativeFrom="paragraph">
+                  <wp:posOffset>946785</wp:posOffset>
+                </wp:positionV>
+                <wp:extent cx="349710" cy="103125"/>
+                <wp:effectExtent l="38100" t="38100" r="12700" b="30480"/>
+                <wp:wrapNone/>
+                <wp:docPr id="1858599008" name="Freihand 214"/>
+                <wp:cNvGraphicFramePr/>
+                <a:graphic xmlns:a="http://schemas.openxmlformats.org/drawingml/2006/main">
+                  <a:graphicData uri="http://schemas.microsoft.com/office/word/2010/wordprocessingInk">
+                    <w14:contentPart bwMode="auto" r:id="rId9">
+                      <w14:nvContentPartPr>
+                        <w14:cNvContentPartPr/>
+                      </w14:nvContentPartPr>
+                      <w14:xfrm>
+                        <a:off x="0" y="0"/>
+                        <a:ext cx="349710" cy="103125"/>
+                      </w14:xfrm>
+                    </w14:contentPart>
+                  </a:graphicData>
+                </a:graphic>
+              </wp:anchor>
+            </w:drawing>
+          </mc:Choice>
+          <mc:Fallback>
+            <w:pict>
+              <v:shape w14:anchorId="2E1D4B0F" id="Freihand 214" o:spid="_x0000_s1026" type="#_x0000_t75" style="position:absolute;margin-left:242.85pt;margin-top:74.2pt;width:28.25pt;height:8.8pt;z-index:251865088;visibility:visible;mso-wrap-style:square;mso-wrap-distance-left:9pt;mso-wrap-distance-top:0;mso-wrap-distance-right:9pt;mso-wrap-distance-bottom:0;mso-position-horizontal:absolute;mso-position-horizontal-relative:text;mso-position-vertical:absolute;mso-position-vertical-relative:text" o:gfxdata="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">
+                <v:imagedata r:id="rId10" o:title=""/>
+              </v:shape>
+            </w:pict>
+          </mc:Fallback>
+        </mc:AlternateContent>
+      </w:r>
+      <w:r>
+        <w:rPr>
+          <w:b/>
+          <w:noProof/>
+        </w:rPr>
+        <mc:AlternateContent>
+          <mc:Choice Requires="wpi">
+            <w:drawing>
+              <wp:anchor distT="0" distB="0" distL="114300" distR="114300" simplePos="0" relativeHeight="251853824" behindDoc="0" locked="0" layoutInCell="1" allowOverlap="1" wp14:anchorId="38146B71" wp14:editId="6D777D3E">
+                <wp:simplePos x="0" y="0"/>
+                <wp:positionH relativeFrom="column">
+                  <wp:posOffset>4474331</wp:posOffset>
+                </wp:positionH>
+                <wp:positionV relativeFrom="paragraph">
+                  <wp:posOffset>1536574</wp:posOffset>
+                </wp:positionV>
+                <wp:extent cx="62640" cy="74520"/>
+                <wp:effectExtent l="38100" t="38100" r="33020" b="40005"/>
+                <wp:wrapNone/>
+                <wp:docPr id="578187643" name="Freihand 203"/>
+                <wp:cNvGraphicFramePr/>
+                <a:graphic xmlns:a="http://schemas.openxmlformats.org/drawingml/2006/main">
+                  <a:graphicData uri="http://schemas.microsoft.com/office/word/2010/wordprocessingInk">
+                    <w14:contentPart bwMode="auto" r:id="rId11">
+                      <w14:nvContentPartPr>
+                        <w14:cNvContentPartPr/>
+                      </w14:nvContentPartPr>
+                      <w14:xfrm>
+                        <a:off x="0" y="0"/>
+                        <a:ext cx="62640" cy="74520"/>
+                      </w14:xfrm>
+                    </w14:contentPart>
+                  </a:graphicData>
+                </a:graphic>
+              </wp:anchor>
+            </w:drawing>
+          </mc:Choice>
+          <mc:Fallback>
+            <w:pict>
+              <v:shape w14:anchorId="7DD00815" id="Freihand 203" o:spid="_x0000_s1026" type="#_x0000_t75" style="position:absolute;margin-left:351.95pt;margin-top:120.65pt;width:5.65pt;height:6.55pt;z-index:251853824;visibility:visible;mso-wrap-style:square;mso-wrap-distance-left:9pt;mso-wrap-distance-top:0;mso-wrap-distance-right:9pt;mso-wrap-distance-bottom:0;mso-position-horizontal:absolute;mso-position-horizontal-relative:text;mso-position-vertical:absolute;mso-position-vertical-relative:text" o:gfxdata="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">
+                <v:imagedata r:id="rId12" o:title=""/>
+              </v:shape>
+            </w:pict>
+          </mc:Fallback>
+        </mc:AlternateContent>
+      </w:r>
+      <w:r>
+        <w:rPr>
+          <w:b/>
+          <w:noProof/>
+        </w:rPr>
+        <mc:AlternateContent>
+          <mc:Choice Requires="wpi">
+            <w:drawing>
+              <wp:anchor distT="0" distB="0" distL="114300" distR="114300" simplePos="0" relativeHeight="251852800" behindDoc="0" locked="0" layoutInCell="1" allowOverlap="1" wp14:anchorId="1A6C48DF" wp14:editId="434AEC61">
+                <wp:simplePos x="0" y="0"/>
+                <wp:positionH relativeFrom="column">
+                  <wp:posOffset>4194175</wp:posOffset>
+                </wp:positionH>
+                <wp:positionV relativeFrom="paragraph">
+                  <wp:posOffset>561975</wp:posOffset>
+                </wp:positionV>
+                <wp:extent cx="381635" cy="529590"/>
+                <wp:effectExtent l="38100" t="38100" r="0" b="41910"/>
+                <wp:wrapNone/>
+                <wp:docPr id="894214003" name="Freihand 202"/>
+                <wp:cNvGraphicFramePr/>
+                <a:graphic xmlns:a="http://schemas.openxmlformats.org/drawingml/2006/main">
+                  <a:graphicData uri="http://schemas.microsoft.com/office/word/2010/wordprocessingInk">
+                    <w14:contentPart bwMode="auto" r:id="rId13">
+                      <w14:nvContentPartPr>
+                        <w14:cNvContentPartPr/>
+                      </w14:nvContentPartPr>
+                      <w14:xfrm>
+                        <a:off x="0" y="0"/>
+                        <a:ext cx="381635" cy="529590"/>
+                      </w14:xfrm>
+                    </w14:contentPart>
+                  </a:graphicData>
+                </a:graphic>
+              </wp:anchor>
+            </w:drawing>
+          </mc:Choice>
+          <mc:Fallback>
+            <w:pict>
+              <v:shape w14:anchorId="738F6487" id="Freihand 202" o:spid="_x0000_s1026" type="#_x0000_t75" style="position:absolute;margin-left:329.9pt;margin-top:43.9pt;width:30.75pt;height:42.4pt;z-index:251852800;visibility:visible;mso-wrap-style:square;mso-wrap-distance-left:9pt;mso-wrap-distance-top:0;mso-wrap-distance-right:9pt;mso-wrap-distance-bottom:0;mso-position-horizontal:absolute;mso-position-horizontal-relative:text;mso-position-vertical:absolute;mso-position-vertical-relative:text" o:gfxdata="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">
+                <v:imagedata r:id="rId14" o:title=""/>
+              </v:shape>
+            </w:pict>
+          </mc:Fallback>
+        </mc:AlternateContent>
+      </w:r>
+      <w:r>
+        <w:rPr>
+          <w:b/>
+          <w:noProof/>
+        </w:rPr>
+        <mc:AlternateContent>
+          <mc:Choice Requires="wpi">
+            <w:drawing>
+              <wp:anchor distT="0" distB="0" distL="114300" distR="114300" simplePos="0" relativeHeight="251832320" behindDoc="0" locked="0" layoutInCell="1" allowOverlap="1" wp14:anchorId="4321502D" wp14:editId="0C146F35">
+                <wp:simplePos x="0" y="0"/>
+                <wp:positionH relativeFrom="column">
+                  <wp:posOffset>3987165</wp:posOffset>
+                </wp:positionH>
+                <wp:positionV relativeFrom="paragraph">
+                  <wp:posOffset>1144270</wp:posOffset>
+                </wp:positionV>
+                <wp:extent cx="424180" cy="395950"/>
+                <wp:effectExtent l="38100" t="38100" r="0" b="42545"/>
+                <wp:wrapNone/>
+                <wp:docPr id="1759458484" name="Freihand 175"/>
+                <wp:cNvGraphicFramePr/>
+                <a:graphic xmlns:a="http://schemas.openxmlformats.org/drawingml/2006/main">
+                  <a:graphicData uri="http://schemas.microsoft.com/office/word/2010/wordprocessingInk">
+                    <w14:contentPart bwMode="auto" r:id="rId15">
+                      <w14:nvContentPartPr>
+                        <w14:cNvContentPartPr/>
+                      </w14:nvContentPartPr>
+                      <w14:xfrm>
+                        <a:off x="0" y="0"/>
+                        <a:ext cx="424180" cy="395950"/>
+                      </w14:xfrm>
+                    </w14:contentPart>
+                  </a:graphicData>
+                </a:graphic>
+              </wp:anchor>
+            </w:drawing>
+          </mc:Choice>
+          <mc:Fallback>
+            <w:pict>
+              <v:shape w14:anchorId="7EF505B4" id="Freihand 175" o:spid="_x0000_s1026" type="#_x0000_t75" style="position:absolute;margin-left:313.6pt;margin-top:89.75pt;width:34.1pt;height:31.9pt;z-index:251832320;visibility:visible;mso-wrap-style:square;mso-wrap-distance-left:9pt;mso-wrap-distance-top:0;mso-wrap-distance-right:9pt;mso-wrap-distance-bottom:0;mso-position-horizontal:absolute;mso-position-horizontal-relative:text;mso-position-vertical:absolute;mso-position-vertical-relative:text" o:gfxdata="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">
+                <v:imagedata r:id="rId16" o:title=""/>
+              </v:shape>
+            </w:pict>
+          </mc:Fallback>
+        </mc:AlternateContent>
+      </w:r>
+      <w:r>
+        <w:rPr>
+          <w:b/>
+          <w:noProof/>
+        </w:rPr>
+        <mc:AlternateContent>
+          <mc:Choice Requires="wpi">
+            <w:drawing>
+              <wp:anchor distT="0" distB="0" distL="114300" distR="114300" simplePos="0" relativeHeight="251815936" behindDoc="0" locked="0" layoutInCell="1" allowOverlap="1" wp14:anchorId="1042C305" wp14:editId="3F7D8882">
+                <wp:simplePos x="0" y="0"/>
+                <wp:positionH relativeFrom="column">
+                  <wp:posOffset>4462145</wp:posOffset>
+                </wp:positionH>
+                <wp:positionV relativeFrom="paragraph">
+                  <wp:posOffset>1219835</wp:posOffset>
+                </wp:positionV>
+                <wp:extent cx="702310" cy="427355"/>
+                <wp:effectExtent l="38100" t="38100" r="40640" b="48895"/>
+                <wp:wrapNone/>
+                <wp:docPr id="760771357" name="Freihand 159"/>
+                <wp:cNvGraphicFramePr/>
+                <a:graphic xmlns:a="http://schemas.openxmlformats.org/drawingml/2006/main">
+                  <a:graphicData uri="http://schemas.microsoft.com/office/word/2010/wordprocessingInk">
+                    <w14:contentPart bwMode="auto" r:id="rId17">
+                      <w14:nvContentPartPr>
+                        <w14:cNvContentPartPr/>
+                      </w14:nvContentPartPr>
+                      <w14:xfrm>
+                        <a:off x="0" y="0"/>
+                        <a:ext cx="702310" cy="427355"/>
+                      </w14:xfrm>
+                    </w14:contentPart>
+                  </a:graphicData>
+                </a:graphic>
+              </wp:anchor>
+            </w:drawing>
+          </mc:Choice>
+          <mc:Fallback>
+            <w:pict>
+              <v:shape w14:anchorId="2DB31E26" id="Freihand 159" o:spid="_x0000_s1026" type="#_x0000_t75" style="position:absolute;margin-left:351pt;margin-top:95.7pt;width:56pt;height:34.35pt;z-index:251815936;visibility:visible;mso-wrap-style:square;mso-wrap-distance-left:9pt;mso-wrap-distance-top:0;mso-wrap-distance-right:9pt;mso-wrap-distance-bottom:0;mso-position-horizontal:absolute;mso-position-horizontal-relative:text;mso-position-vertical:absolute;mso-position-vertical-relative:text" o:gfxdata="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">
+                <v:imagedata r:id="rId18" o:title=""/>
+              </v:shape>
+            </w:pict>
+          </mc:Fallback>
+        </mc:AlternateContent>
+      </w:r>
+      <w:r>
+        <w:rPr>
+          <w:b/>
+          <w:noProof/>
+        </w:rPr>
+        <mc:AlternateContent>
+          <mc:Choice Requires="wpi">
+            <w:drawing>
+              <wp:anchor distT="0" distB="0" distL="114300" distR="114300" simplePos="0" relativeHeight="251795456" behindDoc="0" locked="0" layoutInCell="1" allowOverlap="1" wp14:anchorId="44D29DE9" wp14:editId="40FF3142">
+                <wp:simplePos x="0" y="0"/>
+                <wp:positionH relativeFrom="column">
+                  <wp:posOffset>4659630</wp:posOffset>
+                </wp:positionH>
+                <wp:positionV relativeFrom="paragraph">
+                  <wp:posOffset>953770</wp:posOffset>
+                </wp:positionV>
+                <wp:extent cx="435610" cy="368940"/>
+                <wp:effectExtent l="38100" t="38100" r="2540" b="31115"/>
+                <wp:wrapNone/>
+                <wp:docPr id="1875438332" name="Freihand 139"/>
+                <wp:cNvGraphicFramePr/>
+                <a:graphic xmlns:a="http://schemas.openxmlformats.org/drawingml/2006/main">
+                  <a:graphicData uri="http://schemas.microsoft.com/office/word/2010/wordprocessingInk">
+                    <w14:contentPart bwMode="auto" r:id="rId19">
+                      <w14:nvContentPartPr>
+                        <w14:cNvContentPartPr/>
+                      </w14:nvContentPartPr>
+                      <w14:xfrm>
+                        <a:off x="0" y="0"/>
+                        <a:ext cx="435610" cy="368940"/>
+                      </w14:xfrm>
+                    </w14:contentPart>
+                  </a:graphicData>
+                </a:graphic>
+              </wp:anchor>
+            </w:drawing>
+          </mc:Choice>
+          <mc:Fallback>
+            <w:pict>
+              <v:shape w14:anchorId="39F0A3BB" id="Freihand 139" o:spid="_x0000_s1026" type="#_x0000_t75" style="position:absolute;margin-left:366.55pt;margin-top:74.75pt;width:35pt;height:29.75pt;z-index:251795456;visibility:visible;mso-wrap-style:square;mso-wrap-distance-left:9pt;mso-wrap-distance-top:0;mso-wrap-distance-right:9pt;mso-wrap-distance-bottom:0;mso-position-horizontal:absolute;mso-position-horizontal-relative:text;mso-position-vertical:absolute;mso-position-vertical-relative:text" o:gfxdata="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">
+                <v:imagedata r:id="rId20" o:title=""/>
+              </v:shape>
+            </w:pict>
+          </mc:Fallback>
+        </mc:AlternateContent>
+      </w:r>
+      <w:r>
+        <w:rPr>
+          <w:b/>
+          <w:noProof/>
+        </w:rPr>
+        <mc:AlternateContent>
+          <mc:Choice Requires="wpi">
+            <w:drawing>
+              <wp:anchor distT="0" distB="0" distL="114300" distR="114300" simplePos="0" relativeHeight="251783168" behindDoc="0" locked="0" layoutInCell="1" allowOverlap="1" wp14:anchorId="720DDD38" wp14:editId="37E5AE93">
+                <wp:simplePos x="0" y="0"/>
+                <wp:positionH relativeFrom="column">
+                  <wp:posOffset>4510405</wp:posOffset>
+                </wp:positionH>
+                <wp:positionV relativeFrom="paragraph">
+                  <wp:posOffset>951230</wp:posOffset>
+                </wp:positionV>
+                <wp:extent cx="215640" cy="244440"/>
+                <wp:effectExtent l="38100" t="38100" r="13335" b="41275"/>
+                <wp:wrapNone/>
+                <wp:docPr id="984155413" name="Freihand 127"/>
+                <wp:cNvGraphicFramePr/>
+                <a:graphic xmlns:a="http://schemas.openxmlformats.org/drawingml/2006/main">
+                  <a:graphicData uri="http://schemas.microsoft.com/office/word/2010/wordprocessingInk">
+                    <w14:contentPart bwMode="auto" r:id="rId21">
+                      <w14:nvContentPartPr>
+                        <w14:cNvContentPartPr/>
+                      </w14:nvContentPartPr>
+                      <w14:xfrm>
+                        <a:off x="0" y="0"/>
+                        <a:ext cx="215640" cy="244515"/>
+                      </w14:xfrm>
+                    </w14:contentPart>
+                  </a:graphicData>
+                </a:graphic>
+                <wp14:sizeRelH relativeFrom="margin">
+                  <wp14:pctWidth>0</wp14:pctWidth>
+                </wp14:sizeRelH>
+              </wp:anchor>
+            </w:drawing>
+          </mc:Choice>
+          <mc:Fallback>
+            <w:pict>
+              <v:shape w14:anchorId="55EE3A3E" id="Freihand 127" o:spid="_x0000_s1026" type="#_x0000_t75" style="position:absolute;margin-left:354.8pt;margin-top:74.55pt;width:17.7pt;height:20pt;z-index:251783168;visibility:visible;mso-wrap-style:square;mso-width-percent:0;mso-wrap-distance-left:9pt;mso-wrap-distance-top:0;mso-wrap-distance-right:9pt;mso-wrap-distance-bottom:0;mso-position-horizontal:absolute;mso-position-horizontal-relative:text;mso-position-vertical:absolute;mso-position-vertical-relative:text;mso-width-percent:0;mso-width-relative:margin" o:gfxdata="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">
+                <v:imagedata r:id="rId22" o:title=""/>
+              </v:shape>
+            </w:pict>
+          </mc:Fallback>
+        </mc:AlternateContent>
+      </w:r>
+      <w:r>
+        <w:rPr>
+          <w:b/>
+          <w:noProof/>
+        </w:rPr>
+        <mc:AlternateContent>
+          <mc:Choice Requires="wpi">
+            <w:drawing>
+              <wp:anchor distT="0" distB="0" distL="114300" distR="114300" simplePos="0" relativeHeight="251754496" behindDoc="0" locked="0" layoutInCell="1" allowOverlap="1" wp14:anchorId="21FEF25F" wp14:editId="5DD82D7F">
+                <wp:simplePos x="0" y="0"/>
+                <wp:positionH relativeFrom="column">
+                  <wp:posOffset>3049905</wp:posOffset>
+                </wp:positionH>
+                <wp:positionV relativeFrom="paragraph">
+                  <wp:posOffset>868680</wp:posOffset>
+                </wp:positionV>
+                <wp:extent cx="516235" cy="65520"/>
+                <wp:effectExtent l="0" t="38100" r="36830" b="48895"/>
+                <wp:wrapNone/>
+                <wp:docPr id="1554828357" name="Freihand 99"/>
+                <wp:cNvGraphicFramePr/>
+                <a:graphic xmlns:a="http://schemas.openxmlformats.org/drawingml/2006/main">
+                  <a:graphicData uri="http://schemas.microsoft.com/office/word/2010/wordprocessingInk">
+                    <w14:contentPart bwMode="auto" r:id="rId23">
+                      <w14:nvContentPartPr>
+                        <w14:cNvContentPartPr/>
+                      </w14:nvContentPartPr>
+                      <w14:xfrm>
+                        <a:off x="0" y="0"/>
+                        <a:ext cx="516235" cy="65520"/>
+                      </w14:xfrm>
+                    </w14:contentPart>
+                  </a:graphicData>
+                </a:graphic>
+              </wp:anchor>
+            </w:drawing>
+          </mc:Choice>
+          <mc:Fallback>
+            <w:pict>
+              <v:shape w14:anchorId="637F5A35" id="Freihand 99" o:spid="_x0000_s1026" type="#_x0000_t75" style="position:absolute;margin-left:239.8pt;margin-top:68.05pt;width:41.4pt;height:5.85pt;z-index:251754496;visibility:visible;mso-wrap-style:square;mso-wrap-distance-left:9pt;mso-wrap-distance-top:0;mso-wrap-distance-right:9pt;mso-wrap-distance-bottom:0;mso-position-horizontal:absolute;mso-position-horizontal-relative:text;mso-position-vertical:absolute;mso-position-vertical-relative:text" o:gfxdata="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">
+                <v:imagedata r:id="rId24" o:title=""/>
+              </v:shape>
+            </w:pict>
+          </mc:Fallback>
+        </mc:AlternateContent>
+      </w:r>
+      <w:r>
+        <w:rPr>
+          <w:b/>
+          <w:noProof/>
+        </w:rPr>
+        <mc:AlternateContent>
+          <mc:Choice Requires="wpi">
+            <w:drawing>
+              <wp:anchor distT="0" distB="0" distL="114300" distR="114300" simplePos="0" relativeHeight="251751424" behindDoc="0" locked="0" layoutInCell="1" allowOverlap="1" wp14:anchorId="041F6334" wp14:editId="297F84F6">
+                <wp:simplePos x="0" y="0"/>
+                <wp:positionH relativeFrom="column">
+                  <wp:posOffset>2181169</wp:posOffset>
+                </wp:positionH>
+                <wp:positionV relativeFrom="paragraph">
+                  <wp:posOffset>1240162</wp:posOffset>
+                </wp:positionV>
+                <wp:extent cx="62280" cy="80280"/>
+                <wp:effectExtent l="38100" t="38100" r="33020" b="34290"/>
+                <wp:wrapNone/>
+                <wp:docPr id="299151170" name="Freihand 96"/>
+                <wp:cNvGraphicFramePr/>
+                <a:graphic xmlns:a="http://schemas.openxmlformats.org/drawingml/2006/main">
+                  <a:graphicData uri="http://schemas.microsoft.com/office/word/2010/wordprocessingInk">
+                    <w14:contentPart bwMode="auto" r:id="rId25">
+                      <w14:nvContentPartPr>
+                        <w14:cNvContentPartPr/>
+                      </w14:nvContentPartPr>
+                      <w14:xfrm>
+                        <a:off x="0" y="0"/>
+                        <a:ext cx="62280" cy="80280"/>
+                      </w14:xfrm>
+                    </w14:contentPart>
+                  </a:graphicData>
+                </a:graphic>
+              </wp:anchor>
+            </w:drawing>
+          </mc:Choice>
+          <mc:Fallback>
+            <w:pict>
+              <v:shape w14:anchorId="6C8E8FBF" id="Freihand 96" o:spid="_x0000_s1026" type="#_x0000_t75" style="position:absolute;margin-left:171.4pt;margin-top:97.3pt;width:5.6pt;height:7pt;z-index:251751424;visibility:visible;mso-wrap-style:square;mso-wrap-distance-left:9pt;mso-wrap-distance-top:0;mso-wrap-distance-right:9pt;mso-wrap-distance-bottom:0;mso-position-horizontal:absolute;mso-position-horizontal-relative:text;mso-position-vertical:absolute;mso-position-vertical-relative:text" o:gfxdata="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">
+                <v:imagedata r:id="rId26" o:title=""/>
+              </v:shape>
+            </w:pict>
+          </mc:Fallback>
+        </mc:AlternateContent>
+      </w:r>
+      <w:r>
+        <w:rPr>
+          <w:b/>
+          <w:noProof/>
+        </w:rPr>
+        <mc:AlternateContent>
+          <mc:Choice Requires="wpi">
+            <w:drawing>
+              <wp:anchor distT="0" distB="0" distL="114300" distR="114300" simplePos="0" relativeHeight="251750400" behindDoc="0" locked="0" layoutInCell="1" allowOverlap="1" wp14:anchorId="65266C44" wp14:editId="758108B6">
+                <wp:simplePos x="0" y="0"/>
+                <wp:positionH relativeFrom="column">
+                  <wp:posOffset>1736090</wp:posOffset>
+                </wp:positionH>
+                <wp:positionV relativeFrom="paragraph">
+                  <wp:posOffset>850265</wp:posOffset>
+                </wp:positionV>
+                <wp:extent cx="295910" cy="189595"/>
+                <wp:effectExtent l="38100" t="38100" r="0" b="39370"/>
+                <wp:wrapNone/>
+                <wp:docPr id="1222669751" name="Freihand 95"/>
+                <wp:cNvGraphicFramePr/>
+                <a:graphic xmlns:a="http://schemas.openxmlformats.org/drawingml/2006/main">
+                  <a:graphicData uri="http://schemas.microsoft.com/office/word/2010/wordprocessingInk">
+                    <w14:contentPart bwMode="auto" r:id="rId27">
+                      <w14:nvContentPartPr>
+                        <w14:cNvContentPartPr/>
+                      </w14:nvContentPartPr>
+                      <w14:xfrm>
+                        <a:off x="0" y="0"/>
+                        <a:ext cx="295910" cy="189595"/>
+                      </w14:xfrm>
+                    </w14:contentPart>
+                  </a:graphicData>
+                </a:graphic>
+              </wp:anchor>
+            </w:drawing>
+          </mc:Choice>
+          <mc:Fallback>
+            <w:pict>
+              <v:shape w14:anchorId="06632703" id="Freihand 95" o:spid="_x0000_s1026" type="#_x0000_t75" style="position:absolute;margin-left:136.35pt;margin-top:66.6pt;width:24pt;height:15.65pt;z-index:251750400;visibility:visible;mso-wrap-style:square;mso-wrap-distance-left:9pt;mso-wrap-distance-top:0;mso-wrap-distance-right:9pt;mso-wrap-distance-bottom:0;mso-position-horizontal:absolute;mso-position-horizontal-relative:text;mso-position-vertical:absolute;mso-position-vertical-relative:text" o:gfxdata="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">
+                <v:imagedata r:id="rId28" o:title=""/>
+              </v:shape>
+            </w:pict>
+          </mc:Fallback>
+        </mc:AlternateContent>
+      </w:r>
+      <w:r>
+        <w:rPr>
+          <w:b/>
+          <w:noProof/>
+        </w:rPr>
+        <mc:AlternateContent>
+          <mc:Choice Requires="wpi">
+            <w:drawing>
+              <wp:anchor distT="0" distB="0" distL="114300" distR="114300" simplePos="0" relativeHeight="251743232" behindDoc="0" locked="0" layoutInCell="1" allowOverlap="1" wp14:anchorId="64827343" wp14:editId="2A14417D">
+                <wp:simplePos x="0" y="0"/>
+                <wp:positionH relativeFrom="column">
+                  <wp:posOffset>2024380</wp:posOffset>
+                </wp:positionH>
+                <wp:positionV relativeFrom="paragraph">
+                  <wp:posOffset>1003300</wp:posOffset>
+                </wp:positionV>
+                <wp:extent cx="148590" cy="148635"/>
+                <wp:effectExtent l="38100" t="38100" r="41910" b="41910"/>
+                <wp:wrapNone/>
+                <wp:docPr id="993395479" name="Freihand 88"/>
+                <wp:cNvGraphicFramePr/>
+                <a:graphic xmlns:a="http://schemas.openxmlformats.org/drawingml/2006/main">
+                  <a:graphicData uri="http://schemas.microsoft.com/office/word/2010/wordprocessingInk">
+                    <w14:contentPart bwMode="auto" r:id="rId29">
+                      <w14:nvContentPartPr>
+                        <w14:cNvContentPartPr/>
+                      </w14:nvContentPartPr>
+                      <w14:xfrm>
+                        <a:off x="0" y="0"/>
+                        <a:ext cx="148590" cy="148635"/>
+                      </w14:xfrm>
+                    </w14:contentPart>
+                  </a:graphicData>
+                </a:graphic>
+              </wp:anchor>
+            </w:drawing>
+          </mc:Choice>
+          <mc:Fallback>
+            <w:pict>
+              <v:shape w14:anchorId="0E098695" id="Freihand 88" o:spid="_x0000_s1026" type="#_x0000_t75" style="position:absolute;margin-left:159.05pt;margin-top:78.65pt;width:12.4pt;height:12.4pt;z-index:251743232;visibility:visible;mso-wrap-style:square;mso-wrap-distance-left:9pt;mso-wrap-distance-top:0;mso-wrap-distance-right:9pt;mso-wrap-distance-bottom:0;mso-position-horizontal:absolute;mso-position-horizontal-relative:text;mso-position-vertical:absolute;mso-position-vertical-relative:text" o:gfxdata="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">
+                <v:imagedata r:id="rId30" o:title=""/>
+              </v:shape>
+            </w:pict>
+          </mc:Fallback>
+        </mc:AlternateContent>
+      </w:r>
+      <w:r>
+        <w:rPr>
+          <w:b/>
+          <w:noProof/>
+        </w:rPr>
+        <mc:AlternateContent>
+          <mc:Choice Requires="wpi">
+            <w:drawing>
+              <wp:anchor distT="0" distB="0" distL="114300" distR="114300" simplePos="0" relativeHeight="251734016" behindDoc="0" locked="0" layoutInCell="1" allowOverlap="1" wp14:anchorId="14EF700C" wp14:editId="1581BFE6">
+                <wp:simplePos x="0" y="0"/>
+                <wp:positionH relativeFrom="column">
+                  <wp:posOffset>2037715</wp:posOffset>
+                </wp:positionH>
+                <wp:positionV relativeFrom="paragraph">
+                  <wp:posOffset>694055</wp:posOffset>
+                </wp:positionV>
+                <wp:extent cx="617220" cy="351330"/>
+                <wp:effectExtent l="38100" t="38100" r="0" b="48895"/>
+                <wp:wrapNone/>
+                <wp:docPr id="278931731" name="Freihand 75"/>
+                <wp:cNvGraphicFramePr/>
+                <a:graphic xmlns:a="http://schemas.openxmlformats.org/drawingml/2006/main">
+                  <a:graphicData uri="http://schemas.microsoft.com/office/word/2010/wordprocessingInk">
+                    <w14:contentPart bwMode="auto" r:id="rId31">
+                      <w14:nvContentPartPr>
+                        <w14:cNvContentPartPr/>
+                      </w14:nvContentPartPr>
+                      <w14:xfrm>
+                        <a:off x="0" y="0"/>
+                        <a:ext cx="617220" cy="351330"/>
+                      </w14:xfrm>
+                    </w14:contentPart>
+                  </a:graphicData>
+                </a:graphic>
+              </wp:anchor>
+            </w:drawing>
+          </mc:Choice>
+          <mc:Fallback>
+            <w:pict>
+              <v:shape w14:anchorId="6AB47243" id="Freihand 75" o:spid="_x0000_s1026" type="#_x0000_t75" style="position:absolute;margin-left:160.1pt;margin-top:54.3pt;width:49.3pt;height:28.35pt;z-index:251734016;visibility:visible;mso-wrap-style:square;mso-wrap-distance-left:9pt;mso-wrap-distance-top:0;mso-wrap-distance-right:9pt;mso-wrap-distance-bottom:0;mso-position-horizontal:absolute;mso-position-horizontal-relative:text;mso-position-vertical:absolute;mso-position-vertical-relative:text" o:gfxdata="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">
+                <v:imagedata r:id="rId32" o:title=""/>
+              </v:shape>
+            </w:pict>
+          </mc:Fallback>
+        </mc:AlternateContent>
+      </w:r>
+      <w:r>
+        <w:rPr>
+          <w:b/>
+          <w:noProof/>
+        </w:rPr>
+        <mc:AlternateContent>
+          <mc:Choice Requires="wpi">
+            <w:drawing>
+              <wp:anchor distT="0" distB="0" distL="114300" distR="114300" simplePos="0" relativeHeight="251716608" behindDoc="0" locked="0" layoutInCell="1" allowOverlap="1" wp14:anchorId="75956200" wp14:editId="684A610A">
+                <wp:simplePos x="0" y="0"/>
+                <wp:positionH relativeFrom="column">
+                  <wp:posOffset>994920</wp:posOffset>
+                </wp:positionH>
+                <wp:positionV relativeFrom="paragraph">
+                  <wp:posOffset>954913</wp:posOffset>
+                </wp:positionV>
+                <wp:extent cx="60480" cy="58680"/>
+                <wp:effectExtent l="38100" t="38100" r="34925" b="36830"/>
+                <wp:wrapNone/>
+                <wp:docPr id="707361243" name="Freihand 57"/>
+                <wp:cNvGraphicFramePr/>
+                <a:graphic xmlns:a="http://schemas.openxmlformats.org/drawingml/2006/main">
+                  <a:graphicData uri="http://schemas.microsoft.com/office/word/2010/wordprocessingInk">
+                    <w14:contentPart bwMode="auto" r:id="rId33">
+                      <w14:nvContentPartPr>
+                        <w14:cNvContentPartPr/>
+                      </w14:nvContentPartPr>
+                      <w14:xfrm>
+                        <a:off x="0" y="0"/>
+                        <a:ext cx="60480" cy="58680"/>
+                      </w14:xfrm>
+                    </w14:contentPart>
+                  </a:graphicData>
+                </a:graphic>
+              </wp:anchor>
+            </w:drawing>
+          </mc:Choice>
+          <mc:Fallback>
+            <w:pict>
+              <v:shape w14:anchorId="419F6963" id="Freihand 57" o:spid="_x0000_s1026" type="#_x0000_t75" style="position:absolute;margin-left:78pt;margin-top:74.85pt;width:5.45pt;height:5.3pt;z-index:251716608;visibility:visible;mso-wrap-style:square;mso-wrap-distance-left:9pt;mso-wrap-distance-top:0;mso-wrap-distance-right:9pt;mso-wrap-distance-bottom:0;mso-position-horizontal:absolute;mso-position-horizontal-relative:text;mso-position-vertical:absolute;mso-position-vertical-relative:text" o:gfxdata="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">
+                <v:imagedata r:id="rId34" o:title=""/>
+              </v:shape>
+            </w:pict>
+          </mc:Fallback>
+        </mc:AlternateContent>
+      </w:r>
+      <w:r>
+        <w:rPr>
+          <w:b/>
+          <w:noProof/>
+        </w:rPr>
+        <mc:AlternateContent>
+          <mc:Choice Requires="wpi">
+            <w:drawing>
+              <wp:anchor distT="0" distB="0" distL="114300" distR="114300" simplePos="0" relativeHeight="251715584" behindDoc="0" locked="0" layoutInCell="1" allowOverlap="1" wp14:anchorId="3AB72AEA" wp14:editId="4B10BA79">
+                <wp:simplePos x="0" y="0"/>
+                <wp:positionH relativeFrom="column">
+                  <wp:posOffset>355920</wp:posOffset>
+                </wp:positionH>
+                <wp:positionV relativeFrom="paragraph">
+                  <wp:posOffset>1242913</wp:posOffset>
+                </wp:positionV>
+                <wp:extent cx="43560" cy="56880"/>
+                <wp:effectExtent l="38100" t="38100" r="33020" b="38735"/>
+                <wp:wrapNone/>
+                <wp:docPr id="463405235" name="Freihand 56"/>
+                <wp:cNvGraphicFramePr/>
+                <a:graphic xmlns:a="http://schemas.openxmlformats.org/drawingml/2006/main">
+                  <a:graphicData uri="http://schemas.microsoft.com/office/word/2010/wordprocessingInk">
+                    <w14:contentPart bwMode="auto" r:id="rId35">
+                      <w14:nvContentPartPr>
+                        <w14:cNvContentPartPr/>
+                      </w14:nvContentPartPr>
+                      <w14:xfrm>
+                        <a:off x="0" y="0"/>
+                        <a:ext cx="43560" cy="56880"/>
+                      </w14:xfrm>
+                    </w14:contentPart>
+                  </a:graphicData>
+                </a:graphic>
+              </wp:anchor>
+            </w:drawing>
+          </mc:Choice>
+          <mc:Fallback>
+            <w:pict>
+              <v:shape w14:anchorId="7760D14B" id="Freihand 56" o:spid="_x0000_s1026" type="#_x0000_t75" style="position:absolute;margin-left:27.7pt;margin-top:97.5pt;width:4.15pt;height:5.2pt;z-index:251715584;visibility:visible;mso-wrap-style:square;mso-wrap-distance-left:9pt;mso-wrap-distance-top:0;mso-wrap-distance-right:9pt;mso-wrap-distance-bottom:0;mso-position-horizontal:absolute;mso-position-horizontal-relative:text;mso-position-vertical:absolute;mso-position-vertical-relative:text" o:gfxdata="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">
+                <v:imagedata r:id="rId36" o:title=""/>
+              </v:shape>
+            </w:pict>
+          </mc:Fallback>
+        </mc:AlternateContent>
+      </w:r>
+      <w:r>
+        <w:rPr>
+          <w:b/>
+          <w:noProof/>
+        </w:rPr>
+        <mc:AlternateContent>
+          <mc:Choice Requires="wpi">
+            <w:drawing>
+              <wp:anchor distT="0" distB="0" distL="114300" distR="114300" simplePos="0" relativeHeight="251714560" behindDoc="0" locked="0" layoutInCell="1" allowOverlap="1" wp14:anchorId="2671E3B4" wp14:editId="463F9325">
+                <wp:simplePos x="0" y="0"/>
+                <wp:positionH relativeFrom="column">
+                  <wp:posOffset>1385570</wp:posOffset>
+                </wp:positionH>
+                <wp:positionV relativeFrom="paragraph">
+                  <wp:posOffset>688340</wp:posOffset>
+                </wp:positionV>
+                <wp:extent cx="326915" cy="168215"/>
+                <wp:effectExtent l="38100" t="38100" r="35560" b="41910"/>
+                <wp:wrapNone/>
+                <wp:docPr id="1661773132" name="Freihand 55"/>
+                <wp:cNvGraphicFramePr/>
+                <a:graphic xmlns:a="http://schemas.openxmlformats.org/drawingml/2006/main">
+                  <a:graphicData uri="http://schemas.microsoft.com/office/word/2010/wordprocessingInk">
+                    <w14:contentPart bwMode="auto" r:id="rId37">
+                      <w14:nvContentPartPr>
+                        <w14:cNvContentPartPr/>
+                      </w14:nvContentPartPr>
+                      <w14:xfrm>
+                        <a:off x="0" y="0"/>
+                        <a:ext cx="326915" cy="168215"/>
+                      </w14:xfrm>
+                    </w14:contentPart>
+                  </a:graphicData>
+                </a:graphic>
+              </wp:anchor>
+            </w:drawing>
+          </mc:Choice>
+          <mc:Fallback>
+            <w:pict>
+              <v:shape w14:anchorId="2637F091" id="Freihand 55" o:spid="_x0000_s1026" type="#_x0000_t75" style="position:absolute;margin-left:108.75pt;margin-top:53.85pt;width:26.45pt;height:14pt;z-index:251714560;visibility:visible;mso-wrap-style:square;mso-wrap-distance-left:9pt;mso-wrap-distance-top:0;mso-wrap-distance-right:9pt;mso-wrap-distance-bottom:0;mso-position-horizontal:absolute;mso-position-horizontal-relative:text;mso-position-vertical:absolute;mso-position-vertical-relative:text" o:gfxdata="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">
+                <v:imagedata r:id="rId38" o:title=""/>
+              </v:shape>
+            </w:pict>
+          </mc:Fallback>
+        </mc:AlternateContent>
+      </w:r>
+      <w:r>
+        <w:rPr>
+          <w:b/>
+          <w:noProof/>
+        </w:rPr>
+        <mc:AlternateContent>
+          <mc:Choice Requires="wpi">
+            <w:drawing>
+              <wp:anchor distT="0" distB="0" distL="114300" distR="114300" simplePos="0" relativeHeight="251705344" behindDoc="0" locked="0" layoutInCell="1" allowOverlap="1" wp14:anchorId="58F53C60" wp14:editId="79B4BC6D">
+                <wp:simplePos x="0" y="0"/>
+                <wp:positionH relativeFrom="column">
+                  <wp:posOffset>774065</wp:posOffset>
+                </wp:positionH>
+                <wp:positionV relativeFrom="paragraph">
+                  <wp:posOffset>807085</wp:posOffset>
+                </wp:positionV>
+                <wp:extent cx="426825" cy="93240"/>
+                <wp:effectExtent l="38100" t="38100" r="30480" b="40640"/>
+                <wp:wrapNone/>
+                <wp:docPr id="437552965" name="Freihand 46"/>
+                <wp:cNvGraphicFramePr/>
+                <a:graphic xmlns:a="http://schemas.openxmlformats.org/drawingml/2006/main">
+                  <a:graphicData uri="http://schemas.microsoft.com/office/word/2010/wordprocessingInk">
+                    <w14:contentPart bwMode="auto" r:id="rId39">
+                      <w14:nvContentPartPr>
+                        <w14:cNvContentPartPr/>
+                      </w14:nvContentPartPr>
+                      <w14:xfrm>
+                        <a:off x="0" y="0"/>
+                        <a:ext cx="426825" cy="93240"/>
+                      </w14:xfrm>
+                    </w14:contentPart>
+                  </a:graphicData>
+                </a:graphic>
+              </wp:anchor>
+            </w:drawing>
+          </mc:Choice>
+          <mc:Fallback>
+            <w:pict>
+              <v:shape w14:anchorId="4D03EBE4" id="Freihand 46" o:spid="_x0000_s1026" type="#_x0000_t75" style="position:absolute;margin-left:60.6pt;margin-top:63.2pt;width:34.3pt;height:8.05pt;z-index:251705344;visibility:visible;mso-wrap-style:square;mso-wrap-distance-left:9pt;mso-wrap-distance-top:0;mso-wrap-distance-right:9pt;mso-wrap-distance-bottom:0;mso-position-horizontal:absolute;mso-position-horizontal-relative:text;mso-position-vertical:absolute;mso-position-vertical-relative:text" o:gfxdata="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">
+                <v:imagedata r:id="rId40" o:title=""/>
+              </v:shape>
+            </w:pict>
+          </mc:Fallback>
+        </mc:AlternateContent>
+      </w:r>
+      <w:r>
+        <w:rPr>
+          <w:b/>
+          <w:noProof/>
+        </w:rPr>
+        <mc:AlternateContent>
+          <mc:Choice Requires="wpi">
+            <w:drawing>
+              <wp:anchor distT="0" distB="0" distL="114300" distR="114300" simplePos="0" relativeHeight="251706368" behindDoc="0" locked="0" layoutInCell="1" allowOverlap="1" wp14:anchorId="171B09DA" wp14:editId="25AD93DE">
+                <wp:simplePos x="0" y="0"/>
+                <wp:positionH relativeFrom="column">
+                  <wp:posOffset>304800</wp:posOffset>
+                </wp:positionH>
+                <wp:positionV relativeFrom="paragraph">
+                  <wp:posOffset>802640</wp:posOffset>
+                </wp:positionV>
+                <wp:extent cx="285920" cy="418590"/>
+                <wp:effectExtent l="38100" t="38100" r="38100" b="38735"/>
+                <wp:wrapNone/>
+                <wp:docPr id="1435372208" name="Freihand 47"/>
+                <wp:cNvGraphicFramePr/>
+                <a:graphic xmlns:a="http://schemas.openxmlformats.org/drawingml/2006/main">
+                  <a:graphicData uri="http://schemas.microsoft.com/office/word/2010/wordprocessingInk">
+                    <w14:contentPart bwMode="auto" r:id="rId41">
+                      <w14:nvContentPartPr>
+                        <w14:cNvContentPartPr/>
+                      </w14:nvContentPartPr>
+                      <w14:xfrm>
+                        <a:off x="0" y="0"/>
+                        <a:ext cx="285920" cy="418590"/>
+                      </w14:xfrm>
+                    </w14:contentPart>
+                  </a:graphicData>
+                </a:graphic>
+              </wp:anchor>
+            </w:drawing>
+          </mc:Choice>
+          <mc:Fallback>
+            <w:pict>
+              <v:shape w14:anchorId="01D7F282" id="Freihand 47" o:spid="_x0000_s1026" type="#_x0000_t75" style="position:absolute;margin-left:23.65pt;margin-top:62.85pt;width:23.2pt;height:33.65pt;z-index:251706368;visibility:visible;mso-wrap-style:square;mso-wrap-distance-left:9pt;mso-wrap-distance-top:0;mso-wrap-distance-right:9pt;mso-wrap-distance-bottom:0;mso-position-horizontal:absolute;mso-position-horizontal-relative:text;mso-position-vertical:absolute;mso-position-vertical-relative:text" o:gfxdata="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">
+                <v:imagedata r:id="rId42" o:title=""/>
+              </v:shape>
+            </w:pict>
+          </mc:Fallback>
+        </mc:AlternateContent>
+      </w:r>
+      <w:r>
+        <w:rPr>
+          <w:b/>
+          <w:noProof/>
+        </w:rPr>
+        <mc:AlternateContent>
+          <mc:Choice Requires="wpi">
+            <w:drawing>
+              <wp:anchor distT="0" distB="0" distL="114300" distR="114300" simplePos="0" relativeHeight="251675648" behindDoc="0" locked="0" layoutInCell="1" allowOverlap="1" wp14:anchorId="04CCD7AD" wp14:editId="60AB1434">
+                <wp:simplePos x="0" y="0"/>
+                <wp:positionH relativeFrom="column">
+                  <wp:posOffset>133985</wp:posOffset>
+                </wp:positionH>
+                <wp:positionV relativeFrom="paragraph">
+                  <wp:posOffset>520065</wp:posOffset>
+                </wp:positionV>
+                <wp:extent cx="409575" cy="589915"/>
+                <wp:effectExtent l="38100" t="38100" r="47625" b="38735"/>
+                <wp:wrapNone/>
+                <wp:docPr id="1508919118" name="Freihand 17"/>
+                <wp:cNvGraphicFramePr/>
+                <a:graphic xmlns:a="http://schemas.openxmlformats.org/drawingml/2006/main">
+                  <a:graphicData uri="http://schemas.microsoft.com/office/word/2010/wordprocessingInk">
+                    <w14:contentPart bwMode="auto" r:id="rId43">
+                      <w14:nvContentPartPr>
+                        <w14:cNvContentPartPr/>
+                      </w14:nvContentPartPr>
+                      <w14:xfrm>
+                        <a:off x="0" y="0"/>
+                        <a:ext cx="409575" cy="589915"/>
+                      </w14:xfrm>
+                    </w14:contentPart>
+                  </a:graphicData>
+                </a:graphic>
+              </wp:anchor>
+            </w:drawing>
+          </mc:Choice>
+          <mc:Fallback>
+            <w:pict>
+              <v:shape w14:anchorId="58C1544F" id="Freihand 17" o:spid="_x0000_s1026" type="#_x0000_t75" style="position:absolute;margin-left:10.2pt;margin-top:40.6pt;width:32.95pt;height:47.15pt;z-index:251675648;visibility:visible;mso-wrap-style:square;mso-wrap-distance-left:9pt;mso-wrap-distance-top:0;mso-wrap-distance-right:9pt;mso-wrap-distance-bottom:0;mso-position-horizontal:absolute;mso-position-horizontal-relative:text;mso-position-vertical:absolute;mso-position-vertical-relative:text" o:gfxdata="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">
+                <v:imagedata r:id="rId44" o:title=""/>
+              </v:shape>
+            </w:pict>
+          </mc:Fallback>
+        </mc:AlternateContent>
+      </w:r>
+      <w:r>
+        <w:rPr>
+          <w:b/>
+          <w:noProof/>
+        </w:rPr>
+        <mc:AlternateContent>
+          <mc:Choice Requires="wpi">
+            <w:drawing>
+              <wp:anchor distT="0" distB="0" distL="114300" distR="114300" simplePos="0" relativeHeight="251664384" behindDoc="0" locked="0" layoutInCell="1" allowOverlap="1" wp14:anchorId="037425FD" wp14:editId="6691F770">
+                <wp:simplePos x="0" y="0"/>
+                <wp:positionH relativeFrom="column">
+                  <wp:posOffset>303530</wp:posOffset>
+                </wp:positionH>
+                <wp:positionV relativeFrom="paragraph">
+                  <wp:posOffset>514350</wp:posOffset>
+                </wp:positionV>
+                <wp:extent cx="156240" cy="77040"/>
+                <wp:effectExtent l="38100" t="38100" r="34290" b="34290"/>
+                <wp:wrapNone/>
+                <wp:docPr id="1708287383" name="Freihand 6"/>
+                <wp:cNvGraphicFramePr/>
+                <a:graphic xmlns:a="http://schemas.openxmlformats.org/drawingml/2006/main">
+                  <a:graphicData uri="http://schemas.microsoft.com/office/word/2010/wordprocessingInk">
+                    <w14:contentPart bwMode="auto" r:id="rId45">
+                      <w14:nvContentPartPr>
+                        <w14:cNvContentPartPr/>
+                      </w14:nvContentPartPr>
+                      <w14:xfrm>
+                        <a:off x="0" y="0"/>
+                        <a:ext cx="156240" cy="80270"/>
+                      </w14:xfrm>
+                    </w14:contentPart>
+                  </a:graphicData>
+                </a:graphic>
+                <wp14:sizeRelH relativeFrom="margin">
+                  <wp14:pctWidth>0</wp14:pctWidth>
+                </wp14:sizeRelH>
+              </wp:anchor>
+            </w:drawing>
+          </mc:Choice>
+          <mc:Fallback>
+            <w:pict>
+              <v:shape w14:anchorId="614BAF11" id="Freihand 6" o:spid="_x0000_s1026" type="#_x0000_t75" style="position:absolute;margin-left:23.55pt;margin-top:40.15pt;width:13pt;height:7pt;z-index:251664384;visibility:visible;mso-wrap-style:square;mso-width-percent:0;mso-wrap-distance-left:9pt;mso-wrap-distance-top:0;mso-wrap-distance-right:9pt;mso-wrap-distance-bottom:0;mso-position-horizontal:absolute;mso-position-horizontal-relative:text;mso-position-vertical:absolute;mso-position-vertical-relative:text;mso-width-percent:0;mso-width-relative:margin" o:gfxdata="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">
+                <v:imagedata r:id="rId46" o:title=""/>
+              </v:shape>
+            </w:pict>
+          </mc:Fallback>
+        </mc:AlternateContent>
+      </w:r>
       <w:r>
         <w:rPr>
           <w:b/>
@@ -155,11 +1100,9 @@
               <w:spacing w:line="240" w:lineRule="auto"/>
               <w:jc w:val="center"/>
             </w:pPr>
-            <w:proofErr w:type="spellStart"/>
             <w:r>
               <w:t>formel</w:t>
             </w:r>
-            <w:proofErr w:type="spellEnd"/>
           </w:p>
         </w:tc>
         <w:tc>
@@ -250,13 +1193,8 @@
               <w:jc w:val="center"/>
             </w:pPr>
             <w:r>
-              <w:t>g/</w:t>
-            </w:r>
-            <w:proofErr w:type="spellStart"/>
-            <w:r>
-              <w:t>mol</w:t>
-            </w:r>
-            <w:proofErr w:type="spellEnd"/>
+              <w:t>g/mol</w:t>
+            </w:r>
           </w:p>
         </w:tc>
         <w:tc>
@@ -338,13 +1276,8 @@
               <w:spacing w:line="240" w:lineRule="auto"/>
               <w:jc w:val="left"/>
             </w:pPr>
-            <w:proofErr w:type="gramStart"/>
-            <w:r>
-              <w:t>Absoluter Methanol</w:t>
-            </w:r>
-            <w:proofErr w:type="gramEnd"/>
-            <w:r>
-              <w:t xml:space="preserve"> (2.9)</w:t>
+            <w:r>
+              <w:t>Absoluter Methanol (2.9)</w:t>
             </w:r>
             <w:r>
               <w:t xml:space="preserve"> (2)</w:t>
@@ -586,13 +1519,8 @@
               <w:t>D</w:t>
             </w:r>
             <w:r>
-              <w:t>-</w:t>
-            </w:r>
-            <w:proofErr w:type="spellStart"/>
-            <w:r>
-              <w:t>Arabinose</w:t>
-            </w:r>
-            <w:proofErr w:type="spellEnd"/>
+              <w:t>-Arabinose</w:t>
+            </w:r>
             <w:r>
               <w:t xml:space="preserve"> (1)</w:t>
             </w:r>
@@ -981,13 +1909,8 @@
               <w:t>D</w:t>
             </w:r>
             <w:r>
-              <w:t>-</w:t>
-            </w:r>
-            <w:proofErr w:type="spellStart"/>
-            <w:r>
-              <w:t>arabinofuranosid</w:t>
-            </w:r>
-            <w:proofErr w:type="spellEnd"/>
+              <w:t>-arabinofuranosid</w:t>
+            </w:r>
             <w:r>
               <w:t xml:space="preserve"> (3)</w:t>
             </w:r>
@@ -1114,11 +2037,9 @@
               <w:spacing w:line="240" w:lineRule="auto"/>
               <w:jc w:val="left"/>
             </w:pPr>
-            <w:proofErr w:type="spellStart"/>
             <w:r>
               <w:t>Benzoylchlorid</w:t>
             </w:r>
-            <w:proofErr w:type="spellEnd"/>
             <w:r>
               <w:t xml:space="preserve"> (4)</w:t>
             </w:r>
@@ -1375,7 +2296,6 @@
               <w:spacing w:line="240" w:lineRule="auto"/>
               <w:jc w:val="left"/>
             </w:pPr>
-            <w:proofErr w:type="spellStart"/>
             <w:r>
               <w:t>HCl</w:t>
             </w:r>
@@ -1385,7 +2305,6 @@
               </w:rPr>
               <w:t>aq</w:t>
             </w:r>
-            <w:proofErr w:type="spellEnd"/>
           </w:p>
         </w:tc>
         <w:tc>
@@ -1514,14 +2433,12 @@
               </w:rPr>
               <w:t>(</w:t>
             </w:r>
-            <w:proofErr w:type="spellStart"/>
             <w:r>
               <w:rPr>
                 <w:vertAlign w:val="subscript"/>
               </w:rPr>
               <w:t>aq</w:t>
             </w:r>
-            <w:proofErr w:type="spellEnd"/>
             <w:r>
               <w:rPr>
                 <w:vertAlign w:val="subscript"/>
@@ -1853,12 +2770,12 @@
               <w:spacing w:line="240" w:lineRule="auto"/>
               <w:jc w:val="left"/>
               <w:rPr>
-                <w:lang w:val="en-GB"/>
-              </w:rPr>
-            </w:pPr>
-            <w:r>
-              <w:rPr>
-                <w:lang w:val="en-GB"/>
+                <w:lang w:val="it-IT"/>
+              </w:rPr>
+            </w:pPr>
+            <w:r>
+              <w:rPr>
+                <w:lang w:val="it-IT"/>
               </w:rPr>
               <w:t>Methyl-2,3,5-tri-</w:t>
             </w:r>
@@ -1866,13 +2783,13 @@
               <w:rPr>
                 <w:i/>
                 <w:iCs/>
-                <w:lang w:val="en-GB"/>
+                <w:lang w:val="it-IT"/>
               </w:rPr>
               <w:t>O</w:t>
             </w:r>
             <w:r>
               <w:rPr>
-                <w:lang w:val="en-GB"/>
+                <w:lang w:val="it-IT"/>
               </w:rPr>
               <w:t>-benzoyl-</w:t>
             </w:r>
@@ -1884,7 +2801,7 @@
             </w:r>
             <w:r>
               <w:rPr>
-                <w:lang w:val="en-GB"/>
+                <w:lang w:val="it-IT"/>
               </w:rPr>
               <w:t>-</w:t>
             </w:r>
@@ -1892,33 +2809,19 @@
               <w:rPr>
                 <w:i/>
                 <w:iCs/>
-                <w:lang w:val="en-GB"/>
+                <w:lang w:val="it-IT"/>
               </w:rPr>
               <w:t>D</w:t>
             </w:r>
             <w:r>
               <w:rPr>
-                <w:lang w:val="en-GB"/>
-              </w:rPr>
-              <w:t>-</w:t>
-            </w:r>
-            <w:proofErr w:type="spellStart"/>
-            <w:r>
-              <w:rPr>
-                <w:lang w:val="en-GB"/>
-              </w:rPr>
-              <w:t>a</w:t>
-            </w:r>
-            <w:r>
-              <w:rPr>
-                <w:lang w:val="en-GB"/>
-              </w:rPr>
-              <w:t>rabinofuranosid</w:t>
-            </w:r>
-            <w:proofErr w:type="spellEnd"/>
-            <w:r>
-              <w:rPr>
-                <w:lang w:val="en-GB"/>
+                <w:lang w:val="it-IT"/>
+              </w:rPr>
+              <w:t>-arabinofuranosid</w:t>
+            </w:r>
+            <w:r>
+              <w:rPr>
+                <w:lang w:val="it-IT"/>
               </w:rPr>
               <w:t xml:space="preserve"> (5)</w:t>
             </w:r>
@@ -2079,33 +2982,11 @@
                 <w:lang w:val="en-GB"/>
               </w:rPr>
             </w:pPr>
-            <w:proofErr w:type="spellStart"/>
             <w:r>
               <w:rPr>
                 <w:lang w:val="en-GB"/>
               </w:rPr>
-              <w:t>Deuteriertes</w:t>
-            </w:r>
-            <w:proofErr w:type="spellEnd"/>
-            <w:r>
-              <w:rPr>
-                <w:lang w:val="en-GB"/>
-              </w:rPr>
-              <w:t xml:space="preserve"> </w:t>
-            </w:r>
-            <w:proofErr w:type="spellStart"/>
-            <w:r>
-              <w:rPr>
-                <w:lang w:val="en-GB"/>
-              </w:rPr>
-              <w:t>Dimethylsolfoxid</w:t>
-            </w:r>
-            <w:proofErr w:type="spellEnd"/>
-            <w:r>
-              <w:rPr>
-                <w:lang w:val="en-GB"/>
-              </w:rPr>
-              <w:t xml:space="preserve"> (DMSO-d6)</w:t>
+              <w:t>Deuteriertes Dimethylsolfoxid (DMSO-d6)</w:t>
             </w:r>
           </w:p>
         </w:tc>
@@ -2344,13 +3225,8 @@
               <w:jc w:val="center"/>
             </w:pPr>
             <w:r>
-              <w:t xml:space="preserve">Lagerort gem. </w:t>
-            </w:r>
-            <w:proofErr w:type="spellStart"/>
-            <w:r>
-              <w:t>DaMaRIS</w:t>
-            </w:r>
-            <w:proofErr w:type="spellEnd"/>
+              <w:t>Lagerort gem. DaMaRIS</w:t>
+            </w:r>
           </w:p>
         </w:tc>
       </w:tr>
@@ -2405,13 +3281,8 @@
               <w:t>D</w:t>
             </w:r>
             <w:r>
-              <w:t>-</w:t>
-            </w:r>
-            <w:proofErr w:type="spellStart"/>
-            <w:r>
-              <w:t>Arabinose</w:t>
-            </w:r>
-            <w:proofErr w:type="spellEnd"/>
+              <w:t>-Arabinose</w:t>
+            </w:r>
           </w:p>
         </w:tc>
         <w:tc>
@@ -2433,320 +3304,278 @@
                 <w:i/>
                 <w:iCs/>
               </w:rPr>
-              <w:t xml:space="preserve">Kein Eintrag im </w:t>
-            </w:r>
-            <w:proofErr w:type="spellStart"/>
+              <w:t>Kein Eintrag im DaMaRIS</w:t>
+            </w:r>
+          </w:p>
+        </w:tc>
+      </w:tr>
+      <w:tr>
+        <w:tc>
+          <w:tcPr>
+            <w:tcW w:w="3402" w:type="dxa"/>
+            <w:vAlign w:val="center"/>
+          </w:tcPr>
+          <w:p>
+            <w:pPr>
+              <w:spacing w:line="240" w:lineRule="auto"/>
+              <w:jc w:val="left"/>
+            </w:pPr>
+            <w:r>
+              <w:t>Pyridin</w:t>
+            </w:r>
+          </w:p>
+        </w:tc>
+        <w:tc>
+          <w:tcPr>
+            <w:tcW w:w="6350" w:type="dxa"/>
+            <w:vAlign w:val="center"/>
+          </w:tcPr>
+          <w:p>
+            <w:pPr>
+              <w:spacing w:line="240" w:lineRule="auto"/>
+              <w:jc w:val="left"/>
+            </w:pPr>
+            <w:r>
+              <w:t>B01-K01-003</w:t>
+            </w:r>
+          </w:p>
+        </w:tc>
+      </w:tr>
+      <w:tr>
+        <w:tc>
+          <w:tcPr>
+            <w:tcW w:w="3402" w:type="dxa"/>
+            <w:vAlign w:val="center"/>
+          </w:tcPr>
+          <w:p>
+            <w:pPr>
+              <w:spacing w:line="240" w:lineRule="auto"/>
+              <w:jc w:val="left"/>
+            </w:pPr>
+            <w:r>
+              <w:t>Methylenchlorid</w:t>
+            </w:r>
+          </w:p>
+        </w:tc>
+        <w:tc>
+          <w:tcPr>
+            <w:tcW w:w="6350" w:type="dxa"/>
+            <w:vAlign w:val="center"/>
+          </w:tcPr>
+          <w:p>
+            <w:pPr>
+              <w:spacing w:line="240" w:lineRule="auto"/>
+              <w:jc w:val="left"/>
+            </w:pPr>
+            <w:r>
+              <w:t>S04-004</w:t>
+            </w:r>
+          </w:p>
+        </w:tc>
+      </w:tr>
+      <w:tr>
+        <w:tc>
+          <w:tcPr>
+            <w:tcW w:w="3402" w:type="dxa"/>
+            <w:vAlign w:val="center"/>
+          </w:tcPr>
+          <w:p>
+            <w:pPr>
+              <w:spacing w:line="240" w:lineRule="auto"/>
+              <w:jc w:val="left"/>
+            </w:pPr>
+            <w:r>
+              <w:t>Benzoylchlorid</w:t>
+            </w:r>
+          </w:p>
+        </w:tc>
+        <w:tc>
+          <w:tcPr>
+            <w:tcW w:w="6350" w:type="dxa"/>
+            <w:vAlign w:val="center"/>
+          </w:tcPr>
+          <w:p>
+            <w:pPr>
+              <w:spacing w:line="240" w:lineRule="auto"/>
+              <w:jc w:val="left"/>
+            </w:pPr>
+            <w:r>
+              <w:t>S01-4-K02-001</w:t>
+            </w:r>
+          </w:p>
+        </w:tc>
+      </w:tr>
+      <w:tr>
+        <w:tc>
+          <w:tcPr>
+            <w:tcW w:w="3402" w:type="dxa"/>
+            <w:vAlign w:val="center"/>
+          </w:tcPr>
+          <w:p>
+            <w:pPr>
+              <w:spacing w:line="240" w:lineRule="auto"/>
+              <w:jc w:val="left"/>
+            </w:pPr>
+            <w:r>
+              <w:t>Salzsäure, 1 M</w:t>
+            </w:r>
+          </w:p>
+        </w:tc>
+        <w:tc>
+          <w:tcPr>
+            <w:tcW w:w="6350" w:type="dxa"/>
+            <w:vAlign w:val="center"/>
+          </w:tcPr>
+          <w:p>
+            <w:pPr>
+              <w:spacing w:line="240" w:lineRule="auto"/>
+              <w:jc w:val="left"/>
+            </w:pPr>
+            <w:r>
+              <w:t>C01-K01-009</w:t>
+            </w:r>
+          </w:p>
+        </w:tc>
+      </w:tr>
+      <w:tr>
+        <w:tc>
+          <w:tcPr>
+            <w:tcW w:w="3402" w:type="dxa"/>
+            <w:vAlign w:val="center"/>
+          </w:tcPr>
+          <w:p>
+            <w:pPr>
+              <w:spacing w:line="240" w:lineRule="auto"/>
+              <w:jc w:val="left"/>
+            </w:pPr>
+            <w:r>
+              <w:t>Natriumcarbonat</w:t>
+            </w:r>
+          </w:p>
+        </w:tc>
+        <w:tc>
+          <w:tcPr>
+            <w:tcW w:w="6350" w:type="dxa"/>
+            <w:vAlign w:val="center"/>
+          </w:tcPr>
+          <w:p>
+            <w:pPr>
+              <w:spacing w:line="240" w:lineRule="auto"/>
+              <w:jc w:val="left"/>
+            </w:pPr>
+            <w:r>
+              <w:t>RG01-2-013</w:t>
+            </w:r>
+          </w:p>
+        </w:tc>
+      </w:tr>
+      <w:tr>
+        <w:tc>
+          <w:tcPr>
+            <w:tcW w:w="3402" w:type="dxa"/>
+            <w:vAlign w:val="center"/>
+          </w:tcPr>
+          <w:p>
+            <w:pPr>
+              <w:spacing w:line="240" w:lineRule="auto"/>
+              <w:jc w:val="left"/>
+            </w:pPr>
+            <w:r>
+              <w:lastRenderedPageBreak/>
+              <w:t>Magnesiumsulfat</w:t>
+            </w:r>
+          </w:p>
+        </w:tc>
+        <w:tc>
+          <w:tcPr>
+            <w:tcW w:w="6350" w:type="dxa"/>
+            <w:vAlign w:val="center"/>
+          </w:tcPr>
+          <w:p>
+            <w:pPr>
+              <w:spacing w:line="240" w:lineRule="auto"/>
+              <w:jc w:val="left"/>
+            </w:pPr>
+            <w:r>
+              <w:t>RG01-2-009</w:t>
+            </w:r>
+          </w:p>
+        </w:tc>
+      </w:tr>
+      <w:tr>
+        <w:tc>
+          <w:tcPr>
+            <w:tcW w:w="3402" w:type="dxa"/>
+            <w:vAlign w:val="center"/>
+          </w:tcPr>
+          <w:p>
+            <w:pPr>
+              <w:spacing w:line="240" w:lineRule="auto"/>
+              <w:jc w:val="left"/>
+            </w:pPr>
+            <w:r>
+              <w:t>Ethanol</w:t>
+            </w:r>
+            <w:r>
+              <w:t>, vergällt</w:t>
+            </w:r>
+            <w:r>
+              <w:t xml:space="preserve"> </w:t>
+            </w:r>
+          </w:p>
+        </w:tc>
+        <w:tc>
+          <w:tcPr>
+            <w:tcW w:w="6350" w:type="dxa"/>
+            <w:vAlign w:val="center"/>
+          </w:tcPr>
+          <w:p>
+            <w:pPr>
+              <w:spacing w:line="240" w:lineRule="auto"/>
+              <w:jc w:val="left"/>
+            </w:pPr>
+            <w:r>
+              <w:t>S03-006</w:t>
+            </w:r>
+          </w:p>
+        </w:tc>
+      </w:tr>
+      <w:tr>
+        <w:tc>
+          <w:tcPr>
+            <w:tcW w:w="3402" w:type="dxa"/>
+            <w:vAlign w:val="center"/>
+          </w:tcPr>
+          <w:p>
+            <w:pPr>
+              <w:spacing w:line="240" w:lineRule="auto"/>
+              <w:jc w:val="left"/>
+            </w:pPr>
+            <w:r>
+              <w:rPr>
+                <w:lang w:val="en-GB"/>
+              </w:rPr>
+              <w:t>Deuteriertes Dimethylsolfoxid (DMSO-d6)</w:t>
+            </w:r>
+          </w:p>
+        </w:tc>
+        <w:tc>
+          <w:tcPr>
+            <w:tcW w:w="6350" w:type="dxa"/>
+            <w:vAlign w:val="center"/>
+          </w:tcPr>
+          <w:p>
+            <w:pPr>
+              <w:spacing w:line="240" w:lineRule="auto"/>
+              <w:jc w:val="left"/>
+            </w:pPr>
             <w:r>
               <w:rPr>
                 <w:i/>
                 <w:iCs/>
               </w:rPr>
-              <w:t>DaMaRIS</w:t>
-            </w:r>
-            <w:proofErr w:type="spellEnd"/>
-          </w:p>
-        </w:tc>
-      </w:tr>
-      <w:tr>
-        <w:tc>
-          <w:tcPr>
-            <w:tcW w:w="3402" w:type="dxa"/>
-            <w:vAlign w:val="center"/>
-          </w:tcPr>
-          <w:p>
-            <w:pPr>
-              <w:spacing w:line="240" w:lineRule="auto"/>
-              <w:jc w:val="left"/>
-            </w:pPr>
-            <w:r>
-              <w:t>Pyridin</w:t>
-            </w:r>
-          </w:p>
-        </w:tc>
-        <w:tc>
-          <w:tcPr>
-            <w:tcW w:w="6350" w:type="dxa"/>
-            <w:vAlign w:val="center"/>
-          </w:tcPr>
-          <w:p>
-            <w:pPr>
-              <w:spacing w:line="240" w:lineRule="auto"/>
-              <w:jc w:val="left"/>
-            </w:pPr>
-            <w:r>
-              <w:t>B01-K01-003</w:t>
-            </w:r>
-          </w:p>
-        </w:tc>
-      </w:tr>
-      <w:tr>
-        <w:tc>
-          <w:tcPr>
-            <w:tcW w:w="3402" w:type="dxa"/>
-            <w:vAlign w:val="center"/>
-          </w:tcPr>
-          <w:p>
-            <w:pPr>
-              <w:spacing w:line="240" w:lineRule="auto"/>
-              <w:jc w:val="left"/>
-            </w:pPr>
-            <w:r>
-              <w:t>Methylenchlorid</w:t>
-            </w:r>
-          </w:p>
-        </w:tc>
-        <w:tc>
-          <w:tcPr>
-            <w:tcW w:w="6350" w:type="dxa"/>
-            <w:vAlign w:val="center"/>
-          </w:tcPr>
-          <w:p>
-            <w:pPr>
-              <w:spacing w:line="240" w:lineRule="auto"/>
-              <w:jc w:val="left"/>
-            </w:pPr>
-            <w:r>
-              <w:t>S04-004</w:t>
-            </w:r>
-          </w:p>
-        </w:tc>
-      </w:tr>
-      <w:tr>
-        <w:tc>
-          <w:tcPr>
-            <w:tcW w:w="3402" w:type="dxa"/>
-            <w:vAlign w:val="center"/>
-          </w:tcPr>
-          <w:p>
-            <w:pPr>
-              <w:spacing w:line="240" w:lineRule="auto"/>
-              <w:jc w:val="left"/>
-            </w:pPr>
-            <w:proofErr w:type="spellStart"/>
-            <w:r>
-              <w:t>Benzoylchlorid</w:t>
-            </w:r>
-            <w:proofErr w:type="spellEnd"/>
-          </w:p>
-        </w:tc>
-        <w:tc>
-          <w:tcPr>
-            <w:tcW w:w="6350" w:type="dxa"/>
-            <w:vAlign w:val="center"/>
-          </w:tcPr>
-          <w:p>
-            <w:pPr>
-              <w:spacing w:line="240" w:lineRule="auto"/>
-              <w:jc w:val="left"/>
-            </w:pPr>
-            <w:r>
-              <w:t>S01-4-K02-001</w:t>
-            </w:r>
-          </w:p>
-        </w:tc>
-      </w:tr>
-      <w:tr>
-        <w:tc>
-          <w:tcPr>
-            <w:tcW w:w="3402" w:type="dxa"/>
-            <w:vAlign w:val="center"/>
-          </w:tcPr>
-          <w:p>
-            <w:pPr>
-              <w:spacing w:line="240" w:lineRule="auto"/>
-              <w:jc w:val="left"/>
-            </w:pPr>
-            <w:r>
-              <w:t>Salzsäure, 1 M</w:t>
-            </w:r>
-          </w:p>
-        </w:tc>
-        <w:tc>
-          <w:tcPr>
-            <w:tcW w:w="6350" w:type="dxa"/>
-            <w:vAlign w:val="center"/>
-          </w:tcPr>
-          <w:p>
-            <w:pPr>
-              <w:spacing w:line="240" w:lineRule="auto"/>
-              <w:jc w:val="left"/>
-            </w:pPr>
-            <w:r>
-              <w:t>C01-K01-009</w:t>
-            </w:r>
-          </w:p>
-        </w:tc>
-      </w:tr>
-      <w:tr>
-        <w:tc>
-          <w:tcPr>
-            <w:tcW w:w="3402" w:type="dxa"/>
-            <w:vAlign w:val="center"/>
-          </w:tcPr>
-          <w:p>
-            <w:pPr>
-              <w:spacing w:line="240" w:lineRule="auto"/>
-              <w:jc w:val="left"/>
-            </w:pPr>
-            <w:r>
-              <w:t>Natriumcarbonat</w:t>
-            </w:r>
-          </w:p>
-        </w:tc>
-        <w:tc>
-          <w:tcPr>
-            <w:tcW w:w="6350" w:type="dxa"/>
-            <w:vAlign w:val="center"/>
-          </w:tcPr>
-          <w:p>
-            <w:pPr>
-              <w:spacing w:line="240" w:lineRule="auto"/>
-              <w:jc w:val="left"/>
-            </w:pPr>
-            <w:r>
-              <w:t>RG01-2-013</w:t>
-            </w:r>
-          </w:p>
-        </w:tc>
-      </w:tr>
-      <w:tr>
-        <w:tc>
-          <w:tcPr>
-            <w:tcW w:w="3402" w:type="dxa"/>
-            <w:vAlign w:val="center"/>
-          </w:tcPr>
-          <w:p>
-            <w:pPr>
-              <w:spacing w:line="240" w:lineRule="auto"/>
-              <w:jc w:val="left"/>
-            </w:pPr>
-            <w:r>
-              <w:lastRenderedPageBreak/>
-              <w:t>Magnesiumsulfat</w:t>
-            </w:r>
-          </w:p>
-        </w:tc>
-        <w:tc>
-          <w:tcPr>
-            <w:tcW w:w="6350" w:type="dxa"/>
-            <w:vAlign w:val="center"/>
-          </w:tcPr>
-          <w:p>
-            <w:pPr>
-              <w:spacing w:line="240" w:lineRule="auto"/>
-              <w:jc w:val="left"/>
-            </w:pPr>
-            <w:r>
-              <w:t>RG01-2-009</w:t>
-            </w:r>
-          </w:p>
-        </w:tc>
-      </w:tr>
-      <w:tr>
-        <w:tc>
-          <w:tcPr>
-            <w:tcW w:w="3402" w:type="dxa"/>
-            <w:vAlign w:val="center"/>
-          </w:tcPr>
-          <w:p>
-            <w:pPr>
-              <w:spacing w:line="240" w:lineRule="auto"/>
-              <w:jc w:val="left"/>
-            </w:pPr>
-            <w:r>
-              <w:t>Ethanol</w:t>
-            </w:r>
-            <w:r>
-              <w:t>, vergällt</w:t>
-            </w:r>
-            <w:r>
-              <w:t xml:space="preserve"> </w:t>
-            </w:r>
-          </w:p>
-        </w:tc>
-        <w:tc>
-          <w:tcPr>
-            <w:tcW w:w="6350" w:type="dxa"/>
-            <w:vAlign w:val="center"/>
-          </w:tcPr>
-          <w:p>
-            <w:pPr>
-              <w:spacing w:line="240" w:lineRule="auto"/>
-              <w:jc w:val="left"/>
-            </w:pPr>
-            <w:r>
-              <w:t>S03-006</w:t>
-            </w:r>
-          </w:p>
-        </w:tc>
-      </w:tr>
-      <w:tr>
-        <w:tc>
-          <w:tcPr>
-            <w:tcW w:w="3402" w:type="dxa"/>
-            <w:vAlign w:val="center"/>
-          </w:tcPr>
-          <w:p>
-            <w:pPr>
-              <w:spacing w:line="240" w:lineRule="auto"/>
-              <w:jc w:val="left"/>
-            </w:pPr>
-            <w:proofErr w:type="spellStart"/>
-            <w:r>
-              <w:rPr>
-                <w:lang w:val="en-GB"/>
-              </w:rPr>
-              <w:t>Deuteriertes</w:t>
-            </w:r>
-            <w:proofErr w:type="spellEnd"/>
-            <w:r>
-              <w:rPr>
-                <w:lang w:val="en-GB"/>
-              </w:rPr>
-              <w:t xml:space="preserve"> </w:t>
-            </w:r>
-            <w:proofErr w:type="spellStart"/>
-            <w:r>
-              <w:rPr>
-                <w:lang w:val="en-GB"/>
-              </w:rPr>
-              <w:t>Dimethylsolfoxid</w:t>
-            </w:r>
-            <w:proofErr w:type="spellEnd"/>
-            <w:r>
-              <w:rPr>
-                <w:lang w:val="en-GB"/>
-              </w:rPr>
-              <w:t xml:space="preserve"> (DMSO-d6)</w:t>
-            </w:r>
-          </w:p>
-        </w:tc>
-        <w:tc>
-          <w:tcPr>
-            <w:tcW w:w="6350" w:type="dxa"/>
-            <w:vAlign w:val="center"/>
-          </w:tcPr>
-          <w:p>
-            <w:pPr>
-              <w:spacing w:line="240" w:lineRule="auto"/>
-              <w:jc w:val="left"/>
-            </w:pPr>
-            <w:r>
-              <w:rPr>
-                <w:i/>
-                <w:iCs/>
-              </w:rPr>
-              <w:t xml:space="preserve">Kein Eintrag im </w:t>
-            </w:r>
-            <w:proofErr w:type="spellStart"/>
-            <w:r>
-              <w:rPr>
-                <w:i/>
-                <w:iCs/>
-              </w:rPr>
-              <w:t>DaMaRIS</w:t>
-            </w:r>
-            <w:proofErr w:type="spellEnd"/>
+              <w:t>Kein Eintrag im DaMaRIS</w:t>
+            </w:r>
           </w:p>
         </w:tc>
       </w:tr>
@@ -2768,21 +3597,7 @@
         <w:rPr>
           <w:sz w:val="20"/>
         </w:rPr>
-        <w:t xml:space="preserve">Für die Versuche 2.7 und 2.8 sind Edukte z.T. nicht in </w:t>
-      </w:r>
-      <w:proofErr w:type="spellStart"/>
-      <w:r>
-        <w:rPr>
-          <w:sz w:val="20"/>
-        </w:rPr>
-        <w:t>DaMaRIS</w:t>
-      </w:r>
-      <w:proofErr w:type="spellEnd"/>
-      <w:r>
-        <w:rPr>
-          <w:sz w:val="20"/>
-        </w:rPr>
-        <w:t xml:space="preserve"> gelistet. Hier muss der konkrete Lagerort im Labor bei den Ausbildenden erfragt werden </w:t>
+        <w:t xml:space="preserve">Für die Versuche 2.7 und 2.8 sind Edukte z.T. nicht in DaMaRIS gelistet. Hier muss der konkrete Lagerort im Labor bei den Ausbildenden erfragt werden </w:t>
       </w:r>
       <w:r>
         <w:rPr>
@@ -2956,11 +3771,9 @@
               <w:spacing w:line="240" w:lineRule="auto"/>
               <w:jc w:val="left"/>
             </w:pPr>
-            <w:proofErr w:type="gramStart"/>
             <w:r>
               <w:t>Absoluter Methanol</w:t>
             </w:r>
-            <w:proofErr w:type="gramEnd"/>
             <w:r>
               <w:t xml:space="preserve"> (2.9)</w:t>
             </w:r>
@@ -3004,7 +3817,7 @@
                           </pic:cNvPicPr>
                         </pic:nvPicPr>
                         <pic:blipFill>
-                          <a:blip r:embed="rId7">
+                          <a:blip r:embed="rId47">
                             <a:extLst>
                               <a:ext uri="{28A0092B-C50C-407E-A947-70E740481C1C}">
                                 <a14:useLocalDpi xmlns:a14="http://schemas.microsoft.com/office/drawing/2010/main" val="0"/>
@@ -3060,7 +3873,7 @@
                           </pic:cNvPicPr>
                         </pic:nvPicPr>
                         <pic:blipFill>
-                          <a:blip r:embed="rId8">
+                          <a:blip r:embed="rId48">
                             <a:extLst>
                               <a:ext uri="{28A0092B-C50C-407E-A947-70E740481C1C}">
                                 <a14:useLocalDpi xmlns:a14="http://schemas.microsoft.com/office/drawing/2010/main" val="0"/>
@@ -3116,7 +3929,7 @@
                           </pic:cNvPicPr>
                         </pic:nvPicPr>
                         <pic:blipFill>
-                          <a:blip r:embed="rId9">
+                          <a:blip r:embed="rId49">
                             <a:extLst>
                               <a:ext uri="{28A0092B-C50C-407E-A947-70E740481C1C}">
                                 <a14:useLocalDpi xmlns:a14="http://schemas.microsoft.com/office/drawing/2010/main" val="0"/>
@@ -3212,14 +4025,8 @@
             <w:pPr>
               <w:spacing w:line="240" w:lineRule="auto"/>
               <w:jc w:val="left"/>
-              <w:rPr>
-                <w:lang w:val="en-GB"/>
-              </w:rPr>
-            </w:pPr>
-            <w:r>
-              <w:rPr>
-                <w:lang w:val="en-GB"/>
-              </w:rPr>
+            </w:pPr>
+            <w:r>
               <w:t>P210, P233, P280, P301+P310, P303+P361+P353,</w:t>
             </w:r>
             <w:r>
@@ -3228,14 +4035,10 @@
                 <w:sz w:val="26"/>
                 <w:szCs w:val="26"/>
                 <w:shd w:val="clear" w:color="auto" w:fill="FFFFFF"/>
-                <w:lang w:val="en-GB"/>
               </w:rPr>
               <w:t xml:space="preserve"> </w:t>
             </w:r>
             <w:r>
-              <w:rPr>
-                <w:lang w:val="en-GB"/>
-              </w:rPr>
               <w:t>P304+P340+P311</w:t>
             </w:r>
           </w:p>
@@ -3301,7 +4104,7 @@
                           </pic:cNvPicPr>
                         </pic:nvPicPr>
                         <pic:blipFill>
-                          <a:blip r:embed="rId7">
+                          <a:blip r:embed="rId47">
                             <a:extLst>
                               <a:ext uri="{28A0092B-C50C-407E-A947-70E740481C1C}">
                                 <a14:useLocalDpi xmlns:a14="http://schemas.microsoft.com/office/drawing/2010/main" val="0"/>
@@ -3357,7 +4160,7 @@
                           </pic:cNvPicPr>
                         </pic:nvPicPr>
                         <pic:blipFill>
-                          <a:blip r:embed="rId10">
+                          <a:blip r:embed="rId50">
                             <a:extLst>
                               <a:ext uri="{28A0092B-C50C-407E-A947-70E740481C1C}">
                                 <a14:useLocalDpi xmlns:a14="http://schemas.microsoft.com/office/drawing/2010/main" val="0"/>
@@ -3506,13 +4309,8 @@
               <w:t>D</w:t>
             </w:r>
             <w:r>
-              <w:t>-</w:t>
-            </w:r>
-            <w:proofErr w:type="spellStart"/>
-            <w:r>
-              <w:t>Arabinose</w:t>
-            </w:r>
-            <w:proofErr w:type="spellEnd"/>
+              <w:t>-Arabinose</w:t>
+            </w:r>
           </w:p>
         </w:tc>
         <w:tc>
@@ -3666,7 +4464,7 @@
                           </pic:cNvPicPr>
                         </pic:nvPicPr>
                         <pic:blipFill>
-                          <a:blip r:embed="rId7">
+                          <a:blip r:embed="rId47">
                             <a:extLst>
                               <a:ext uri="{28A0092B-C50C-407E-A947-70E740481C1C}">
                                 <a14:useLocalDpi xmlns:a14="http://schemas.microsoft.com/office/drawing/2010/main" val="0"/>
@@ -3722,7 +4520,7 @@
                           </pic:cNvPicPr>
                         </pic:nvPicPr>
                         <pic:blipFill>
-                          <a:blip r:embed="rId11">
+                          <a:blip r:embed="rId51">
                             <a:extLst>
                               <a:ext uri="{28A0092B-C50C-407E-A947-70E740481C1C}">
                                 <a14:useLocalDpi xmlns:a14="http://schemas.microsoft.com/office/drawing/2010/main" val="0"/>
@@ -3909,7 +4707,7 @@
                           </pic:cNvPicPr>
                         </pic:nvPicPr>
                         <pic:blipFill>
-                          <a:blip r:embed="rId9">
+                          <a:blip r:embed="rId49">
                             <a:extLst>
                               <a:ext uri="{28A0092B-C50C-407E-A947-70E740481C1C}">
                                 <a14:useLocalDpi xmlns:a14="http://schemas.microsoft.com/office/drawing/2010/main" val="0"/>
@@ -4043,13 +4841,8 @@
               <w:t>D</w:t>
             </w:r>
             <w:r>
-              <w:t>-</w:t>
-            </w:r>
-            <w:proofErr w:type="spellStart"/>
-            <w:r>
-              <w:t>arabinofuranosid</w:t>
-            </w:r>
-            <w:proofErr w:type="spellEnd"/>
+              <w:t>-arabinofuranosid</w:t>
+            </w:r>
           </w:p>
         </w:tc>
         <w:tc>
@@ -4174,11 +4967,9 @@
               <w:spacing w:line="240" w:lineRule="auto"/>
               <w:jc w:val="left"/>
             </w:pPr>
-            <w:proofErr w:type="spellStart"/>
             <w:r>
               <w:t>Benzoylchlorid</w:t>
             </w:r>
-            <w:proofErr w:type="spellEnd"/>
           </w:p>
         </w:tc>
         <w:tc>
@@ -4222,7 +5013,7 @@
                           </pic:cNvPicPr>
                         </pic:nvPicPr>
                         <pic:blipFill>
-                          <a:blip r:embed="rId10">
+                          <a:blip r:embed="rId50">
                             <a:extLst>
                               <a:ext uri="{28A0092B-C50C-407E-A947-70E740481C1C}">
                                 <a14:useLocalDpi xmlns:a14="http://schemas.microsoft.com/office/drawing/2010/main" val="0"/>
@@ -4281,7 +5072,7 @@
                           </pic:cNvPicPr>
                         </pic:nvPicPr>
                         <pic:blipFill>
-                          <a:blip r:embed="rId8">
+                          <a:blip r:embed="rId48">
                             <a:extLst>
                               <a:ext uri="{28A0092B-C50C-407E-A947-70E740481C1C}">
                                 <a14:useLocalDpi xmlns:a14="http://schemas.microsoft.com/office/drawing/2010/main" val="0"/>
@@ -4477,7 +5268,7 @@
                           </pic:cNvPicPr>
                         </pic:nvPicPr>
                         <pic:blipFill>
-                          <a:blip r:embed="rId10">
+                          <a:blip r:embed="rId50">
                             <a:extLst>
                               <a:ext uri="{28A0092B-C50C-407E-A947-70E740481C1C}">
                                 <a14:useLocalDpi xmlns:a14="http://schemas.microsoft.com/office/drawing/2010/main" val="0"/>
@@ -4646,7 +5437,7 @@
                           </pic:cNvPicPr>
                         </pic:nvPicPr>
                         <pic:blipFill>
-                          <a:blip r:embed="rId11">
+                          <a:blip r:embed="rId51">
                             <a:extLst>
                               <a:ext uri="{28A0092B-C50C-407E-A947-70E740481C1C}">
                                 <a14:useLocalDpi xmlns:a14="http://schemas.microsoft.com/office/drawing/2010/main" val="0"/>
@@ -4925,7 +5716,7 @@
                           </pic:cNvPicPr>
                         </pic:nvPicPr>
                         <pic:blipFill>
-                          <a:blip r:embed="rId7">
+                          <a:blip r:embed="rId47">
                             <a:extLst>
                               <a:ext uri="{28A0092B-C50C-407E-A947-70E740481C1C}">
                                 <a14:useLocalDpi xmlns:a14="http://schemas.microsoft.com/office/drawing/2010/main" val="0"/>
@@ -4984,7 +5775,7 @@
                           </pic:cNvPicPr>
                         </pic:nvPicPr>
                         <pic:blipFill>
-                          <a:blip r:embed="rId11">
+                          <a:blip r:embed="rId51">
                             <a:extLst>
                               <a:ext uri="{28A0092B-C50C-407E-A947-70E740481C1C}">
                                 <a14:useLocalDpi xmlns:a14="http://schemas.microsoft.com/office/drawing/2010/main" val="0"/>
@@ -5110,12 +5901,12 @@
               <w:spacing w:line="240" w:lineRule="auto"/>
               <w:jc w:val="left"/>
               <w:rPr>
-                <w:lang w:val="en-GB"/>
-              </w:rPr>
-            </w:pPr>
-            <w:r>
-              <w:rPr>
-                <w:lang w:val="en-GB"/>
+                <w:lang w:val="it-IT"/>
+              </w:rPr>
+            </w:pPr>
+            <w:r>
+              <w:rPr>
+                <w:lang w:val="it-IT"/>
               </w:rPr>
               <w:t>Methyl-2,3,5-tri-</w:t>
             </w:r>
@@ -5123,13 +5914,13 @@
               <w:rPr>
                 <w:i/>
                 <w:iCs/>
-                <w:lang w:val="en-GB"/>
+                <w:lang w:val="it-IT"/>
               </w:rPr>
               <w:t>O</w:t>
             </w:r>
             <w:r>
               <w:rPr>
-                <w:lang w:val="en-GB"/>
+                <w:lang w:val="it-IT"/>
               </w:rPr>
               <w:t>-benzoyl-</w:t>
             </w:r>
@@ -5141,7 +5932,7 @@
             </w:r>
             <w:r>
               <w:rPr>
-                <w:lang w:val="en-GB"/>
+                <w:lang w:val="it-IT"/>
               </w:rPr>
               <w:t>-</w:t>
             </w:r>
@@ -5149,30 +5940,16 @@
               <w:rPr>
                 <w:i/>
                 <w:iCs/>
-                <w:lang w:val="en-GB"/>
+                <w:lang w:val="it-IT"/>
               </w:rPr>
               <w:t>D</w:t>
             </w:r>
             <w:r>
               <w:rPr>
-                <w:lang w:val="en-GB"/>
-              </w:rPr>
-              <w:t>-</w:t>
-            </w:r>
-            <w:proofErr w:type="spellStart"/>
-            <w:r>
-              <w:rPr>
-                <w:lang w:val="en-GB"/>
-              </w:rPr>
-              <w:t>a</w:t>
-            </w:r>
-            <w:r>
-              <w:rPr>
-                <w:lang w:val="en-GB"/>
-              </w:rPr>
-              <w:t>rabinofuranosid</w:t>
-            </w:r>
-            <w:proofErr w:type="spellEnd"/>
+                <w:lang w:val="it-IT"/>
+              </w:rPr>
+              <w:t>-arabinofuranosid</w:t>
+            </w:r>
           </w:p>
         </w:tc>
         <w:tc>
@@ -5313,33 +6090,11 @@
                 <w:lang w:val="en-GB"/>
               </w:rPr>
             </w:pPr>
-            <w:proofErr w:type="spellStart"/>
             <w:r>
               <w:rPr>
                 <w:lang w:val="en-GB"/>
               </w:rPr>
-              <w:t>Deuteriertes</w:t>
-            </w:r>
-            <w:proofErr w:type="spellEnd"/>
-            <w:r>
-              <w:rPr>
-                <w:lang w:val="en-GB"/>
-              </w:rPr>
-              <w:t xml:space="preserve"> </w:t>
-            </w:r>
-            <w:proofErr w:type="spellStart"/>
-            <w:r>
-              <w:rPr>
-                <w:lang w:val="en-GB"/>
-              </w:rPr>
-              <w:t>Dimethylsolfoxid</w:t>
-            </w:r>
-            <w:proofErr w:type="spellEnd"/>
-            <w:r>
-              <w:rPr>
-                <w:lang w:val="en-GB"/>
-              </w:rPr>
-              <w:t xml:space="preserve"> (DMSO-d6)</w:t>
+              <w:t>Deuteriertes Dimethylsolfoxid (DMSO-d6)</w:t>
             </w:r>
           </w:p>
         </w:tc>
@@ -5562,6 +6317,7 @@
               <w:jc w:val="left"/>
             </w:pPr>
             <w:r>
+              <w:lastRenderedPageBreak/>
               <w:t>H290</w:t>
             </w:r>
             <w:r>
@@ -5590,7 +6346,6 @@
               <w:jc w:val="left"/>
             </w:pPr>
             <w:r>
-              <w:lastRenderedPageBreak/>
               <w:t>H301+H311+H331: Giftig bei Verschlucken, bei Hautkontakt oder bei Einatmen.</w:t>
             </w:r>
           </w:p>
@@ -5898,13 +6653,8 @@
               <w:t>Methylenchlorid</w:t>
             </w:r>
             <w:r>
-              <w:t xml:space="preserve">, </w:t>
-            </w:r>
-            <w:proofErr w:type="spellStart"/>
-            <w:r>
-              <w:t>Benzoylchlorid</w:t>
-            </w:r>
-            <w:proofErr w:type="spellEnd"/>
+              <w:t>, Benzoylchlorid</w:t>
+            </w:r>
             <w:r>
               <w:t xml:space="preserve">:  Handschuhe aus </w:t>
             </w:r>
@@ -6063,13 +6813,8 @@
             <w:pPr>
               <w:spacing w:line="240" w:lineRule="auto"/>
             </w:pPr>
-            <w:proofErr w:type="gramStart"/>
-            <w:r>
-              <w:t>Absoluter Methanol</w:t>
-            </w:r>
-            <w:proofErr w:type="gramEnd"/>
-            <w:r>
-              <w:t xml:space="preserve"> (2.9)</w:t>
+            <w:r>
+              <w:t>Absoluter Methanol (2.9)</w:t>
             </w:r>
           </w:p>
         </w:tc>
@@ -6186,13 +6931,8 @@
               <w:t>D</w:t>
             </w:r>
             <w:r>
-              <w:t>-</w:t>
-            </w:r>
-            <w:proofErr w:type="spellStart"/>
-            <w:r>
-              <w:t>Arabinose</w:t>
-            </w:r>
-            <w:proofErr w:type="spellEnd"/>
+              <w:t>-Arabinose</w:t>
+            </w:r>
           </w:p>
         </w:tc>
         <w:tc>
@@ -6366,13 +7106,8 @@
               <w:t>D</w:t>
             </w:r>
             <w:r>
-              <w:t>-</w:t>
-            </w:r>
-            <w:proofErr w:type="spellStart"/>
-            <w:r>
-              <w:t>arabinofuranosid</w:t>
-            </w:r>
-            <w:proofErr w:type="spellEnd"/>
+              <w:t>-arabinofuranosid</w:t>
+            </w:r>
           </w:p>
         </w:tc>
         <w:tc>
@@ -6425,11 +7160,9 @@
             <w:pPr>
               <w:spacing w:line="240" w:lineRule="auto"/>
             </w:pPr>
-            <w:proofErr w:type="spellStart"/>
             <w:r>
               <w:t>Benzoylchlorid</w:t>
             </w:r>
-            <w:proofErr w:type="spellEnd"/>
           </w:p>
         </w:tc>
         <w:tc>
@@ -6708,12 +7441,12 @@
             <w:pPr>
               <w:spacing w:line="240" w:lineRule="auto"/>
               <w:rPr>
-                <w:lang w:val="en-GB"/>
-              </w:rPr>
-            </w:pPr>
-            <w:r>
-              <w:rPr>
-                <w:lang w:val="en-GB"/>
+                <w:lang w:val="it-IT"/>
+              </w:rPr>
+            </w:pPr>
+            <w:r>
+              <w:rPr>
+                <w:lang w:val="it-IT"/>
               </w:rPr>
               <w:t>Methyl-2,3,5-tri-</w:t>
             </w:r>
@@ -6721,13 +7454,13 @@
               <w:rPr>
                 <w:i/>
                 <w:iCs/>
-                <w:lang w:val="en-GB"/>
+                <w:lang w:val="it-IT"/>
               </w:rPr>
               <w:t>O</w:t>
             </w:r>
             <w:r>
               <w:rPr>
-                <w:lang w:val="en-GB"/>
+                <w:lang w:val="it-IT"/>
               </w:rPr>
               <w:t>-benzoyl-</w:t>
             </w:r>
@@ -6739,7 +7472,7 @@
             </w:r>
             <w:r>
               <w:rPr>
-                <w:lang w:val="en-GB"/>
+                <w:lang w:val="it-IT"/>
               </w:rPr>
               <w:t>-</w:t>
             </w:r>
@@ -6747,30 +7480,16 @@
               <w:rPr>
                 <w:i/>
                 <w:iCs/>
-                <w:lang w:val="en-GB"/>
+                <w:lang w:val="it-IT"/>
               </w:rPr>
               <w:t>D</w:t>
             </w:r>
             <w:r>
               <w:rPr>
-                <w:lang w:val="en-GB"/>
-              </w:rPr>
-              <w:t>-</w:t>
-            </w:r>
-            <w:proofErr w:type="spellStart"/>
-            <w:r>
-              <w:rPr>
-                <w:lang w:val="en-GB"/>
-              </w:rPr>
-              <w:t>a</w:t>
-            </w:r>
-            <w:r>
-              <w:rPr>
-                <w:lang w:val="en-GB"/>
-              </w:rPr>
-              <w:t>rabinofuranosid</w:t>
-            </w:r>
-            <w:proofErr w:type="spellEnd"/>
+                <w:lang w:val="it-IT"/>
+              </w:rPr>
+              <w:t>-arabinofuranosid</w:t>
+            </w:r>
           </w:p>
         </w:tc>
         <w:tc>
@@ -6844,33 +7563,11 @@
                 <w:lang w:val="en-GB"/>
               </w:rPr>
             </w:pPr>
-            <w:proofErr w:type="spellStart"/>
             <w:r>
               <w:rPr>
                 <w:lang w:val="en-GB"/>
               </w:rPr>
-              <w:t>Deuteriertes</w:t>
-            </w:r>
-            <w:proofErr w:type="spellEnd"/>
-            <w:r>
-              <w:rPr>
-                <w:lang w:val="en-GB"/>
-              </w:rPr>
-              <w:t xml:space="preserve"> </w:t>
-            </w:r>
-            <w:proofErr w:type="spellStart"/>
-            <w:r>
-              <w:rPr>
-                <w:lang w:val="en-GB"/>
-              </w:rPr>
-              <w:t>Dimethylsolfoxid</w:t>
-            </w:r>
-            <w:proofErr w:type="spellEnd"/>
-            <w:r>
-              <w:rPr>
-                <w:lang w:val="en-GB"/>
-              </w:rPr>
-              <w:t xml:space="preserve"> (DMSO-d6)</w:t>
+              <w:t>Deuteriertes Dimethylsolfoxid (DMSO-d6)</w:t>
             </w:r>
           </w:p>
         </w:tc>
@@ -7154,13 +7851,8 @@
               <w:spacing w:line="240" w:lineRule="auto"/>
               <w:jc w:val="left"/>
             </w:pPr>
-            <w:proofErr w:type="gramStart"/>
-            <w:r>
-              <w:t>Absoluter Methanol</w:t>
-            </w:r>
-            <w:proofErr w:type="gramEnd"/>
-            <w:r>
-              <w:t xml:space="preserve"> (2.9)</w:t>
+            <w:r>
+              <w:t>Absoluter Methanol (2.9)</w:t>
             </w:r>
           </w:p>
         </w:tc>
@@ -7179,11 +7871,9 @@
               <w:spacing w:line="240" w:lineRule="auto"/>
               <w:jc w:val="left"/>
             </w:pPr>
-            <w:proofErr w:type="spellStart"/>
             <w:r>
               <w:t>Cb</w:t>
             </w:r>
-            <w:proofErr w:type="spellEnd"/>
           </w:p>
         </w:tc>
       </w:tr>
@@ -7223,11 +7913,9 @@
               <w:spacing w:line="240" w:lineRule="auto"/>
               <w:jc w:val="left"/>
             </w:pPr>
-            <w:proofErr w:type="spellStart"/>
             <w:r>
               <w:t>Cb</w:t>
             </w:r>
-            <w:proofErr w:type="spellEnd"/>
           </w:p>
         </w:tc>
       </w:tr>
@@ -7255,13 +7943,8 @@
               <w:t>D</w:t>
             </w:r>
             <w:r>
-              <w:t>-</w:t>
-            </w:r>
-            <w:proofErr w:type="spellStart"/>
-            <w:r>
-              <w:t>Arabinose</w:t>
-            </w:r>
-            <w:proofErr w:type="spellEnd"/>
+              <w:t>-Arabinose</w:t>
+            </w:r>
           </w:p>
         </w:tc>
         <w:tc>
@@ -7302,6 +7985,7 @@
               <w:jc w:val="left"/>
             </w:pPr>
             <w:r>
+              <w:lastRenderedPageBreak/>
               <w:t>Pyridin</w:t>
             </w:r>
           </w:p>
@@ -7321,11 +8005,9 @@
               <w:spacing w:line="240" w:lineRule="auto"/>
               <w:jc w:val="left"/>
             </w:pPr>
-            <w:proofErr w:type="spellStart"/>
             <w:r>
               <w:t>Cb</w:t>
             </w:r>
-            <w:proofErr w:type="spellEnd"/>
           </w:p>
         </w:tc>
       </w:tr>
@@ -7346,7 +8028,6 @@
               <w:jc w:val="left"/>
             </w:pPr>
             <w:r>
-              <w:lastRenderedPageBreak/>
               <w:t>Methylenchlorid</w:t>
             </w:r>
           </w:p>
@@ -7366,11 +8047,9 @@
               <w:spacing w:line="240" w:lineRule="auto"/>
               <w:jc w:val="left"/>
             </w:pPr>
-            <w:proofErr w:type="spellStart"/>
             <w:r>
               <w:t>Cb</w:t>
             </w:r>
-            <w:proofErr w:type="spellEnd"/>
           </w:p>
         </w:tc>
       </w:tr>
@@ -7400,13 +8079,8 @@
               <w:t>D</w:t>
             </w:r>
             <w:r>
-              <w:t>-</w:t>
-            </w:r>
-            <w:proofErr w:type="spellStart"/>
-            <w:r>
-              <w:t>arabinofuranosid</w:t>
-            </w:r>
-            <w:proofErr w:type="spellEnd"/>
+              <w:t>-arabinofuranosid</w:t>
+            </w:r>
           </w:p>
         </w:tc>
         <w:tc>
@@ -7444,11 +8118,9 @@
               <w:spacing w:line="240" w:lineRule="auto"/>
               <w:jc w:val="left"/>
             </w:pPr>
-            <w:proofErr w:type="spellStart"/>
             <w:r>
               <w:t>Benzoylchlorid</w:t>
             </w:r>
-            <w:proofErr w:type="spellEnd"/>
           </w:p>
         </w:tc>
         <w:tc>
@@ -7465,11 +8137,9 @@
               <w:spacing w:line="240" w:lineRule="auto"/>
               <w:jc w:val="left"/>
             </w:pPr>
-            <w:proofErr w:type="spellStart"/>
             <w:r>
               <w:t>Cb</w:t>
             </w:r>
-            <w:proofErr w:type="spellEnd"/>
           </w:p>
         </w:tc>
       </w:tr>
@@ -7649,12 +8319,12 @@
               <w:spacing w:line="240" w:lineRule="auto"/>
               <w:jc w:val="left"/>
               <w:rPr>
-                <w:lang w:val="en-GB"/>
-              </w:rPr>
-            </w:pPr>
-            <w:r>
-              <w:rPr>
-                <w:lang w:val="en-GB"/>
+                <w:lang w:val="it-IT"/>
+              </w:rPr>
+            </w:pPr>
+            <w:r>
+              <w:rPr>
+                <w:lang w:val="it-IT"/>
               </w:rPr>
               <w:t>Methyl-2,3,5-tri-</w:t>
             </w:r>
@@ -7662,13 +8332,13 @@
               <w:rPr>
                 <w:i/>
                 <w:iCs/>
-                <w:lang w:val="en-GB"/>
+                <w:lang w:val="it-IT"/>
               </w:rPr>
               <w:t>O</w:t>
             </w:r>
             <w:r>
               <w:rPr>
-                <w:lang w:val="en-GB"/>
+                <w:lang w:val="it-IT"/>
               </w:rPr>
               <w:t>-benzoyl-</w:t>
             </w:r>
@@ -7680,7 +8350,7 @@
             </w:r>
             <w:r>
               <w:rPr>
-                <w:lang w:val="en-GB"/>
+                <w:lang w:val="it-IT"/>
               </w:rPr>
               <w:t>-</w:t>
             </w:r>
@@ -7688,30 +8358,16 @@
               <w:rPr>
                 <w:i/>
                 <w:iCs/>
-                <w:lang w:val="en-GB"/>
+                <w:lang w:val="it-IT"/>
               </w:rPr>
               <w:t>D</w:t>
             </w:r>
             <w:r>
               <w:rPr>
-                <w:lang w:val="en-GB"/>
-              </w:rPr>
-              <w:t>-</w:t>
-            </w:r>
-            <w:proofErr w:type="spellStart"/>
-            <w:r>
-              <w:rPr>
-                <w:lang w:val="en-GB"/>
-              </w:rPr>
-              <w:t>a</w:t>
-            </w:r>
-            <w:r>
-              <w:rPr>
-                <w:lang w:val="en-GB"/>
-              </w:rPr>
-              <w:t>rabinofuranosid</w:t>
-            </w:r>
-            <w:proofErr w:type="spellEnd"/>
+                <w:lang w:val="it-IT"/>
+              </w:rPr>
+              <w:t>-arabinofuranosid</w:t>
+            </w:r>
           </w:p>
         </w:tc>
         <w:tc>
@@ -7759,33 +8415,11 @@
                 <w:lang w:val="en-GB"/>
               </w:rPr>
             </w:pPr>
-            <w:proofErr w:type="spellStart"/>
             <w:r>
               <w:rPr>
                 <w:lang w:val="en-GB"/>
               </w:rPr>
-              <w:t>Deuteriertes</w:t>
-            </w:r>
-            <w:proofErr w:type="spellEnd"/>
-            <w:r>
-              <w:rPr>
-                <w:lang w:val="en-GB"/>
-              </w:rPr>
-              <w:t xml:space="preserve"> </w:t>
-            </w:r>
-            <w:proofErr w:type="spellStart"/>
-            <w:r>
-              <w:rPr>
-                <w:lang w:val="en-GB"/>
-              </w:rPr>
-              <w:t>Dimethylsolfoxid</w:t>
-            </w:r>
-            <w:proofErr w:type="spellEnd"/>
-            <w:r>
-              <w:rPr>
-                <w:lang w:val="en-GB"/>
-              </w:rPr>
-              <w:t xml:space="preserve"> (DMSO-d6)</w:t>
+              <w:t>Deuteriertes Dimethylsolfoxid (DMSO-d6)</w:t>
             </w:r>
           </w:p>
         </w:tc>
@@ -7856,25 +8490,7 @@
           <w:bCs/>
           <w:sz w:val="20"/>
         </w:rPr>
-        <w:t xml:space="preserve"> </w:t>
-      </w:r>
-      <w:proofErr w:type="spellStart"/>
-      <w:r>
-        <w:rPr>
-          <w:b/>
-          <w:bCs/>
-          <w:sz w:val="20"/>
-        </w:rPr>
-        <w:t>Cb</w:t>
-      </w:r>
-      <w:proofErr w:type="spellEnd"/>
-      <w:r>
-        <w:rPr>
-          <w:b/>
-          <w:bCs/>
-          <w:sz w:val="20"/>
-        </w:rPr>
-        <w:t>:</w:t>
+        <w:t xml:space="preserve"> Cb:</w:t>
       </w:r>
       <w:r>
         <w:rPr>
@@ -7932,19 +8548,11 @@
         <w:shd w:val="clear" w:color="auto" w:fill="D9D9D9" w:themeFill="background1" w:themeFillShade="D9"/>
         <w:spacing w:after="120" w:line="240" w:lineRule="auto"/>
       </w:pPr>
-      <w:proofErr w:type="spellStart"/>
       <w:r>
         <w:rPr>
           <w:b/>
         </w:rPr>
-        <w:t>Entsorgungungsvorschläge</w:t>
-      </w:r>
-      <w:proofErr w:type="spellEnd"/>
-      <w:r>
-        <w:rPr>
-          <w:b/>
-        </w:rPr>
-        <w:t>:</w:t>
+        <w:t>Entsorgungungsvorschläge:</w:t>
       </w:r>
       <w:r>
         <w:rPr>
@@ -8124,13 +8732,8 @@
               <w:spacing w:line="240" w:lineRule="auto"/>
               <w:jc w:val="left"/>
             </w:pPr>
-            <w:proofErr w:type="gramStart"/>
-            <w:r>
-              <w:t>Absoluter Methanol</w:t>
-            </w:r>
-            <w:proofErr w:type="gramEnd"/>
-            <w:r>
-              <w:t xml:space="preserve"> (2.9)</w:t>
+            <w:r>
+              <w:t>Absoluter Methanol (2.9)</w:t>
             </w:r>
           </w:p>
         </w:tc>
@@ -8404,11 +9007,9 @@
               <w:spacing w:line="240" w:lineRule="auto"/>
               <w:jc w:val="left"/>
             </w:pPr>
-            <w:proofErr w:type="spellStart"/>
             <w:r>
               <w:t>Benzoylchlorid</w:t>
             </w:r>
-            <w:proofErr w:type="spellEnd"/>
           </w:p>
         </w:tc>
         <w:tc>
@@ -8854,6 +9455,100 @@
               <w:rPr>
                 <w:b/>
                 <w:bCs/>
+                <w:noProof/>
+              </w:rPr>
+              <mc:AlternateContent>
+                <mc:Choice Requires="wpi">
+                  <w:drawing>
+                    <wp:anchor distT="0" distB="0" distL="114300" distR="114300" simplePos="0" relativeHeight="251885568" behindDoc="0" locked="0" layoutInCell="1" allowOverlap="1" wp14:anchorId="7E0CB2F4" wp14:editId="7351B5DC">
+                      <wp:simplePos x="0" y="0"/>
+                      <wp:positionH relativeFrom="column">
+                        <wp:posOffset>3620135</wp:posOffset>
+                      </wp:positionH>
+                      <wp:positionV relativeFrom="paragraph">
+                        <wp:posOffset>-57785</wp:posOffset>
+                      </wp:positionV>
+                      <wp:extent cx="908045" cy="248400"/>
+                      <wp:effectExtent l="38100" t="38100" r="0" b="37465"/>
+                      <wp:wrapNone/>
+                      <wp:docPr id="1598410202" name="Freihand 234"/>
+                      <wp:cNvGraphicFramePr/>
+                      <a:graphic xmlns:a="http://schemas.openxmlformats.org/drawingml/2006/main">
+                        <a:graphicData uri="http://schemas.microsoft.com/office/word/2010/wordprocessingInk">
+                          <w14:contentPart bwMode="auto" r:id="rId52">
+                            <w14:nvContentPartPr>
+                              <w14:cNvContentPartPr/>
+                            </w14:nvContentPartPr>
+                            <w14:xfrm>
+                              <a:off x="0" y="0"/>
+                              <a:ext cx="908045" cy="248400"/>
+                            </w14:xfrm>
+                          </w14:contentPart>
+                        </a:graphicData>
+                      </a:graphic>
+                    </wp:anchor>
+                  </w:drawing>
+                </mc:Choice>
+                <mc:Fallback>
+                  <w:pict>
+                    <v:shape w14:anchorId="3D863ADD" id="Freihand 234" o:spid="_x0000_s1026" type="#_x0000_t75" style="position:absolute;margin-left:284.7pt;margin-top:-4.9pt;width:72.25pt;height:20.25pt;z-index:251885568;visibility:visible;mso-wrap-style:square;mso-wrap-distance-left:9pt;mso-wrap-distance-top:0;mso-wrap-distance-right:9pt;mso-wrap-distance-bottom:0;mso-position-horizontal:absolute;mso-position-horizontal-relative:text;mso-position-vertical:absolute;mso-position-vertical-relative:text" o:gfxdata="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">
+                      <v:imagedata r:id="rId53" o:title=""/>
+                    </v:shape>
+                  </w:pict>
+                </mc:Fallback>
+              </mc:AlternateContent>
+            </w:r>
+            <w:r>
+              <w:rPr>
+                <w:b/>
+                <w:bCs/>
+                <w:noProof/>
+              </w:rPr>
+              <mc:AlternateContent>
+                <mc:Choice Requires="wpi">
+                  <w:drawing>
+                    <wp:anchor distT="0" distB="0" distL="114300" distR="114300" simplePos="0" relativeHeight="251882496" behindDoc="0" locked="0" layoutInCell="1" allowOverlap="1" wp14:anchorId="24DB41BE" wp14:editId="3B0BCB82">
+                      <wp:simplePos x="0" y="0"/>
+                      <wp:positionH relativeFrom="column">
+                        <wp:posOffset>544539</wp:posOffset>
+                      </wp:positionH>
+                      <wp:positionV relativeFrom="paragraph">
+                        <wp:posOffset>46990</wp:posOffset>
+                      </wp:positionV>
+                      <wp:extent cx="812655" cy="92710"/>
+                      <wp:effectExtent l="38100" t="38100" r="0" b="40640"/>
+                      <wp:wrapNone/>
+                      <wp:docPr id="172336438" name="Freihand 231"/>
+                      <wp:cNvGraphicFramePr/>
+                      <a:graphic xmlns:a="http://schemas.openxmlformats.org/drawingml/2006/main">
+                        <a:graphicData uri="http://schemas.microsoft.com/office/word/2010/wordprocessingInk">
+                          <w14:contentPart bwMode="auto" r:id="rId54">
+                            <w14:nvContentPartPr>
+                              <w14:cNvContentPartPr/>
+                            </w14:nvContentPartPr>
+                            <w14:xfrm>
+                              <a:off x="0" y="0"/>
+                              <a:ext cx="812655" cy="92710"/>
+                            </w14:xfrm>
+                          </w14:contentPart>
+                        </a:graphicData>
+                      </a:graphic>
+                    </wp:anchor>
+                  </w:drawing>
+                </mc:Choice>
+                <mc:Fallback>
+                  <w:pict>
+                    <v:shape w14:anchorId="1F9EAF23" id="Freihand 231" o:spid="_x0000_s1026" type="#_x0000_t75" style="position:absolute;margin-left:42.55pt;margin-top:3.35pt;width:64.7pt;height:7.95pt;z-index:251882496;visibility:visible;mso-wrap-style:square;mso-wrap-distance-left:9pt;mso-wrap-distance-top:0;mso-wrap-distance-right:9pt;mso-wrap-distance-bottom:0;mso-position-horizontal:absolute;mso-position-horizontal-relative:text;mso-position-vertical:absolute;mso-position-vertical-relative:text" o:gfxdata="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">
+                      <v:imagedata r:id="rId55" o:title=""/>
+                    </v:shape>
+                  </w:pict>
+                </mc:Fallback>
+              </mc:AlternateContent>
+            </w:r>
+            <w:r>
+              <w:rPr>
+                <w:b/>
+                <w:bCs/>
               </w:rPr>
               <w:t>Datum:                                                    Unterschrift Student*in:</w:t>
             </w:r>
@@ -8878,26 +9573,12 @@
         <w:rPr>
           <w:b/>
         </w:rPr>
-        <w:t xml:space="preserve">Unterschrift </w:t>
-      </w:r>
-      <w:proofErr w:type="spellStart"/>
-      <w:r>
-        <w:rPr>
-          <w:b/>
-        </w:rPr>
-        <w:t>Assitent</w:t>
-      </w:r>
-      <w:proofErr w:type="spellEnd"/>
-      <w:r>
-        <w:rPr>
-          <w:b/>
-        </w:rPr>
-        <w:t>*in:</w:t>
+        <w:t>Unterschrift Assitent*in:</w:t>
       </w:r>
     </w:p>
     <w:sectPr>
-      <w:headerReference w:type="default" r:id="rId12"/>
-      <w:footerReference w:type="default" r:id="rId13"/>
+      <w:headerReference w:type="default" r:id="rId56"/>
+      <w:footerReference w:type="default" r:id="rId57"/>
       <w:pgSz w:w="11906" w:h="16838"/>
       <w:pgMar w:top="2552" w:right="907" w:bottom="851" w:left="1134" w:header="567" w:footer="567" w:gutter="0"/>
       <w:cols w:space="720"/>
@@ -9160,15 +9841,7 @@
       <w:t>6</w:t>
     </w:r>
     <w:r>
-      <w:t xml:space="preserve"> Darstellung eines </w:t>
-    </w:r>
-    <w:proofErr w:type="spellStart"/>
-    <w:r>
-      <w:t>Furanosid</w:t>
-    </w:r>
-    <w:proofErr w:type="spellEnd"/>
-    <w:r>
-      <w:t xml:space="preserve">-Derivates der </w:t>
+      <w:t xml:space="preserve"> Darstellung eines Furanosid-Derivates der </w:t>
     </w:r>
     <w:r>
       <w:rPr>
@@ -9178,115 +9851,31 @@
       <w:t>D</w:t>
     </w:r>
     <w:r>
-      <w:t>-</w:t>
+      <w:t>-Arabinose</w:t>
     </w:r>
-    <w:proofErr w:type="spellStart"/>
-    <w:r>
-      <w:t>Arabinose</w:t>
-    </w:r>
-    <w:proofErr w:type="spellEnd"/>
   </w:p>
   <w:p/>
   <w:p>
-    <w:pPr>
-      <w:rPr>
-        <w:lang w:val="en-GB"/>
-      </w:rPr>
-    </w:pPr>
-    <w:proofErr w:type="spellStart"/>
     <w:r>
-      <w:rPr>
-        <w:lang w:val="en-GB"/>
-      </w:rPr>
-      <w:t>Literatur</w:t>
-    </w:r>
-    <w:proofErr w:type="spellEnd"/>
-    <w:r>
-      <w:rPr>
-        <w:lang w:val="en-GB"/>
-      </w:rPr>
-      <w:t>:</w:t>
+      <w:t>Literatur:</w:t>
     </w:r>
     <w:r>
-      <w:rPr>
-        <w:lang w:val="en-GB"/>
-      </w:rPr>
       <w:t xml:space="preserve"> </w:t>
     </w:r>
     <w:r>
-      <w:rPr>
-        <w:lang w:val="en-GB"/>
-      </w:rPr>
-      <w:t>GESTIS-</w:t>
-    </w:r>
-    <w:proofErr w:type="spellStart"/>
-    <w:r>
-      <w:rPr>
-        <w:lang w:val="en-GB"/>
-      </w:rPr>
-      <w:t>Stoffdatenbank</w:t>
-    </w:r>
-    <w:proofErr w:type="spellEnd"/>
-    <w:r>
-      <w:rPr>
-        <w:lang w:val="en-GB"/>
-      </w:rPr>
-      <w:t xml:space="preserve">, </w:t>
-    </w:r>
-    <w:proofErr w:type="spellStart"/>
-    <w:r>
-      <w:rPr>
-        <w:lang w:val="en-GB"/>
-      </w:rPr>
-      <w:t>DaMaRIS</w:t>
-    </w:r>
-    <w:proofErr w:type="spellEnd"/>
-    <w:r>
-      <w:rPr>
-        <w:lang w:val="en-GB"/>
-      </w:rPr>
-      <w:t>, Carl-Roth-S</w:t>
+      <w:t>GESTIS-Stoffdatenbank, DaMaRIS</w:t>
     </w:r>
     <w:r>
-      <w:rPr>
-        <w:lang w:val="en-GB"/>
-      </w:rPr>
-      <w:t>DB</w:t>
+      <w:t>, Carl-Roth-SDB</w:t>
     </w:r>
     <w:r>
-      <w:rPr>
-        <w:lang w:val="en-GB"/>
-      </w:rPr>
-      <w:t xml:space="preserve">, </w:t>
-    </w:r>
-    <w:proofErr w:type="spellStart"/>
-    <w:r>
-      <w:rPr>
-        <w:lang w:val="en-GB"/>
-      </w:rPr>
-      <w:t>Biosynth</w:t>
-    </w:r>
-    <w:proofErr w:type="spellEnd"/>
-    <w:r>
-      <w:rPr>
-        <w:lang w:val="en-GB"/>
-      </w:rPr>
-      <w:t>-SDB</w:t>
+      <w:t>, Biosynth-SDB</w:t>
     </w:r>
     <w:r>
-      <w:rPr>
-        <w:lang w:val="en-GB"/>
-      </w:rPr>
       <w:t>, Sigma-Aldrich-SDB</w:t>
     </w:r>
   </w:p>
-  <w:p>
-    <w:pPr>
-      <w:rPr>
-        <w:lang w:val="en-GB"/>
-      </w:rPr>
-    </w:pPr>
-  </w:p>
+  <w:p/>
 </w:hdr>
 </file>
 
@@ -9930,6 +10519,761 @@
 </w:styles>
 </file>
 
+<file path=word/ink/ink1.xml><?xml version="1.0" encoding="utf-8"?>
+<inkml:ink xmlns:inkml="http://www.w3.org/2003/InkML">
+  <inkml:definitions>
+    <inkml:context xml:id="ctx0">
+      <inkml:inkSource xml:id="inkSrc0">
+        <inkml:traceFormat>
+          <inkml:channel name="X" type="integer" min="-2.14748E9" max="2.14748E9" units="cm"/>
+          <inkml:channel name="Y" type="integer" min="-2.14748E9" max="2.14748E9" units="cm"/>
+          <inkml:channel name="F" type="integer" max="32767" units="dev"/>
+        </inkml:traceFormat>
+        <inkml:channelProperties>
+          <inkml:channelProperty channel="X" name="resolution" value="1000" units="1/cm"/>
+          <inkml:channelProperty channel="Y" name="resolution" value="1000" units="1/cm"/>
+          <inkml:channelProperty channel="F" name="resolution" value="0" units="1/dev"/>
+        </inkml:channelProperties>
+      </inkml:inkSource>
+      <inkml:timestamp xml:id="ts0" timeString="2026-04-22T18:23:48.874"/>
+    </inkml:context>
+    <inkml:brush xml:id="br0">
+      <inkml:brushProperty name="width" value="0.025" units="cm"/>
+      <inkml:brushProperty name="height" value="0.025" units="cm"/>
+    </inkml:brush>
+  </inkml:definitions>
+  <inkml:trace contextRef="#ctx0" brushRef="#br0">812 941 2208,'0'0'49,"-13"28"166,11-23-145,1 0 0,0-1 1,0 1-1,0 0 0,1 0 0,-1 0 1,2 6-1,-1-10-43,0 1 1,1-1-1,-1 0 0,1 1 1,-1-1-1,1 0 1,0 1-1,-1-1 0,1 0 1,0 0-1,0 0 1,0 1-1,0-1 1,0 0-1,0 0 0,0 0 1,0-1-1,1 1 1,-1 0-1,0 0 0,0-1 1,1 1-1,-1 0 1,1-1-1,-1 0 0,0 1 1,3-1-1,2 1 47,0 0-1,-1 0 1,1-1-1,0 0 1,-1 0-1,1 0 0,0-1 1,0 0-1,9-3 1,-9 5 215,-4 0-218</inkml:trace>
+  <inkml:trace contextRef="#ctx0" brushRef="#br0" timeOffset="286.1">908 963 2504,'0'0'144,"-1"28"417,-3 0-368,1-12 98,0 0 0,2 0 0,0 31 1,4-37-96,-2-6-79</inkml:trace>
+  <inkml:trace contextRef="#ctx0" brushRef="#br0" timeOffset="-8309.13">409 400 1296,'0'0'17,"1"27"94,-2 16 170,2-21 114,-2-1 0,-1 1-1,0-1 1,-9 35 0,7-47-183,-1 5 456,5-13-659</inkml:trace>
+  <inkml:trace contextRef="#ctx0" brushRef="#br0" timeOffset="-7853.22">419 668 3712,'17'16'213,"-9"-8"-119,1-1-1,0 0 0,18 10 0,-17-11 24,1 1-1,17 15 1,-13-9 16,1-1 0,0 0 0,1-2 0,0 0 0,20 8 1,-31-15-109</inkml:trace>
+  <inkml:trace contextRef="#ctx0" brushRef="#br0" timeOffset="-7478.14">685 818 3616,'18'-4'80,"0"0"0,0-2 0,-1 0 1,0-1-1,0 0 0,17-11 0,78-32 634,-109 49-669</inkml:trace>
+  <inkml:trace contextRef="#ctx0" brushRef="#br0" timeOffset="-7022.33">1027 396 2904,'-1'19'137,"-2"33"688,-17 101 0,11-112-313,7-37-451</inkml:trace>
+  <inkml:trace contextRef="#ctx0" brushRef="#br0" timeOffset="-6321.52">422 388 2808,'0'0'49,"26"-17"366,-17 11-324,0 0 1,1 1-1,-1 1 1,1-1-1,16-3 0,16-8 74,122-60 275,-157 73-425</inkml:trace>
+  <inkml:trace contextRef="#ctx0" brushRef="#br0" timeOffset="-5998.89">810 239 3000,'22'17'96,"42"28"259,-15-18-73,-33-20-164,0 1 0,-1 1 0,-1 1 0,17 13 0,-27-19-81</inkml:trace>
+  <inkml:trace contextRef="#ctx0" brushRef="#br0" timeOffset="-4531.41">673 478 1496,'-3'2'26,"1"-1"0,-1 1 0,0-1 0,1 1 0,-1 0 0,1 0 0,0 0 0,0 0 0,-1 0 0,1 1 0,1-1 0,-1 0 0,0 1 0,0 0 0,1-1 0,0 1 0,-1 0 0,1 0 0,0 0 0,1 0 0,-1 0 0,0 0 0,1 0 0,0 0 0,0 0 0,-1 0 0,2 0 0,-1 0 0,0 0-1,1 0 1,1 5 0,-2-4 10,1 0 0,1-1 0,-1 1-1,1 0 1,-1 0 0,1-1 0,0 1-1,1-1 1,-1 0 0,0 1 0,1-1-1,0 0 1,0-1 0,0 1 0,0 0-1,0-1 1,0 1 0,1-1 0,-1 0-1,1 0 1,0-1 0,-1 1-1,9 1 1,-7-2-2,0-1-1,0 0 0,0 0 0,0-1 1,0 1-1,0-1 0,0 0 1,0 0-1,0-1 0,-1 0 0,1 0 1,0 0-1,-1 0 0,1 0 1,-1-1-1,0 0 0,0 0 0,0 0 1,0-1-1,-1 1 0,4-5 1,-5 5-5,1 1 0,-1 0 0,-1-1 0,1 1 0,0-1 0,-1 0 0,1 0 0,-1 1 0,0-1 0,0 0 1,0 0-1,0 0 0,-1 0 0,1-1 0,-1 1 0,0 0 0,1 0 0,-2 0 0,1 0 0,0 0 1,0 0-1,-1 0 0,0-1 0,0 1 0,0 1 0,0-1 0,0 0 0,0 0 0,-1 0 0,0 0 0,1 1 1,-1-1-1,0 1 0,-4-4 0,3 3 3,0 1 0,0 0 0,0 0 0,0 1 0,0-1 0,0 1-1,-1-1 1,1 1 0,-1 0 0,1 0 0,-1 1 0,1-1 0,-1 1 0,1 0 0,-1-1 0,1 2 0,-1-1 0,-5 1 0,4 0 6,1-1 1,-1 1-1,1 1 1,0-1-1,-1 1 1,1-1-1,0 1 1,0 0-1,0 1 0,0-1 1,0 1-1,0-1 1,1 1-1,-4 4 1,3-1 15,2 1-4</inkml:trace>
+  <inkml:trace contextRef="#ctx0" brushRef="#br0" timeOffset="-3888.96">1073 368 5752,'17'-12'14,"17"-4"-1,1 2-1,1 1 0,56-12 1,-88 25-13</inkml:trace>
+  <inkml:trace contextRef="#ctx0" brushRef="#br0" timeOffset="-3392.66">1302 288 3312,'0'0'16,"24"14"101,88 46 607,-77-38-470,-32-20-229</inkml:trace>
+  <inkml:trace contextRef="#ctx0" brushRef="#br0" timeOffset="-2926.44">1614 401 2704,'-19'-16'200,"16"15"-174,1 1 0,-1-1 0,1 1 0,-1 0 0,0 0 0,1 0 1,-1 0-1,0 1 0,1-1 0,-1 1 0,0-1 0,1 1 0,-1 0 0,1 0 0,0 0 0,-1 0 0,1 1 0,0-1 1,-1 1-1,1-1 0,0 1 0,0 0 0,0 0 0,1 0 0,-1 0 0,0 0 0,1 0 0,-1 0 0,1 1 0,0-1 1,0 0-1,0 1 0,0-1 0,0 1 0,0 0 0,1-1 0,-1 1 0,1-1 0,0 1 0,-1 0 0,1-1 1,1 1-1,-1 0 0,0-1 0,2 6 0,-1-6-7,0 1 0,0-1 1,0 0-1,0 0 0,0 0 0,0 0 0,1 0 1,-1 0-1,1 0 0,0 0 0,0-1 0,-1 1 1,1-1-1,0 1 0,0-1 0,0 0 0,0 0 1,1 0-1,-1 0 0,0 0 0,0 0 0,1 0 1,-1-1-1,1 1 0,3-1 0,5 2 70,1-1 1,-1 0-1,1-1 0,12-1 0,-12 0 73,1-1 0,-1-1 0,15-4 0,-23 6-19</inkml:trace>
+  <inkml:trace contextRef="#ctx0" brushRef="#br0" timeOffset="-2568.65">1765 377 5120,'0'0'32,"-1"28"225,14 86 623,-11-110-865</inkml:trace>
+  <inkml:trace contextRef="#ctx0" brushRef="#br0" timeOffset="-1950.66">1259 140 3712,'-1'12'112,"-3"4"80,1 0 0,1 0 0,0 30 0,6-42 18,-3-3-179,0-1 16</inkml:trace>
+  <inkml:trace contextRef="#ctx0" brushRef="#br0" timeOffset="-1706.37">1329 139 3312,'-1'24'104,"-2"11"27,2-26 28,0 1 0,1-1 0,0 1 0,1 9 1,3-12 105,-3-6-193</inkml:trace>
+  <inkml:trace contextRef="#ctx0" brushRef="#br0" timeOffset="-891.71">1289 7 2704,'0'0'57,"-19"-1"350,17 2-390,1 0 0,-1 0 1,1 0-1,-1 0 0,1 0 0,0 0 1,-1 0-1,1 1 0,0-1 1,0 0-1,0 1 0,0-1 0,0 1 1,0-1-1,0 1 0,1-1 0,-1 1 1,1-1-1,-1 1 0,1 0 0,-1 0 1,1-1-1,0 1 0,0 0 1,0-1-1,0 1 0,0 0 0,0 0 1,0-1-1,1 1 0,-1 0 0,1-1 1,-1 1-1,1 0 0,0-1 0,-1 1 1,1-1-1,0 1 0,0-1 0,0 1 1,0-1-1,0 0 0,2 2 1,-1-1 5,1 1 1,-1-1 0,1 0 0,-1 0-1,1 0 1,0 0 0,0 0 0,0-1 0,0 1-1,0-1 1,0 0 0,0 0 0,0 0-1,0 0 1,1-1 0,-1 1 0,0-1 0,1 0-1,-1 0 1,0 0 0,0 0 0,6-2 0,-6 1-7,-1 0 0,0 0 1,1 0-1,-1 0 0,0-1 1,0 1-1,0-1 0,0 1 1,0-1-1,0 0 0,0 0 1,-1 0-1,1 0 0,-1 0 1,1 0-1,-1 0 1,0 0-1,0-1 0,0 1 1,1-5-1,-1 5-13,-1 1 1,0-1-1,1 0 1,-1 0-1,0 0 0,0 1 1,0-1-1,0 0 1,-1 0-1,1 1 1,0-1-1,-1 0 0,1 0 1,-1 1-1,0-1 1,1 1-1,-1-1 0,0 0 1,0 1-1,0 0 1,0-1-1,0 1 1,-1 0-1,1-1 0,0 1 1,-1 0-1,1 0 1,-1 0-1,1 0 0,-4-1 1,2 0 11,0 1-1,0 0 1,0 1 0,0-1 0,0 0-1,0 1 1,-1 0 0,1 0 0,0 0-1,0 0 1,0 0 0,-1 1 0,1-1-1,0 1 1,0 0 0,0 0-1,-4 2 1,5-3 1,-1 1-1,1 1 1,0-1 0,0 0-1,0 0 1,0 1-1,0 0 1,0-1 0,0 1-1,0 0 1,1 0-1,-1 0 1,1 0 0,-1 0-1,1 0 1,0 0 0,0 0-1,0 0 1,0 1-1,0-1 1,0 1 0,0 3-1,1 2 47</inkml:trace>
+  <inkml:trace contextRef="#ctx0" brushRef="#br0">812 941 2208,'0'0'49,"-13"28"166,11-23-145,1 0 0,0-1 1,0 1-1,0 0 0,1 0 0,-1 0 1,2 6-1,-1-10-43,0 1 1,1-1-1,-1 0 0,1 1 1,-1-1-1,1 0 1,0 1-1,-1-1 0,1 0 1,0 0-1,0 0 1,0 1-1,0-1 1,0 0-1,0 0 0,0 0 1,0-1-1,1 1 1,-1 0-1,0 0 0,0-1 1,1 1-1,-1 0 1,1-1-1,-1 0 0,0 1 1,3-1-1,2 1 47,0 0-1,-1 0 1,1-1-1,0 0 1,-1 0-1,1 0 0,0-1 1,0 0-1,9-3 1,-9 5 215,-4 0-218</inkml:trace>
+  <inkml:trace contextRef="#ctx0" brushRef="#br0" timeOffset="286.1">909 963 2504,'0'0'144,"-1"28"417,-3 0-368,1-12 98,0 0 0,2 0 0,0 31 1,4-37-96,-2-6-79</inkml:trace>
+  <inkml:trace contextRef="#ctx0" brushRef="#br0" timeOffset="190871.93">47 538 1104,'0'0'88,"11"-11"1225,-19 50-971,0 0-184,8-37-139,0 0 0,-1 0 0,1 0 0,1 0 0,-1 1 0,0-1 0,0 0 0,1 0 0,-1 0 0,1 0 0,0 0 0,0 0 1,0 0-1,1 3 0,-1-5-14,-1 0 0,0 0 1,0 1-1,1-1 1,-1 0-1,0 0 0,1 1 1,-1-1-1,0 0 1,1 0-1,-1 0 0,0 1 1,1-1-1,-1 0 1,1 0-1,-1 0 0,0 0 1,1 0-1,-1 0 1,1 0-1,-1 0 0,0 0 1,1 0-1,-1 0 1,0 0-1,1 0 0,-1 0 1,1-1-1,-1 1 1,0 0-1,1 0 0,-1 0 1,0 0-1,1-1 1,-1 1-1,0 0 0,1-1 1,0 0 10</inkml:trace>
+  <inkml:trace contextRef="#ctx0" brushRef="#br0" timeOffset="191148.35">1 564 2104,'0'0'579,"20"-1"-346,-16 1-211,14 0 188,0-1 1,24-3-1,-36 3-147</inkml:trace>
+</inkml:ink>
+</file>
+
+<file path=word/ink/ink10.xml><?xml version="1.0" encoding="utf-8"?>
+<inkml:ink xmlns:inkml="http://www.w3.org/2003/InkML">
+  <inkml:definitions>
+    <inkml:context xml:id="ctx0">
+      <inkml:inkSource xml:id="inkSrc0">
+        <inkml:traceFormat>
+          <inkml:channel name="X" type="integer" min="-2.14748E9" max="2.14748E9" units="cm"/>
+          <inkml:channel name="Y" type="integer" min="-2.14748E9" max="2.14748E9" units="cm"/>
+          <inkml:channel name="F" type="integer" max="32767" units="dev"/>
+        </inkml:traceFormat>
+        <inkml:channelProperties>
+          <inkml:channelProperty channel="X" name="resolution" value="1000" units="1/cm"/>
+          <inkml:channelProperty channel="Y" name="resolution" value="1000" units="1/cm"/>
+          <inkml:channelProperty channel="F" name="resolution" value="0" units="1/dev"/>
+        </inkml:channelProperties>
+      </inkml:inkSource>
+      <inkml:timestamp xml:id="ts0" timeString="2026-04-22T18:23:10.316"/>
+    </inkml:context>
+    <inkml:brush xml:id="br0">
+      <inkml:brushProperty name="width" value="0.025" units="cm"/>
+      <inkml:brushProperty name="height" value="0.025" units="cm"/>
+    </inkml:brush>
+  </inkml:definitions>
+  <inkml:trace contextRef="#ctx0" brushRef="#br0">47 15 896,'0'0'632,"27"-13"233,-25 12-802,0 1-1,0 0 1,0-1 0,1 1-1,-1 0 1,0 0-1,0 1 1,0-1-1,1 0 1,-1 1 0,0-1-1,0 1 1,0 0-1,0 0 1,0 0-1,0 0 1,0 0-1,0 0 1,2 2 0,-3-2-13,1 0 1,-1 0 0,1 0 0,-1 0 0,0 0 0,1 1 0,-1-1-1,0 1 1,0-1 0,0 1 0,0-1 0,0 1 0,0-1 0,0 1-1,-1 0 1,1-1 0,-1 1 0,1 0 0,-1 0 0,0 0 0,1-1-1,-1 1 1,0 2 0,-1-2-8,1-1 0,-1 1 0,0 0-1,0-1 1,1 1 0,-1 0 0,0-1-1,0 0 1,-1 1 0,1-1 0,0 1 0,0-1-1,-1 0 1,1 0 0,-1 0 0,-2 2-1,2-2 17,0 0-1,0 1 0,0-1 0,1 1 0,-1-1 1,0 1-1,1 0 0,-1-1 0,-1 4 0,3-4-36,0-1-1,0 1 1,0 0-1,0-1 0,0 1 1,0-1-1,0 1 1,0-1-1,0 1 0,0 0 1,0-1-1,0 1 1,1-1-1,-1 1 0,0-1 1,0 1-1,1-1 1,-1 1-1,0-1 0,1 1 1,-1-1-1,0 1 1,1-1-1,-1 1 0,1-1 1,-1 0-1,1 1 1,-1-1-1,1 0 0,0 1 1,22 12 145,-11-6-46,-9-5-87,-1 0-1,1 0 1,-1 0-1,1 0 0,-1 1 1,0-1-1,0 1 0,0-1 1,0 1-1,0 0 0,-1 0 1,3 5-1,-4-6-14,0-1 0,0 1-1,0-1 1,0 1 0,0-1 0,0 1 0,-1-1-1,1 0 1,-1 1 0,1-1 0,-1 1 0,1-1-1,-1 0 1,0 1 0,0-1 0,1 0 0,-1 0-1,0 0 1,0 0 0,0 0 0,0 0-1,-1 0 1,1 0 0,0 0 0,0 0 0,-1 0-1,1-1 1,0 1 0,-3 0 0,-3 2 39,0 1 1,0-2 0,-1 1-1,1-1 1,-1 0-1,1-1 1,-1 0-1,0 0 1,0 0 0,1-1-1,-1-1 1,0 1-1,0-1 1,0 0 0,1-1-1,-13-3 1,16 1-19,1 1 0</inkml:trace>
+</inkml:ink>
+</file>
+
+<file path=word/ink/ink11.xml><?xml version="1.0" encoding="utf-8"?>
+<inkml:ink xmlns:inkml="http://www.w3.org/2003/InkML">
+  <inkml:definitions>
+    <inkml:context xml:id="ctx0">
+      <inkml:inkSource xml:id="inkSrc0">
+        <inkml:traceFormat>
+          <inkml:channel name="X" type="integer" min="-2.14748E9" max="2.14748E9" units="cm"/>
+          <inkml:channel name="Y" type="integer" min="-2.14748E9" max="2.14748E9" units="cm"/>
+          <inkml:channel name="F" type="integer" max="32767" units="dev"/>
+        </inkml:traceFormat>
+        <inkml:channelProperties>
+          <inkml:channelProperty channel="X" name="resolution" value="1000" units="1/cm"/>
+          <inkml:channelProperty channel="Y" name="resolution" value="1000" units="1/cm"/>
+          <inkml:channelProperty channel="F" name="resolution" value="0" units="1/dev"/>
+        </inkml:channelProperties>
+      </inkml:inkSource>
+      <inkml:timestamp xml:id="ts0" timeString="2026-04-22T18:22:57.570"/>
+    </inkml:context>
+    <inkml:brush xml:id="br0">
+      <inkml:brushProperty name="width" value="0.025" units="cm"/>
+      <inkml:brushProperty name="height" value="0.025" units="cm"/>
+    </inkml:brush>
+  </inkml:definitions>
+  <inkml:trace contextRef="#ctx0" brushRef="#br0">822 83 296,'0'0'735,"-24"-14"-510,21 13-194,0 0 0,0-1 0,0 1 1,-1 0-1,1 0 0,-5 0 0,5 1 41,1 0 1,-1-1-1,1 1 1,-1-1-1,1 0 1,0 1-1,-1-1 1,1 0-1,0 0 1,0-1-1,-1 1 1,1 0-1,0-1 1,-3-3-1,-1 2 227,0-1 0,-1 1-1,1 0 1,-1 0 0,1 1-1,-1 0 1,0 0 0,-11-1-1,17 3-252,-73-15 769,71 14-682,-18-1 1053,21 2-1130,-1 0-1,0 0 1,1 0-1,-1 0 1,0 0-1,1 0 1,-1 1-1,1-1 1,-1 0-1,0 0 1,1 1-1,-1-1 1,1 0-1,-1 1 0,1-1 1,-1 0-1,1 1 1,-1-1-1,1 1 1,-1-1-1,1 1 1,0-1-1,-1 1 1,1-1-1,-1 2 1,-2 8-26,1 1 1,-1 0-1,2-1 1,0 1 0,0 0-1,1 16 1,0-27-31,0 7-79,1 7 558,-1-14-464,1 0 0,-1 0 0,0 1 0,0-1 0,1 0 0,-1 0 0,0 0 0,1 0 0,-1 1 0,0-1 0,1 0-1,-1 0 1,0 0 0,1 0 0,-1 0 0,0 0 0,1 0 0,-1 0 0,0 0 0,1 0 0,-1 0 0,0 0 0,1 0 0,-1 0 0,0 0-1,1 0 1,-1-1 0,0 1 0,0 0 0,1 0 0,-1 0 0,0 0 0,1-1 0,-1 1 0,0 0 0,20-8 110,0 1 1,0 1-1,0 1 1,1 1-1,29-3 1,67-1-110,-117 8 80</inkml:trace>
+  <inkml:trace contextRef="#ctx0" brushRef="#br0" timeOffset="2550.72">466 93 2104,'0'0'385,"-10"17"449,-26 38 352,-49 104 1,82-154-1139</inkml:trace>
+  <inkml:trace contextRef="#ctx0" brushRef="#br0" timeOffset="3427.63">243 407 4096,'-1'0'-2,"-1"0"-1,0 1 1,0-1 0,1 0-1,-1 0 1,0 1 0,1-1 0,-1 1-1,0-1 1,1 1 0,-1 0-1,1 0 1,-1 0 0,1 0 0,0 0-1,-1 0 1,1 0 0,0 0-1,0 0 1,0 1 0,-1-1 0,1 0-1,1 1 1,-1-1 0,0 1-1,-1 2 1,0 0-5,-1 0-1,1 0 1,1 1-1,-1-1 1,1 1-1,-1 0 1,1-1-1,-1 9 1,2-11 5,0 0 0,1-1 0,-1 1 1,0-1-1,0 1 0,1 0 0,-1-1 1,1 1-1,0-1 0,-1 1 1,1-1-1,0 1 0,0-1 0,0 0 1,0 1-1,0-1 0,0 0 1,0 0-1,0 1 0,1-1 0,-1 0 1,0 0-1,1-1 0,1 2 0,0-1 5,-1 1 0,1-1 0,0 0-1,1-1 1,-1 1 0,0 0-1,0-1 1,0 0 0,0 0-1,0 0 1,0 0 0,5-1-1,-5 1 14,0-1 0,0 1 0,0-1 0,-1 0 0,1 0 0,0 0 0,-1-1 0,1 1 0,-1-1 0,1 1 0,-1-1 0,0 0 0,4-3 0,-5 3 5,0 1 1,0-1 0,0 0 0,0 1-1,0-1 1,0 0 0,-1 1 0,1-1-1,0 0 1,-1 0 0,0 0 0,1 0-1,-1 0 1,0 1 0,0-1 0,0 0 0,0 0-1,0 0 1,-1 0 0,1 0 0,-1 0-1,1 1 1,-2-3 0,2 1 44,-1 0-1,-1 0 1,1 1 0,0-1 0,-1 0-1,1 1 1,-1-1 0,0 1 0,0 0-1,0 0 1,0-1 0,0 1 0,0 0 0,0 1-1,-1-1 1,1 0 0,-6-2 0,6 3-15,0 1 0,0 0 0,-1-1 0,1 1-1,0 0 1,0 0 0,0 0 0,0 0 0,-1 0 0,1 1 0,0-1 0,0 1 0,0-1 0,0 1 0,0 0 0,0 0 0,0 0 0,0 0 0,0 0 0,0 0 0,1 1 0,-1-1 0,0 0 0,1 1 0,-2 2 0,1-3-36,1 0 0,0 1 0,-1-1 0,1 1 0,0 0-1,0-1 1,0 1 0,1 0 0,-1 0 0,0-1 0,0 3 0,1 0-159</inkml:trace>
+  <inkml:trace contextRef="#ctx0" brushRef="#br0" timeOffset="4283.65">5 384 3312,'0'0'411,"2"19"-261,-9 98 273,10-111-278,-3-6-130</inkml:trace>
+  <inkml:trace contextRef="#ctx0" brushRef="#br0" timeOffset="4467.94">94 369 2904,'-5'29'161,"4"84"990,-2-99-711,3-13-384</inkml:trace>
+  <inkml:trace contextRef="#ctx0" brushRef="#br0" timeOffset="4636.26">16 477 4216,'0'0'71,"20"8"139,-7-10-78,-1 1 1,1 0-1,-1 1 0,25 4 1,-27-3-100</inkml:trace>
+</inkml:ink>
+</file>
+
+<file path=word/ink/ink12.xml><?xml version="1.0" encoding="utf-8"?>
+<inkml:ink xmlns:inkml="http://www.w3.org/2003/InkML">
+  <inkml:definitions>
+    <inkml:context xml:id="ctx0">
+      <inkml:inkSource xml:id="inkSrc0">
+        <inkml:traceFormat>
+          <inkml:channel name="X" type="integer" min="-2.14748E9" max="2.14748E9" units="cm"/>
+          <inkml:channel name="Y" type="integer" min="-2.14748E9" max="2.14748E9" units="cm"/>
+          <inkml:channel name="F" type="integer" max="32767" units="dev"/>
+        </inkml:traceFormat>
+        <inkml:channelProperties>
+          <inkml:channelProperty channel="X" name="resolution" value="1000" units="1/cm"/>
+          <inkml:channelProperty channel="Y" name="resolution" value="1000" units="1/cm"/>
+          <inkml:channelProperty channel="F" name="resolution" value="0" units="1/dev"/>
+        </inkml:channelProperties>
+      </inkml:inkSource>
+      <inkml:timestamp xml:id="ts0" timeString="2026-04-22T18:22:50.081"/>
+    </inkml:context>
+    <inkml:brush xml:id="br0">
+      <inkml:brushProperty name="width" value="0.025" units="cm"/>
+      <inkml:brushProperty name="height" value="0.025" units="cm"/>
+    </inkml:brush>
+  </inkml:definitions>
+  <inkml:trace contextRef="#ctx0" brushRef="#br0">359 1 2208,'0'0'48,"24"13"305,3-3-129,-25-9-225</inkml:trace>
+  <inkml:trace contextRef="#ctx0" brushRef="#br0" timeOffset="558.24">317 91 1296,'0'0'48,"26"15"80,1-3 129,-26-12-218</inkml:trace>
+  <inkml:trace contextRef="#ctx0" brushRef="#br0" timeOffset="1042.78">247 178 2208,'0'0'24,"28"10"296,-11-4 131,29 15 1,-43-20-395</inkml:trace>
+  <inkml:trace contextRef="#ctx0" brushRef="#br0" timeOffset="2790.07">240 270 2608,'0'0'40,"-29"2"839,27 0-835,0 0 1,1 0-1,0 0 1,-1 0 0,1 0-1,0 0 1,0 0-1,0 0 1,0 0 0,0 1-1,0 2 1,-4 7 182,4-10-170,0 1-1,0-1 1,0 1 0,0-1-1,0 1 1,0 0 0,1 0-1,0-1 1,-1 1 0,1 0-1,0 0 1,0 0-1,0 0 1,1-1 0,-1 1-1,1 0 1,0 0 0,-1-1-1,1 1 1,0-1-1,1 1 1,-1 0 0,0-1-1,1 0 1,-1 1 0,1-1-1,0 0 1,0 0 0,3 3-1,-2-3-6,-1 1-1,1-1 1,0-1 0,-1 1-1,1 0 1,0-1 0,0 1-1,0-1 1,0 0-1,0 0 1,1 0 0,-1-1-1,0 1 1,0-1 0,1 0-1,-1 1 1,0-1-1,0-1 1,1 1 0,-1 0-1,0-1 1,0 0 0,0 0-1,1 0 1,3-2-1,-5 2-15,0 0-1,0 0 0,0-1 0,-1 1 0,1 0 0,0-1 0,-1 0 0,1 1 1,-1-1-1,0 0 0,1 0 0,-1 0 0,0 0 0,0 0 0,0 0 0,0 0 0,-1 0 1,1 0-1,0 0 0,-1 0 0,0-1 0,1 1 0,-1 0 0,0 0 0,0-1 1,0 1-1,0 0 0,-1 0 0,1 0 0,-2-5 0,1 3 24,0 1 0,-1-1 1,1 0-1,-1 0 0,0 1 0,0-1 0,0 1 0,0-1 1,-1 1-1,1 0 0,-1 0 0,0 0 0,0 0 1,0 1-1,0-1 0,-6-3 0,7 6-29,0 0 0,0 0 0,1 0-1,-1 0 1,0 0 0,0 0 0,0 0 0,1 1 0,-1-1-1,0 1 1,0-1 0,1 1 0,-1 0 0,0 0 0,1-1 0,-1 1-1,1 0 1,-3 2 0,-27 22 406,30-23-458,1 0 0,-1 0 0,0-1 0,0 1 0,1 0 1,-1 0-1,1 0 0,-1 0 0,1 0 0,0 3 0,-1-1-88,1-1 47</inkml:trace>
+  <inkml:trace contextRef="#ctx0" brushRef="#br0" timeOffset="3138.13">13 229 4512,'0'0'135,"-5"28"185,1 1-200,0 33 0,9-49-87,-4-12-33</inkml:trace>
+  <inkml:trace contextRef="#ctx0" brushRef="#br0" timeOffset="3421.47">88 216 3208,'0'31'167,"-9"101"1231,9-132-1347</inkml:trace>
+  <inkml:trace contextRef="#ctx0" brushRef="#br0" timeOffset="3642.85">19 319 3912,'0'0'35,"29"7"299,35-5 160,-58-1-453</inkml:trace>
+</inkml:ink>
+</file>
+
+<file path=word/ink/ink13.xml><?xml version="1.0" encoding="utf-8"?>
+<inkml:ink xmlns:inkml="http://www.w3.org/2003/InkML">
+  <inkml:definitions>
+    <inkml:context xml:id="ctx0">
+      <inkml:inkSource xml:id="inkSrc0">
+        <inkml:traceFormat>
+          <inkml:channel name="X" type="integer" min="-2.14748E9" max="2.14748E9" units="cm"/>
+          <inkml:channel name="Y" type="integer" min="-2.14748E9" max="2.14748E9" units="cm"/>
+          <inkml:channel name="F" type="integer" max="32767" units="dev"/>
+        </inkml:traceFormat>
+        <inkml:channelProperties>
+          <inkml:channelProperty channel="X" name="resolution" value="1000" units="1/cm"/>
+          <inkml:channelProperty channel="Y" name="resolution" value="1000" units="1/cm"/>
+          <inkml:channelProperty channel="F" name="resolution" value="0" units="1/dev"/>
+        </inkml:channelProperties>
+      </inkml:inkSource>
+      <inkml:timestamp xml:id="ts0" timeString="2026-04-22T18:22:31.847"/>
+    </inkml:context>
+    <inkml:brush xml:id="br0">
+      <inkml:brushProperty name="width" value="0.025" units="cm"/>
+      <inkml:brushProperty name="height" value="0.025" units="cm"/>
+    </inkml:brush>
+  </inkml:definitions>
+  <inkml:trace contextRef="#ctx0" brushRef="#br0">196 39 792,'0'0'32,"-13"4"73,4 12-12,5-10-32,0 1-1,1-1 1,0 0-1,1 1 1,-3 8-1,4-12-20,0-1 1,1 1-1,-1 0 0,1 0 0,0-1 1,0 1-1,0 0 0,1 0 0,-1-1 0,0 1 1,1 0-1,0-1 0,0 1 0,-1 0 0,2-1 1,-1 1-1,0-1 0,0 1 0,1-1 0,-1 0 1,1 0-1,0 0 0,2 3 0,0-2 19,0 0-1,0 1 1,1-2-1,-1 1 0,1 0 1,0-1-1,-1 0 1,1 0-1,0 0 1,0-1-1,0 0 1,6 1-1,-5-1-13,-1-1 0,1 1 0,0-1 0,-1 0 0,1-1 0,0 1-1,-1-1 1,1-1 0,0 1 0,-1-1 0,7-2 0,-9 3-31,-1-1 0,1 1-1,0-1 1,-1 0 0,1 1 0,-1-1-1,0 0 1,0-1 0,0 1 0,0 0-1,0-1 1,0 1 0,0-1 0,-1 1 0,1-1-1,-1 0 1,0 1 0,0-1 0,0 0-1,0 0 1,0-4 0,0 3-1,-1 0 0,0 0 0,-1 0 0,1 1 0,0-1 0,-1 0 0,0 0 0,0 1 0,0-1 0,-1 1 0,1-1 0,-1 1 0,0-1 0,0 1 0,0 0 0,0 0 0,0 0 0,-1 0 0,1 0 0,-1 0 0,0 1 0,0-1 1,0 1-1,0 0 0,0 0 0,-1 0 0,1 0 0,0 1 0,-1-1 0,0 1 0,1 0 0,-1 0 0,0 0 0,1 1 0,-1-1 0,0 1 0,0 0 0,0 0 0,1 0 0,-1 1 0,0-1 0,0 1 0,1 0 0,-1 0 0,0 0 0,1 0 0,-6 4 0,1 0 53,1 0 0,0 1-1,0 0 1,0 0 0,1 1-1,0 0 1,-7 11 0,7-9-9</inkml:trace>
+  <inkml:trace contextRef="#ctx0" brushRef="#br0" timeOffset="774.6">193 285 2704,'0'0'443,"-11"12"-179,-51 44 136,-55 57 173,115-110-565</inkml:trace>
+  <inkml:trace contextRef="#ctx0" brushRef="#br0" timeOffset="1342.1">497 153 2904,'0'0'8,"23"12"56,-2 3 80,1-2-1,0 0 1,1-1 0,46 17 0,-36-16 89,55 31 0,-77-37-194</inkml:trace>
+  <inkml:trace contextRef="#ctx0" brushRef="#br0" timeOffset="2183.83">23 545 2208,'0'0'24,"24"19"141,129 84 655,-133-89-719,0-2-1,22 11 0,-4-3-3,7 5 19,-33-17-71</inkml:trace>
+  <inkml:trace contextRef="#ctx0" brushRef="#br0" timeOffset="2825.62">826 311 1800,'0'0'216,"1"18"-59,-6 8-46,-1-1-1,-1 1 1,-1-1-1,-21 44 0,4-9 22,14-38-78,9-17-42,-1 0 0,1-1 0,0 1 0,1 0 0,-3 7 0,3-1 5</inkml:trace>
+  <inkml:trace contextRef="#ctx0" brushRef="#br0" timeOffset="3445.06">420 772 1800,'25'-12'64,"94"-39"216,-75 34-144,39-18 120,-29 14-31,-50 19-194</inkml:trace>
+  <inkml:trace contextRef="#ctx0" brushRef="#br0" timeOffset="5867.01">848 280 1400,'0'0'32,"20"-15"167,-9 7-67,1 0 0,0 1 1,21-10-1,-22 13-6,0-1 0,-1-1-1,0 1 1,0-2 0,-1 0-1,11-9 1,-13 9 74,1 0 0,0 1 0,0 0 0,0 0 0,1 0 0,14-6 0,-20 12-24,-3 0-120</inkml:trace>
+  <inkml:trace contextRef="#ctx0" brushRef="#br0" timeOffset="6639.53">1262 23 3000,'-3'1'43,"0"-1"0,0 1 0,0-1 0,1 1 0,-1 0 0,0 0 0,1 0 0,-1 0 0,1 1 0,-1-1 0,1 1 1,0-1-1,-1 1 0,1 0 0,0 0 0,0 0 0,0 0 0,0 0 0,1 1 0,-1-1 0,1 0 0,-1 1 0,1 0 0,0-1 0,0 1 0,0-1 0,0 1 0,0 0 0,1 0 0,-1 3 1,1-4-23,0 0 0,0 0 0,0 0 0,0 0 0,0 0 1,0 0-1,1 1 0,-1-1 0,1-1 0,-1 1 0,1 0 1,0 0-1,0 0 0,0 0 0,0 0 0,0-1 0,0 1 1,1 0-1,-1-1 0,0 1 0,1-1 0,-1 0 0,1 1 1,0-1-1,-1 0 0,1 0 0,0 0 0,0 0 0,0 0 1,2 0-1,2 2 21,0-1 0,-1-1 0,1 1 0,0-1 0,0 0 0,0 0 1,0-1-1,0 0 0,8-1 0,-9 1 2,0-1 0,0-1 0,0 1-1,0-1 1,0 0 0,-1 0 0,1-1 0,0 1 0,-1-1 0,0 0 0,1 0 0,-1 0 0,-1-1 0,6-5-1,-8 7-16,1 1 0,-1-1 0,0 0 0,0 0 0,-1 0 0,1 0 0,0 0 0,-1 0 0,1 0 0,-1 0-1,1 0 1,-1 0 0,0-1 0,0 1 0,0 0 0,0 0 0,-1 0 0,1 0 0,0 0 0,-1 0-1,1 0 1,-1 0 0,-2-4 0,1 2-9,0 0 0,0 0 0,-1 0 0,0 0 0,0 0 0,0 1 0,0-1 0,-1 1 0,-5-5 0,6 7-4,-1-1 1,1 1 0,0 0 0,-1 0-1,1 0 1,-1 0 0,1 1-1,-1-1 1,1 1 0,-1 0 0,1 0-1,-1 0 1,1 0 0,-1 1-1,1 0 1,-1-1 0,1 1-1,-1 0 1,1 1 0,0-1 0,0 1-1,-1-1 1,1 1 0,0 0-1,1 0 1,-1 0 0,0 1 0,0-1-1,1 1 1,0-1 0,-1 1-1,1 0 1,0 0 0,-2 5-1,3-3 56</inkml:trace>
+  <inkml:trace contextRef="#ctx0" brushRef="#br0" timeOffset="6913.69">1514 145 4312,'12'11'171,"1"-2"1,0 1-1,1-2 0,0 0 1,26 11-1,-24-14 60,0 2 0,0 0 0,24 14 0,-33-16-159</inkml:trace>
+  <inkml:trace contextRef="#ctx0" brushRef="#br0" timeOffset="9274.98">738 645 1896,'0'0'1033,"15"24"-449,56 119 775,-53-108-1036,-18-34-283,0-1 0,1 0 0,-1 0 0,0 0 0,0 0 1,0 1-1,1-1 0,-1 0 0,0 0 0,0 0 1,0 0-1,1 0 0,-1 1 0,0-1 0,0 0 1,0 0-1,1 0 0,-1 0 0,0 0 0,0 0 0,1 0 1,-1 0-1,0 0 0,0 0 0,1 0 0,-1 0 1,0 0-1,0 0 0,1 0 0,-1 0 0,0 0 1,0-1-1,1 1 0,-1 0 0,0 0 0,0 0 0,0 0 1,1 0-1,-1 0 0,0-1 0,0 1 0,0 0 1,0 0-1,1 0 0,-1-1 0,0 1 0,0 0 0,0 0 1,0 0-1,0-1 0,0 1 0,0 0 0,1-1 1,13-19 254,-2 3 393,-6 13-547,0 0 0,0-1 0,0 2 0,0-1 0,1 1 0,0 0 0,-1 0 0,15-3 0,-26 0 120,0 1 0,0-1 0,0 1 0,-1 1-1,-7-6 1,-1 0-201,0-1-1,-1 2 1,-1 0-1,-20-9 1,27 14-46,0-1 0,0 0 0,-8-7 0,9 7-3,0 0 1,0 0-1,0 0 1,-10-3-1,11 4 13,7 4-17</inkml:trace>
+  <inkml:trace contextRef="#ctx0" brushRef="#br0" timeOffset="10467.02">1038 815 2904,'0'0'25,"-19"8"230,13 0-144,-1 1-1,1 0 1,1 0-1,0 1 1,0 0 0,-5 16-1,9-24-98,1 0 1,-1 0-1,1 0 0,0 0 1,0 1-1,-1-1 0,1 0 0,1 0 1,-1 1-1,0-1 0,0 0 1,1 0-1,0 0 0,-1 0 0,1 1 1,0-1-1,0 0 0,0 0 1,0-1-1,0 1 0,0 0 0,1 0 1,-1 0-1,1-1 0,-1 1 1,1-1-1,0 1 0,0-1 0,-1 0 1,1 1-1,0-1 0,0 0 1,0 0-1,0 0 0,0-1 0,0 1 1,1 0-1,2-1 0,2 2 50,-1-1 0,1 0 0,0 0 0,0-1-1,0 0 1,0 0 0,0-1 0,0 1 0,0-2 0,0 1-1,-1-1 1,1 0 0,-1 0 0,1-1 0,8-4 0,-14 6-39,0 0 0,0-1 0,0 1 0,0 0 0,0 0 0,0 0 0,0-1 0,-1 1 0,1-1 0,-1 1 0,1 0 0,-1-1 0,1 1 0,-1-1 0,0 1 0,1-1 0,-1 1 0,0-1 0,0 1 0,0-1 0,0 0 0,-1 1 0,1-1 0,0 1 0,-1-1 0,1 1 0,0 0 0,-1-1 0,0 1 0,1-1 0,-1 1 0,0 0 0,0 0 0,-1-2 0,-2-3 56,0 1 0,0-1 0,-1 1-1,1 0 1,-1 0 0,-7-5 0,9 8-33,0 0 0,-1 1 0,1-1 0,0 1 0,-1 0 0,1 0 0,-1 0 0,1 0 0,-1 0 0,0 1 0,1 0 0,-1-1 0,0 1 0,-4 1 0,6-1-18,0 1 0,0-1 1,0 0-1,0 1 0,0-1 1,1 1-1,-1 0 0,0-1 1,0 1-1,1 0 1,-1 0-1,0 0 0,1 0 1,-1 1-1,1-1 0,-1 0 1,1 1-1,0-1 0,0 1 1,0-1-1,-1 1 0,1 0 1,1-1-1,-1 1 0,0 0 1,0 0-1,1-1 0,-2 4 1,3 1 75,0-3-48</inkml:trace>
+  <inkml:trace contextRef="#ctx0" brushRef="#br0" timeOffset="10739.81">1227 778 4216,'-3'21'303,"1"0"-1,0-1 1,2 1 0,0 0-1,7 40 1,-7-60-282,0 1 0,1 0 0,-1-1 0,1 1 0,-1-1 1,1 1-1,0-1 0,0 0 0,-1 1 0,1-1 0,0 0 0,0 1 1,3 1-1,-3-2-5,1 3 40</inkml:trace>
+  <inkml:trace contextRef="#ctx0" brushRef="#br0" timeOffset="11053.38">1350 785 4816,'-4'19'145,"1"3"34,0 0 0,1 34 0,8 0 413,-5-48-434,0-8-126</inkml:trace>
+  <inkml:trace contextRef="#ctx0" brushRef="#br0" timeOffset="11247.11">1271 881 3616,'0'0'71,"22"2"135,75-10 717,-89 8-811</inkml:trace>
+</inkml:ink>
+</file>
+
+<file path=word/ink/ink14.xml><?xml version="1.0" encoding="utf-8"?>
+<inkml:ink xmlns:inkml="http://www.w3.org/2003/InkML">
+  <inkml:definitions>
+    <inkml:context xml:id="ctx0">
+      <inkml:inkSource xml:id="inkSrc0">
+        <inkml:traceFormat>
+          <inkml:channel name="X" type="integer" min="-2.14748E9" max="2.14748E9" units="cm"/>
+          <inkml:channel name="Y" type="integer" min="-2.14748E9" max="2.14748E9" units="cm"/>
+          <inkml:channel name="F" type="integer" max="32767" units="dev"/>
+        </inkml:traceFormat>
+        <inkml:channelProperties>
+          <inkml:channelProperty channel="X" name="resolution" value="1000" units="1/cm"/>
+          <inkml:channelProperty channel="Y" name="resolution" value="1000" units="1/cm"/>
+          <inkml:channelProperty channel="F" name="resolution" value="0" units="1/dev"/>
+        </inkml:channelProperties>
+      </inkml:inkSource>
+      <inkml:timestamp xml:id="ts0" timeString="2026-04-22T18:21:50.212"/>
+    </inkml:context>
+    <inkml:brush xml:id="br0">
+      <inkml:brushProperty name="width" value="0.025" units="cm"/>
+      <inkml:brushProperty name="height" value="0.025" units="cm"/>
+    </inkml:brush>
+  </inkml:definitions>
+  <inkml:trace contextRef="#ctx0" brushRef="#br0">1 35 1400,'0'0'1176,"11"-21"-696,-7 19-453,1 0 1,-1 0-1,0 1 0,0-1 0,1 1 1,-1 0-1,1 0 0,0 1 1,-1-1-1,1 1 0,-1 0 0,1 0 1,7 2-1,-9-2-13,-1 0 1,0 0-1,1 0 1,-1 1-1,0-1 1,0 1-1,1 0 0,-1 0 1,0 0-1,0 0 1,0 0-1,0 0 0,0 0 1,0 1-1,0-1 1,0 1-1,-1-1 0,1 1 1,-1 0-1,1 0 1,-1-1-1,0 1 0,1 0 1,-1 0-1,0 0 1,0 1-1,0-1 0,0 4 1,-1-2 7,0 0 0,-1 0 0,0 0 0,0 0 0,0 0 0,0 0 0,0-1 0,-1 1 0,0 0 0,-3 4 0,2-2 40,-1 0-1,0 0 0,0 0 0,0-1 0,-8 7 0,9-10 7,0 1-1,0-1 0,0 0 1,0 0-1,-1 0 0,1-1 1,-1 1-1,1-1 0,-1 0 1,1 0-1,-8 1 0,9-2-33,1 0-1,-1 0 1,1 0-1,-1 0 1,1-1-1,-1 1 0,1 0 1,-1-1-1,1 1 1,0-1-1,-1 0 1,1 1-1,0-1 1,-1 0-1,1 0 1,0 0-1,0 0 0,0 0 1,0 0-1,-1 0 1,2 0-1,-1 0 1,0 0-1,0-1 1,0 1-1,0 0 0,1-1 1,-1 1-1,1 0 1,-1-1-1,1 1 1,-1-3-1,1 3-19,0 1-1,-1-1 1,1 0-1,0 1 1,0-1-1,0 0 1,-1 1-1,1-1 1,0 0 0,0 1-1,0-1 1,0 0-1,0 0 1,1 1-1,-1-1 1,0 0-1,0 1 1,0-1-1,1 0 1,-1 1-1,0-1 1,0 0-1,1 0 1,0 1-13,-1 0 0,1-1 0,0 1 1,-1 0-1,1 0 0,0 0 0,-1-1 0,1 1 0,0 0 0,-1 0 0,1 0 1,0 0-1,-1 0 0,1 0 0,0 1 0,-1-1 0,1 0 0,-1 0 0,2 1 1,34 18-65,-30-16 177,5 3 19,1 0-1,0-1 1,0-1 0,0 0 0,0-1-1,15 2 1,-18-3-70</inkml:trace>
+</inkml:ink>
+</file>
+
+<file path=word/ink/ink15.xml><?xml version="1.0" encoding="utf-8"?>
+<inkml:ink xmlns:inkml="http://www.w3.org/2003/InkML">
+  <inkml:definitions>
+    <inkml:context xml:id="ctx0">
+      <inkml:inkSource xml:id="inkSrc0">
+        <inkml:traceFormat>
+          <inkml:channel name="X" type="integer" min="-2.14748E9" max="2.14748E9" units="cm"/>
+          <inkml:channel name="Y" type="integer" min="-2.14748E9" max="2.14748E9" units="cm"/>
+          <inkml:channel name="F" type="integer" max="32767" units="dev"/>
+        </inkml:traceFormat>
+        <inkml:channelProperties>
+          <inkml:channelProperty channel="X" name="resolution" value="1000" units="1/cm"/>
+          <inkml:channelProperty channel="Y" name="resolution" value="1000" units="1/cm"/>
+          <inkml:channelProperty channel="F" name="resolution" value="0" units="1/dev"/>
+        </inkml:channelProperties>
+      </inkml:inkSource>
+      <inkml:timestamp xml:id="ts0" timeString="2026-04-22T18:21:48.785"/>
+    </inkml:context>
+    <inkml:brush xml:id="br0">
+      <inkml:brushProperty name="width" value="0.025" units="cm"/>
+      <inkml:brushProperty name="height" value="0.025" units="cm"/>
+    </inkml:brush>
+  </inkml:definitions>
+  <inkml:trace contextRef="#ctx0" brushRef="#br0">0 102 2000,'0'0'403,"26"-9"322,-18 5-556,0-1-1,0 0 1,0 0-1,-1-1 1,0 1 0,0-2-1,0 1 1,-1-1-1,0 0 1,-1 0 0,1-1-1,6-12 1,-17 42 309,1 1 1,1 0 0,0 32-1,4-52-442,-1 0-1,0 0 1,0-1-1,1 1 0,0 0 1,-1 0-1,1-1 1,3 6-1,-2-5 20</inkml:trace>
+</inkml:ink>
+</file>
+
+<file path=word/ink/ink16.xml><?xml version="1.0" encoding="utf-8"?>
+<inkml:ink xmlns:inkml="http://www.w3.org/2003/InkML">
+  <inkml:definitions>
+    <inkml:context xml:id="ctx0">
+      <inkml:inkSource xml:id="inkSrc0">
+        <inkml:traceFormat>
+          <inkml:channel name="X" type="integer" min="-2.14748E9" max="2.14748E9" units="cm"/>
+          <inkml:channel name="Y" type="integer" min="-2.14748E9" max="2.14748E9" units="cm"/>
+          <inkml:channel name="F" type="integer" max="32767" units="dev"/>
+        </inkml:traceFormat>
+        <inkml:channelProperties>
+          <inkml:channelProperty channel="X" name="resolution" value="1000" units="1/cm"/>
+          <inkml:channelProperty channel="Y" name="resolution" value="1000" units="1/cm"/>
+          <inkml:channelProperty channel="F" name="resolution" value="0" units="1/dev"/>
+        </inkml:channelProperties>
+      </inkml:inkSource>
+      <inkml:timestamp xml:id="ts0" timeString="2026-04-22T18:21:40.067"/>
+    </inkml:context>
+    <inkml:brush xml:id="br0">
+      <inkml:brushProperty name="width" value="0.025" units="cm"/>
+      <inkml:brushProperty name="height" value="0.025" units="cm"/>
+    </inkml:brush>
+  </inkml:definitions>
+  <inkml:trace contextRef="#ctx0" brushRef="#br0">1 429 1496,'0'0'35,"22"-5"349,-6 3-312,-2 0 246,1 0-1,0 0 0,-1 2 1,1-1-1,0 2 1,16 2-1,-22-2-121,-1 0 0,1-1 0,-1 0-1,17-2 1,-15 1-27,0 0 1,20 1-1,-10 1 60,-1-1 0,1-1 0,31-5 1,-25 2 165,32 0-1,-13 3 64,-17 0 120,44 4 1,-57-2-347,1-1 0,-1 0 0,20-4 0,-19 2 8,-1 1 0,0 1 1,22 1-1,-2-2 742,-43-1-700,6 2-244</inkml:trace>
+  <inkml:trace contextRef="#ctx0" brushRef="#br0" timeOffset="939.33">821 320 5120,'0'0'497,"27"14"238,-10-3-529,-12-7-145,1-1 1,-1 1 0,0 0 0,7 7 0,-11-9-54,0-1 0,0 0 0,0 0 1,0 1-1,0-1 0,0 0 0,-1 1 0,1-1 1,-1 1-1,1-1 0,-1 1 0,1-1 0,-1 1 1,0-1-1,0 1 0,0-1 0,0 1 0,0-1 1,0 1-1,0 0 0,0-1 0,-1 1 0,1-1 1,-1 2-1,-1-1-3,0 1 0,0-1 1,1 0-1,-1-1 0,-1 1 1,1 0-1,0 0 0,0-1 1,-1 1-1,1-1 0,-1 0 1,1 0-1,-1 0 0,1 0 0,-4 0 1,-17 10 31,-11 8 50,32-17-55,1-1-17</inkml:trace>
+  <inkml:trace contextRef="#ctx0" brushRef="#br0" timeOffset="1209.42">196 84 2704,'0'0'579,"3"21"-439,-8 34 90,-2 33 325,12-83-474,-4-5-58</inkml:trace>
+  <inkml:trace contextRef="#ctx0" brushRef="#br0" timeOffset="1588.92">286 87 2808,'0'0'33,"-10"31"425,8-21-354,0 0 1,0 0-1,1 0 1,1-1-1,-1 1 1,3 17-1,-1 0 245,5-10 224</inkml:trace>
+  <inkml:trace contextRef="#ctx0" brushRef="#br0" timeOffset="1776.1">199 178 4008,'27'1'360,"22"4"97,-44-5-410</inkml:trace>
+  <inkml:trace contextRef="#ctx0" brushRef="#br0" timeOffset="2445.73">407 35 4272,'-3'10'-11,"1"0"1,0 1-1,0-1 0,1 0 1,1 1-1,0 18 0,0-11 6,1-21 6,-1 0 0,0 0 1,0 0-1,-1 0 0,1 0 0,-1 0 1,1 0-1,-1 1 0,0-1 1,0 0-1,0 0 0,0 1 0,-1-1 1,1 1-1,-1-1 0,1 1 0,-1 0 1,-2-3-1,-1-3-1,14 7 0,28 11 0,-19-5 0,-15-4 0</inkml:trace>
+  <inkml:trace contextRef="#ctx0" brushRef="#br0" timeOffset="3125.95">385 2 2000,'-6'4'32,"1"0"0,-1 1 0,1-1 0,1 1 0,-1 0 0,1 1 0,0-1 0,0 1 0,0 0 0,1 0 0,-4 10 0,5-12-12,1 0-1,0-1 1,1 1-1,-1 0 1,1 0-1,-1 0 1,1 1-1,0-1 1,1 0-1,-1 0 1,1 0-1,0 0 1,0-1-1,0 1 1,0 0-1,1 0 1,-1 0-1,1-1 1,0 1-1,0-1 1,3 4-1,-3-5 10,1 1-1,-1-1 0,1 0 1,0 0-1,0 0 1,0 0-1,0-1 0,0 1 1,0-1-1,0 0 1,1 0-1,-1 0 0,0 0 1,1 0-1,-1-1 1,0 1-1,1-1 1,-1 0-1,1 0 0,-1-1 1,4 0-1,-2 1 27,0-1 0,0 1-1,0-1 1,0-1 0,-1 1 0,1-1 0,-1 0-1,1 0 1,-1 0 0,1 0 0,-1-1 0,0 0-1,0 0 1,4-4 0,-6 5-56,0-1 0,0 1 0,0-1 0,-1 0 0,1 0 0,-1 0 0,0 0 0,1 0 0,-1 0 0,-1 0 0,1 0 1,0 0-1,-1 0 0,0-1 0,1 1 0,-1 0 0,0 0 0,-1-1 0,1 1 0,-2-5 0,1 3 8,-1 0-1,0 1 1,0-1-1,0 1 1,-1-1-1,1 1 1,-1 0 0,0 0-1,0 0 1,-1 0-1,1 1 1,-7-6-1,6 6 23,0 0-1,1 1 0,-1-1 0,0 1 0,-1 0 1,1 0-1,0 0 0,-1 1 0,1 0 0,-1-1 1,1 2-1,-1-1 0,-7 0 0,9 1 13,0 0 1,0 1-1,0-1 0,-1 1 1,1 0-1,0 0 0,0 0 1,0 0-1,0 0 0,0 1 1,0-1-1,1 1 0,-1 0 1,0 0-1,1 0 0,-1 0 1,1 0-1,0 1 0,0-1 1,0 1-1,-2 2 0,-6 12 90,7-8-67</inkml:trace>
+</inkml:ink>
+</file>
+
+<file path=word/ink/ink17.xml><?xml version="1.0" encoding="utf-8"?>
+<inkml:ink xmlns:inkml="http://www.w3.org/2003/InkML">
+  <inkml:definitions>
+    <inkml:context xml:id="ctx0">
+      <inkml:inkSource xml:id="inkSrc0">
+        <inkml:traceFormat>
+          <inkml:channel name="X" type="integer" min="-2.14748E9" max="2.14748E9" units="cm"/>
+          <inkml:channel name="Y" type="integer" min="-2.14748E9" max="2.14748E9" units="cm"/>
+          <inkml:channel name="F" type="integer" max="32767" units="dev"/>
+        </inkml:traceFormat>
+        <inkml:channelProperties>
+          <inkml:channelProperty channel="X" name="resolution" value="1000" units="1/cm"/>
+          <inkml:channelProperty channel="Y" name="resolution" value="1000" units="1/cm"/>
+          <inkml:channelProperty channel="F" name="resolution" value="0" units="1/dev"/>
+        </inkml:channelProperties>
+      </inkml:inkSource>
+      <inkml:timestamp xml:id="ts0" timeString="2026-04-22T18:21:33.647"/>
+    </inkml:context>
+    <inkml:brush xml:id="br0">
+      <inkml:brushProperty name="width" value="0.025" units="cm"/>
+      <inkml:brushProperty name="height" value="0.025" units="cm"/>
+    </inkml:brush>
+  </inkml:definitions>
+  <inkml:trace contextRef="#ctx0" brushRef="#br0">28 116 2400,'0'0'344,"0"23"275,1 78 2219,-1-100-2815</inkml:trace>
+  <inkml:trace contextRef="#ctx0" brushRef="#br0" timeOffset="145.86">1 179 3408,'0'0'32,"8"0"8,-3 0-8,0 0 8,2 0-16,-1 0 8,-1 0-8,1 0 0,0 0 40,-2-1 0,1-1 0,3 2 8,2 0-24,-1-2-8</inkml:trace>
+  <inkml:trace contextRef="#ctx0" brushRef="#br0" timeOffset="1014.47">273 258 2000,'0'0'32,"21"-19"369,-16 8-239,0-1 0,-1 0 0,0 0 0,-1 0 0,2-13-1,12-35 339,-15 53-403,1-1 1,-1 1 0,0-1-1,0 0 1,-1 1-1,0-1 1,0 0-1,-1 0 1,0 0 0,-2-10-1,-1 37 627,-1 32 0,4-42-646,1-1-1,0 1 0,0 0 1,0-1-1,3 10 0,-3-16-51,-1 0-1,1 0 1,0 0-1,0 0 0,0 0 1,0 0-1,0 0 0,0 0 1,0-1-1,1 1 1,-1 0-1,1-1 0,-1 1 1,1-1-1,0 1 0,-1-1 1,1 0-1,0 0 1,0 0-1,0 0 0,0 0 1,0 0-1,0 0 0,4 0 1,-3 0 3,0-1 1,0 0-1,1 0 1,-1-1-1,0 1 0,0 0 1,0-1-1,0 0 1,0 0-1,0 0 1,0 0-1,0 0 1,0-1-1,0 1 1,0-1-1,-1 0 0,1 0 1,-1 0-1,1 0 1,-1 0-1,0 0 1,0-1-1,0 1 1,0-1-1,0 0 1,0 1-1,-1-1 0,1 0 1,-1 0-1,2-5 1,0-3 65,1 0 0,-1 0 0,-1 0 1,0 0-1,0-1 0,-1 1 0,-1-16 0,-9 47 432,-1 17-470,9-21-15,-2 44 43,3-56-81,0 0-1,1 0 0,-1 0 1,1 0-1,0 0 1,0 0-1,1-1 0,-1 1 1,1 0-1,0-1 0,-1 1 1,5 4-1,25 18 12,-27-23-15</inkml:trace>
+  <inkml:trace contextRef="#ctx0" brushRef="#br0" timeOffset="1621.82">602 174 4776,'0'0'0,"0"1"1,0-1-1,0 1 1,0-1-1,0 1 1,0-1-1,0 1 1,0-1-1,0 1 0,0-1 1,0 1-1,0-1 1,1 1-1,-1-1 1,0 1-1,0-1 1,0 1-1,1-1 1,-1 1-1,0-1 1,1 0-1,-1 1 0,1-1 1,-1 1-1,0-1 1,1 0-1,-1 0 1,1 1-1,-1-1 1,1 0-1,-1 0 1,1 1-1,1 0 4,1-1 0,-1 1 0,0-1 0,0 0-1,0 1 1,1-1 0,-1 0 0,4-1 0,-4 1-1,0 0 0,1 0 0,-1 0 0,0-1 0,0 1 0,0-1 0,0 1-1,0-1 1,0 0 0,0 0 0,-1 0 0,1 0 0,0 0 0,0 0 0,-1 0 0,1 0 0,0-1 0,-1 1 0,0-1 0,2-2 0,-2 3 5,-1 0 1,0 0 0,0 0-1,0-1 1,0 1-1,0 0 1,0 0 0,0-1-1,-1 1 1,1 0-1,0 0 1,-1 0 0,1-1-1,-1 1 1,1 0-1,-1 0 1,1 0 0,-1 0-1,0 0 1,0 0-1,1 0 1,-1 0 0,0 0-1,0 0 1,0 1-1,0-1 1,0 0 0,0 1-1,0-1 1,0 0-1,0 1 1,-1 0 0,1-1-1,0 1 1,0-1-1,0 1 1,-1 0 0,1 0-1,0 0 1,-2 0-1,-1-1 19,0 1 0,1-1 0,-1 1 0,0 0 0,0 0-1,0 1 1,0-1 0,0 1 0,0 0 0,1 0 0,-7 3-1,8-3-5,0-1-1,0 1 1,0 1-1,1-1 0,-1 0 1,0 0-1,1 1 1,-1-1-1,1 1 0,0-1 1,-1 1-1,1 0 1,0-1-1,0 1 0,0 0 1,0 0-1,0 0 1,1 0-1,-1 0 0,0 0 1,1 0-1,0 0 0,-1 0 1,1 0-1,0 3 1,1-3 10,-1 0 1,1 0-1,0 1 1,0-1-1,0 0 1,0 0-1,0 0 1,1 0-1,-1-1 1,0 1-1,1 0 1,0 0-1,-1-1 1,1 1-1,0-1 1,0 1-1,0-1 1,0 0-1,0 0 1,0 0-1,0 0 1,4 1-1,3 1 78,0 0 0,1-1 0,-1 0-1,1 0 1,-1-1 0,1-1 0,12 0 0,-15 0-125</inkml:trace>
+  <inkml:trace contextRef="#ctx0" brushRef="#br0" timeOffset="2564.91">842 50 3408,'0'0'105,"-16"-1"369,11 4-449,1 1 1,0 0-1,1 0 1,-1 0-1,1 1 1,-1-1-1,1 1 1,1 0-1,-1 0 1,1 0-1,0 0 1,0 0-1,0 1 1,1-1-1,0 0 1,0 1-1,0-1 1,1 1-1,-1 0 1,1-1-1,1 1 1,-1-1-1,3 9 1,-2-11-15,1 0 0,0 0 1,0 0-1,0-1 0,0 1 1,1-1-1,-1 1 0,1-1 1,0 0-1,-1 0 1,1 0-1,0-1 0,0 1 1,0 0-1,0-1 0,1 0 1,-1 0-1,0 0 1,0 0-1,1-1 0,-1 1 1,1-1-1,5 0 0,-4 1 37,0-1 0,1 0 0,-1 0 0,0-1 0,1 1 0,-1-1 0,0 0 0,0-1 0,0 1 0,0-1 0,0 0 0,0 0 0,0-1 0,7-5-1,-10 6 10,1 0 0,-1 0-1,0-1 1,-1 1-1,1-1 1,0 0-1,-1 0 1,1 1-1,-1-1 1,0 0-1,0 0 1,0 0 0,0 0-1,-1 0 1,1 0-1,-1-5 1,0 3 2,0 0 0,0-1 0,-1 1 0,0 0 1,0 0-1,0 0 0,0 0 0,-1 0 0,-4-8 0,5 9-22,-1 1 0,0-1 1,1 1-1,-2-1 0,1 1 0,0 0 0,-1 0 0,1 0 0,-1 0 0,0 1 0,0-1 0,0 1 0,0-1 0,-1 1 0,1 0 0,0 0 1,-1 1-1,0-1 0,1 1 0,-1-1 0,0 1 0,0 0 0,0 1 0,0-1 0,1 1 0,-1 0 0,0 0 0,-5 0 0,7 1-27,0-1 0,0 1 0,1 0 0,-1 0 0,0-1 0,1 1 0,-1 0 0,1 1 0,-1-1-1,1 0 1,0 0 0,0 1 0,-1-1 0,1 0 0,0 1 0,0-1 0,0 1 0,0 0 0,0-1-1,1 1 1,-1 0 0,0-1 0,1 1 0,0 0 0,-1 0 0,1 0 0,0 0 0,0 2 0,-1 1-3,1 0 0,0 0 0,1 0 0,-1 0 0,1 0 0,0 0 0,0 0 0,0 0 0,3 5 0,0-4-7</inkml:trace>
+  <inkml:trace contextRef="#ctx0" brushRef="#br0" timeOffset="2934.89">1044 42 4216,'-4'23'130,"0"45"0,4-42 13,-1-21-83,1-2-36,0-1-1,-1 0 1,1 0 0,0 1-1,0-1 1,0 0 0,1 1-1,-1-1 1,0 0 0,1 1 0,0-1-1,-1 0 1,1 0 0,0 0-1,0 0 1,0 0 0,0 0-1,3 4 1,-3-5 7</inkml:trace>
+  <inkml:trace contextRef="#ctx0" brushRef="#br0" timeOffset="3226.25">1170 29 3616,'-5'24'240,"2"1"1,0 0-1,2 46 0,9-31 478,-8-38-685</inkml:trace>
+  <inkml:trace contextRef="#ctx0" brushRef="#br0" timeOffset="3496.34">1064 142 5232,'4'2'8,"0"0"-1,0-1 1,0 1 0,0-1-1,0 0 1,1 0 0,-1 0 0,0 0-1,0-1 1,1 0 0,-1 0-1,8 0 1,-5-1 5,0 1 1,0 1-1,0-1 0,12 4 1,-13-2-4,0-1 5</inkml:trace>
+</inkml:ink>
+</file>
+
+<file path=word/ink/ink18.xml><?xml version="1.0" encoding="utf-8"?>
+<inkml:ink xmlns:inkml="http://www.w3.org/2003/InkML">
+  <inkml:definitions>
+    <inkml:context xml:id="ctx0">
+      <inkml:inkSource xml:id="inkSrc0">
+        <inkml:traceFormat>
+          <inkml:channel name="X" type="integer" min="-2.14748E9" max="2.14748E9" units="cm"/>
+          <inkml:channel name="Y" type="integer" min="-2.14748E9" max="2.14748E9" units="cm"/>
+          <inkml:channel name="F" type="integer" max="32767" units="dev"/>
+        </inkml:traceFormat>
+        <inkml:channelProperties>
+          <inkml:channelProperty channel="X" name="resolution" value="1000" units="1/cm"/>
+          <inkml:channelProperty channel="Y" name="resolution" value="1000" units="1/cm"/>
+          <inkml:channelProperty channel="F" name="resolution" value="0" units="1/dev"/>
+        </inkml:channelProperties>
+      </inkml:inkSource>
+      <inkml:timestamp xml:id="ts0" timeString="2026-04-22T18:21:24.391"/>
+    </inkml:context>
+    <inkml:brush xml:id="br0">
+      <inkml:brushProperty name="width" value="0.025" units="cm"/>
+      <inkml:brushProperty name="height" value="0.025" units="cm"/>
+    </inkml:brush>
+  </inkml:definitions>
+  <inkml:trace contextRef="#ctx0" brushRef="#br0">81 96 992,'0'0'8,"26"3"251,77-8 946,-97 5-1157</inkml:trace>
+  <inkml:trace contextRef="#ctx0" brushRef="#br0" timeOffset="641.29">340 12 1496,'-20'3'168,"16"0"-138,1 0-1,-1 1 1,1-1-1,0 1 1,-1 0 0,2 0-1,-1 0 1,0 0 0,1 0-1,0 0 1,0 1 0,-2 5-1,4-8-9,-1 0-1,1 0 1,0 0 0,0 0-1,0 1 1,0-1 0,0 0-1,0 0 1,0 0 0,1 0-1,-1 0 1,1 0 0,0 0-1,-1 0 1,1 0 0,0 0-1,0 0 1,0 0 0,1-1-1,-1 1 1,0 0 0,1-1-1,-1 1 1,1-1 0,-1 1-1,1-1 1,0 0 0,-1 0-1,1 1 1,2 0 0,-1-1-7,-1 1-1,1 0 1,0-1 0,-1 1 0,1-1 0,0 0 0,0 0 0,0 0 0,0 0 0,0-1 0,0 1 0,0-1 0,1 0 0,-1 0-1,0 0 1,0 0 0,0 0 0,0-1 0,0 0 0,0 1 0,0-1 0,0 0 0,0 0 0,0-1 0,5-2 0,-6 3 2,1 0-1,-1 0 1,0-1 0,0 1 0,0-1 0,0 1 0,0-1 0,0 0 0,0 0 0,0 0 0,0 0 0,-1 0 0,1 0 0,-1 0 0,0 0 0,0-1 0,0 1-1,0-1 1,0 1 0,0 0 0,0-1 0,-1 0 0,1 1 0,-1-1 0,0 1 0,0-1 0,0 0 0,0 1 0,0-1 0,-1 1 0,1-1 0,-1 0 0,1 1 0,-1-1-1,0 1 1,0 0 0,0-1 0,-2-2 0,2 3 8,0 0 0,0 0 0,0 0-1,-1 0 1,1 0 0,0 0 0,-1 0-1,1 1 1,-1-1 0,0 0 0,1 1 0,-1-1-1,0 1 1,0 0 0,0 0 0,0 0-1,0 0 1,0 0 0,-1 0 0,1 0 0,0 1-1,-4-1 1,3 0 12,1 1 1,-1 1-1,0-1 0,0 0 0,0 1 1,0-1-1,1 1 0,-1 0 0,0 0 1,1 0-1,-1 0 0,1 1 1,-1-1-1,1 0 0,-1 1 0,1 0 1,-4 3-1,-9 14 406,15-18-423,-1 0-1,1-1 1,0 1-1,-1 0 1,1-1 0,0 1-1,0 0 1,0 0-1,0-1 1,0 1 0,0 0-1,0-1 1,0 1-1,0 0 1,0 0 0,0-1-1,0 1 1,0 0-1,0-1 1,1 1 0,-1 0-1,0-1 1,1 1-1,-1 0 1,0-1 0,1 1-1,-1-1 1,1 1-1,-1 0 1,2 0-1,1 1 45</inkml:trace>
+  <inkml:trace contextRef="#ctx0" brushRef="#br0" timeOffset="1136.11">526 0 4120,'0'0'9,"-3"26"126,2-17-70,0 0 1,-1-1-1,1 1 0,-6 15 1,4-16-2,0 1 1,1 0-1,0 0 1,-1 17-1,3-23-33,0-2-25,0-1-1,-1 1 1,1-1 0,0 1-1,0-1 1,0 1 0,0-1-1,0 1 1,0 0 0,0-1 0,0 1-1,0-1 1,0 1 0,0-1-1,1 1 1,-1-1 0,0 1 0,0-1-1,1 1 1,-1-1 0,0 1-1,0-1 1,1 1 0,0 0 0,-1-1 3</inkml:trace>
+  <inkml:trace contextRef="#ctx0" brushRef="#br0" timeOffset="1361.27">590 10 3000,'-6'23'63,"-1"4"13,0-7 165,2 0 0,-3 25 1,6-22 58,3-22-263</inkml:trace>
+  <inkml:trace contextRef="#ctx0" brushRef="#br0" timeOffset="1579.57">497 114 2504,'0'0'24,"6"4"0,-4-4 8,4 0 0,1 0-16,0 0 16,1 0-16,2 0 8,0 0 32,0-2 8,0 1 0,0 1 0,0 0-32,-3 0 16</inkml:trace>
+  <inkml:trace contextRef="#ctx0" brushRef="#br0" timeOffset="2176.17">99 526 2208,'31'2'97,"57"-9"493,-81 6-557</inkml:trace>
+  <inkml:trace contextRef="#ctx0" brushRef="#br0" timeOffset="2949.37">373 441 1600,'-3'0'29,"1"0"0,-1 0 0,0 0 1,1 1-1,-1-1 0,1 1 0,-1 0 0,1 0 1,-1 0-1,1 0 0,-1 0 0,1 1 0,0-1 0,0 1 1,-1-1-1,1 1 0,0 0 0,1 0 0,-1 0 0,0 0 1,0 0-1,1 0 0,-1 0 0,1 1 0,0-1 1,0 1-1,0-1 0,0 1 0,0-1 0,0 1 0,1-1 1,-1 1-1,1 5 0,-1-6 4,1 0 1,0 0-1,0 0 1,0 0-1,0 0 1,0 1-1,0-1 1,1 0-1,-1 0 0,1 0 1,-1 0-1,1 0 1,0 0-1,-1 0 1,1-1-1,0 1 1,0 0-1,3 3 0,-2-4-10,0 1 0,0-1-1,0 0 1,0 0-1,0 1 1,0-1-1,0-1 1,0 1-1,0 0 1,1-1-1,-1 1 1,0-1 0,0 1-1,1-1 1,-1 0-1,0 0 1,4-1-1,2 1 45,-1-1-1,0 0 1,0 0 0,0-1-1,0 0 1,0 0-1,9-5 1,-15 6-42,1 1 0,-1-1 0,0 0 0,0 0 0,0 1 0,1-1 0,-1 0 0,0 0 0,0 0 0,0 0 0,0 0 0,0-1 1,-1 1-1,1 0 0,0 0 0,0 0 0,-1-1 0,1 1 0,-1 0 0,1-1 0,-1 1 0,0-1 0,0 1 0,1 0 0,-1-1 0,0 1 0,0-1 0,0 1 0,0-1 0,-1 1 0,1 0 1,0-1-1,-1 1 0,1-1 0,0 1 0,-1 0 0,0-1 0,1 1 0,-1 0 0,0 0 0,0 0 0,1-1 0,-1 1 0,-2-1 0,-2-5 31,-1 0 0,1 0 0,-1 0 0,-1 1 0,-12-10 0,18 16-49,0-1 1,0 0-1,-1 0 1,1 0-1,0 1 1,-1-1-1,1 0 1,0 1 0,-1-1-1,1 1 1,-1 0-1,1-1 1,-1 1-1,1 0 1,-1 0-1,1 0 1,-1 0-1,1 0 1,-1 1-1,1-1 1,-1 0-1,1 1 1,-1-1-1,1 1 1,-1-1-1,1 1 1,0 0-1,-1-1 1,1 1 0,0 0-1,0 0 1,0 0-1,-1 0 1,1 0-1,0 0 1,0 0-1,0 1 1,1-1-1,-1 0 1,0 1-1,0-1 1,1 0-1,-2 3 1,-4 25 249,6-24-218</inkml:trace>
+  <inkml:trace contextRef="#ctx0" brushRef="#br0" timeOffset="3190.22">524 421 3312,'-8'27'169,"1"77"1125,7-103-1261</inkml:trace>
+  <inkml:trace contextRef="#ctx0" brushRef="#br0" timeOffset="3566.8">623 387 3312,'-1'18'167,"0"0"-1,-1-1 1,-1 1 0,0-1-1,-11 32 1,9-24 246,5-24-378</inkml:trace>
+  <inkml:trace contextRef="#ctx0" brushRef="#br0" timeOffset="3721.68">512 504 5440,'2'2'3,"1"-1"0,0 0 0,0 1 0,0-1 0,-1 0 0,1 0 0,0 0-1,0-1 1,0 1 0,0-1 0,7 0 0,40-1 54,-33 0-45,-8 0 14,-6 1-4</inkml:trace>
+  <inkml:trace contextRef="#ctx0" brushRef="#br0" timeOffset="5391.38">141 940 896,'0'0'49,"-21"-15"278,16 13-266,0 0 1,0 1-1,0-1 1,0 1-1,0 1 0,0-1 1,0 1-1,-8 0 1,11 0-29,0 0 0,-1 1 0,1-1 0,0 1 0,0 0 0,0-1 0,0 1 1,0 0-1,0 1 0,0-1 0,0 0 0,0 0 0,0 1 0,1-1 0,-1 1 1,0 0-1,1-1 0,0 1 0,-1 0 0,1 0 0,-2 4 0,-1 2 90,0 0-1,0 0 1,1 1 0,1-1-1,-1 1 1,-1 11 0,4-18-96,0 0 0,-1-1 0,1 1 1,0 0-1,0 0 0,0 0 1,0-1-1,0 1 0,1 0 0,-1 0 1,1-1-1,-1 1 0,1 0 1,-1-1-1,1 1 0,0 0 0,0-1 1,0 1-1,0-1 0,0 1 1,0-1-1,0 0 0,0 1 1,1-1-1,-1 0 0,0 0 0,1 0 1,-1 0-1,1 0 0,-1 0 1,1 0-1,0-1 0,-1 1 0,1 0 1,0-1-1,-1 0 0,1 1 1,2-1-1,11 2 36,-1 1 74,0-2 0,0 0 1,23-1-1,-29-2-137</inkml:trace>
+  <inkml:trace contextRef="#ctx0" brushRef="#br0" timeOffset="5817.29">228 915 2608,'-2'28'456,"2"-7"-120,-1 3 304,3 38 1,5-39 143,-7-24-705</inkml:trace>
+  <inkml:trace contextRef="#ctx0" brushRef="#br0" timeOffset="6132.67">310 908 2904,'0'32'224,"5"97"1207,-2-120-1182,-3-8-193</inkml:trace>
+  <inkml:trace contextRef="#ctx0" brushRef="#br0" timeOffset="6314.11">232 1024 2904,'0'0'137,"23"1"509,-7-2-526,18 1 209,-30 1-249</inkml:trace>
+  <inkml:trace contextRef="#ctx0" brushRef="#br0" timeOffset="7004.87">372 1054 2704,'0'0'136,"17"-6"0,-16 6-121,1 1-1,-1-1 1,0 0-1,1 0 1,-1 0-1,0 1 1,0-1 0,1 1-1,-1-1 1,0 1-1,0-1 1,0 1 0,1 0-1,-1-1 1,0 1-1,0 0 1,0 0 0,0 0-1,0 0 1,-1 0-1,1 0 1,0 0 0,0 0-1,0 2 1,-1-1 10,0-1 1,0 1-1,-1 0 1,1 0-1,0-1 1,-1 1-1,1 0 1,-1 0-1,0-1 1,1 1-1,-1-1 1,0 1-1,0-1 1,0 1-1,0-1 1,-1 1-1,1-1 1,-2 2-1,-1 2 19,2-4 35,0 1 1,0 0-1,0 0 0,0 0 1,0 0-1,1 0 0,-1 1 1,1-1-1,0 0 1,-1 1-1,1-1 0,0 1 1,0-1-1,1 1 1,-1 0-1,1-1 0,-1 1 1,1 5-1,0-8-30,0 1 0,1 0 0,-1-1 0,1 1 0,-1 0 0,1-1 0,-1 1 0,1-1 0,0 1 0,-1 0 0,1-1 0,-1 0 0,1 1 0,0-1 0,0 1 0,-1-1 0,1 0 0,0 0 0,0 1 0,-1-1 0,1 0 1,0 0-1,0 0 0,0 0 0,-1 0 0,1 0 0,0 0 0,0 0 0,1 0 0,29-6 597,-22 4-340,16-4 196,-19 4-316</inkml:trace>
+  <inkml:trace contextRef="#ctx0" brushRef="#br0" timeOffset="7469.9">553 915 3504,'-20'5'752,"17"-3"-724,1 0 0,0 1 0,0-1 0,0 0-1,1 0 1,-1 1 0,0-1 0,1 1 0,0 0 0,-1-1 0,1 1 0,0 0 0,0 0 0,1 0 0,-1 0 0,0 3 0,1-2 4,-1 0 0,1 0 0,-1 0 0,1 0 0,0 0 0,1 0 0,-1 0 0,1-1 0,-1 1 0,1 0 0,3 7 0,-2-8-11,0 0 0,0 0 0,1-1 1,-1 1-1,1-1 0,-1 1 0,1-1 1,0 0-1,0 0 0,0 0 0,0 0 1,0-1-1,0 1 0,0-1 0,1 0 1,-1 0-1,1 0 0,4 1 0,-6-2 3,1 0 0,-1 1 0,0-1 0,1 0-1,-1 0 1,0 0 0,1-1 0,-1 1 0,0 0 0,1-1-1,-1 0 1,0 1 0,0-1 0,1 0 0,-1 0-1,0 0 1,0 0 0,0-1 0,0 1 0,-1-1-1,1 1 1,0-1 0,-1 0 0,1 1 0,0-1 0,-1 0-1,2-4 1,-1 3 41,0-1 0,-1 0 0,0 1 0,0-1 0,0 0 0,-1 0 0,1 1 0,-1-1 0,0 0 0,0 0 0,0 0-1,0 0 1,-1 1 0,1-1 0,-1 0 0,0 0 0,-1 1 0,1-1 0,0 0 0,-1 1 0,0 0 0,0-1 0,-2-3 0,2 6-24,0-1-1,1 1 1,-1-1 0,0 1 0,0-1-1,0 1 1,0 0 0,0 0 0,0 0-1,-1 0 1,1 0 0,0 1 0,0-1-1,-1 0 1,1 1 0,0 0 0,-1 0-1,1-1 1,0 2 0,-3-1 0,2 0-6,1 0 0,0 0 0,0 1 1,0-1-1,0 0 0,0 1 1,0 0-1,0-1 0,0 1 0,0 0 1,0 0-1,0 0 0,0 1 0,0-1 1,1 0-1,-1 1 0,1-1 1,-1 1-1,1-1 0,-1 1 0,-1 3 1,-3 5 103,5-9-130,1-1-1,-1 1 1,0 0-1,1 0 1,-1-1 0,1 1-1,-1 0 1,1 0-1,0 0 1,-1-1 0,1 1-1,0 0 1,-1 0-1,1 0 1,0 0-1,0 0 1,0 0 0,0 0-1,0 0 1,0-1-1,0 1 1,0 0 0,0 0-1,0 0 1,1 0-1,-1 0 1,0 0 0,1 0-1,-1-1 1,0 1-1,1 0 1,-1 0 0,1-1-1,1 2 1,1 2 7</inkml:trace>
+  <inkml:trace contextRef="#ctx0" brushRef="#br0" timeOffset="7829.76">707 897 4120,'0'0'16,"-2"28"304,2-17-261,0 14 391,0-1-1,8 43 1,-3-60 382,-5-7-728</inkml:trace>
+  <inkml:trace contextRef="#ctx0" brushRef="#br0" timeOffset="8213.7">791 890 3312,'0'0'72,"1"32"568,1 101 1984,-2-133-2552</inkml:trace>
+  <inkml:trace contextRef="#ctx0" brushRef="#br0" timeOffset="8334.58">716 989 5120,'0'0'176,"8"0"-88,-7-1 0,1 1-32,0 1 0,-1 0-8,3-2 16,2 1 120,1 0 0,-1-1 0,3 0 0,0 1-96,0 0 16,-2-1-8</inkml:trace>
+</inkml:ink>
+</file>
+
+<file path=word/ink/ink19.xml><?xml version="1.0" encoding="utf-8"?>
+<inkml:ink xmlns:inkml="http://www.w3.org/2003/InkML">
+  <inkml:definitions>
+    <inkml:context xml:id="ctx0">
+      <inkml:inkSource xml:id="inkSrc0">
+        <inkml:traceFormat>
+          <inkml:channel name="X" type="integer" min="-2.14748E9" max="2.14748E9" units="cm"/>
+          <inkml:channel name="Y" type="integer" min="-2.14748E9" max="2.14748E9" units="cm"/>
+          <inkml:channel name="F" type="integer" max="32767" units="dev"/>
+        </inkml:traceFormat>
+        <inkml:channelProperties>
+          <inkml:channelProperty channel="X" name="resolution" value="1000" units="1/cm"/>
+          <inkml:channelProperty channel="Y" name="resolution" value="1000" units="1/cm"/>
+          <inkml:channelProperty channel="F" name="resolution" value="0" units="1/dev"/>
+        </inkml:channelProperties>
+      </inkml:inkSource>
+      <inkml:timestamp xml:id="ts0" timeString="2026-04-22T18:21:15.221"/>
+    </inkml:context>
+    <inkml:brush xml:id="br0">
+      <inkml:brushProperty name="width" value="0.025" units="cm"/>
+      <inkml:brushProperty name="height" value="0.025" units="cm"/>
+    </inkml:brush>
+  </inkml:definitions>
+  <inkml:trace contextRef="#ctx0" brushRef="#br0">979 14 600,'0'0'8,"-17"31"169,16-25-95,0-1 0,0 1-1,1 0 1,-1-1 0,1 1-1,1 0 1,-1-1 0,1 1-1,0 0 1,0-1 0,0 1-1,1-1 1,3 6 0,-4-8-47,0 0 0,1-1 0,-1 1 0,1-1 1,0 1-1,0-1 0,0 0 0,0 0 0,0 0 1,0 0-1,1 0 0,-1 0 0,1-1 0,-1 1 0,1-1 1,-1 0-1,1 1 0,0-1 0,0 0 0,0-1 1,0 1-1,0 0 0,-1-1 0,1 0 0,0 0 0,5 0 1,-3 0-15,0-1 0,-1 0 0,1 0 0,0 0 0,-1 0 0,1-1 0,-1 0 0,0 0 0,1 0 1,-1 0-1,0-1 0,0 1 0,-1-1 0,1 0 0,0 0 0,-1-1 0,0 1 0,4-5 0,-5 5 1,0-1-1,0 1 0,0 0 1,-1-1-1,1 1 1,-1-1-1,0 1 0,0-1 1,0 0-1,0 1 0,-1-1 1,1 0-1,-1 0 0,0 1 1,0-1-1,-1 0 0,1 0 1,-1 1-1,1-1 0,-1 0 1,-1 1-1,1-1 1,-3-5-1,2 6 0,1 1 0,-1 0 0,0-1 0,1 1 0,-1 0 0,-1 0 0,1 0 0,0 0 0,0 1 0,-1-1 0,1 0 0,-1 1 0,1 0 0,-1 0 0,0-1 0,1 2 0,-1-1 0,0 0-1,0 0 1,1 1 0,-1 0 0,0-1 0,0 1 0,0 0 0,-3 1 0,2-1 3,0 1-1,0-1 1,-1 1 0,1 0-1,0 0 1,0 0-1,0 1 1,1-1-1,-1 1 1,0 0-1,0 0 1,1 1-1,0-1 1,-1 1 0,1-1-1,0 1 1,-3 4-1,5-6-5,-1 1 1,1 0-1,-1 0 0,1 0 0,0 1 0,0-1 0,0 0 0,0 0 1,0 1-1,1-1 0,-1 0 0,1 1 0,-1-1 0,1 1 1,0-1-1,0 0 0,0 1 0,0-1 0,0 1 0,2 4 1,0-1 14</inkml:trace>
+  <inkml:trace contextRef="#ctx0" brushRef="#br0" timeOffset="1984.01">570 331 3912,'0'0'71,"6"30"526,-30 247-216,18 60-239,6-238 54,3 53 241,2-40-108,-3-36-97,0 77 351,5-82-305,-7-70-308</inkml:trace>
+  <inkml:trace contextRef="#ctx0" brushRef="#br0" timeOffset="3969.48">347 548 2208,'34'3'240,"2"-3"-9,-15 1 187,0-1 0,1-1 1,29-6-1,-45 6-354</inkml:trace>
+  <inkml:trace contextRef="#ctx0" brushRef="#br0" timeOffset="4764.76">3 393 2504,'0'0'201,"1"23"37,-2 56 165,-1-27-29,6-44-149,-3-8-202</inkml:trace>
+  <inkml:trace contextRef="#ctx0" brushRef="#br0" timeOffset="5093.36">80 395 2504,'0'0'24,"-1"29"104,2 18 91,-1 33 261,6-71-308,-6-9-155</inkml:trace>
+  <inkml:trace contextRef="#ctx0" brushRef="#br0" timeOffset="5307.76">41 497 3000,'0'0'88,"8"3"-48,-6-3 8,-2 0-24,2 0 16,-1 0-16,1 0 8,1 0 64,1 0-8,0 0 0,1-2 0,4 2-32,0 1 8,-1 0-8</inkml:trace>
+  <inkml:trace contextRef="#ctx0" brushRef="#br0" timeOffset="5871.65">170 439 2000,'0'0'17,"-14"29"215,13-25-189,0 0-1,0 0 1,1 1-1,-1-1 0,1 1 1,0-1-1,1 0 1,-1 1-1,1-1 1,-1 0-1,1 1 0,3 6 1,-3-9-21,0 0 0,0-1 0,0 1 0,0-1 0,0 1 0,0-1 0,0 1 0,1-1 0,-1 0 0,1 0 0,-1 0 0,1 0 0,-1 0 0,1 0 0,0 0 0,-1 0 0,1 0 0,0-1 0,-1 1 0,1-1 0,0 1 0,0-1 0,0 0 0,0 0 0,0 0 0,-1 0 0,1 0 0,0 0 0,0 0 0,0-1 0,0 1 0,1-1 0,0 0 15,0 1 0,0-1 0,0 0 1,0 0-1,0 0 0,0-1 0,0 1 1,-1-1-1,1 1 0,-1-1 0,1 0 1,-1 0-1,0 0 0,4-5 0,-4 5-21,-1 0-1,0 0 0,0 0 1,0 0-1,-1 0 0,1 0 1,-1 0-1,1 0 0,-1-1 1,1 1-1,-1 0 0,0 0 1,0-1-1,0 1 0,-1 0 1,1 0-1,0-1 0,-1 1 1,1 0-1,-1 0 0,-2-4 1,2 4-4,0-1 1,0 0 0,-1 1 0,0-1 0,1 1-1,-1 0 1,0-1 0,0 1 0,0 0 0,0 0-1,-1 0 1,1 1 0,0-1 0,-1 0 0,1 1 0,-1 0-1,0 0 1,-4-2 0,6 3 6,-1-1-1,1 1 1,-1 0-1,1 0 1,-1 0 0,1 0-1,-1 0 1,1 0-1,-1 0 1,0 0 0,1 1-1,-1-1 1,1 1-1,-1-1 1,1 1 0,0-1-1,-1 1 1,1 0 0,0 0-1,-1 0 1,1 0-1,0 0 1,0 0 0,0 0-1,0 0 1,0 0-1,0 0 1,0 1 0,0-1-1,0 0 1,0 1-1,1-1 1,-1 1 0,1-1-1,-1 2 1,0 18 271,2-15-236</inkml:trace>
+</inkml:ink>
+</file>
+
+<file path=word/ink/ink2.xml><?xml version="1.0" encoding="utf-8"?>
+<inkml:ink xmlns:inkml="http://www.w3.org/2003/InkML">
+  <inkml:definitions>
+    <inkml:context xml:id="ctx0">
+      <inkml:inkSource xml:id="inkSrc0">
+        <inkml:traceFormat>
+          <inkml:channel name="X" type="integer" min="-2.14748E9" max="2.14748E9" units="cm"/>
+          <inkml:channel name="Y" type="integer" min="-2.14748E9" max="2.14748E9" units="cm"/>
+          <inkml:channel name="F" type="integer" max="32767" units="dev"/>
+        </inkml:traceFormat>
+        <inkml:channelProperties>
+          <inkml:channelProperty channel="X" name="resolution" value="1000" units="1/cm"/>
+          <inkml:channelProperty channel="Y" name="resolution" value="1000" units="1/cm"/>
+          <inkml:channelProperty channel="F" name="resolution" value="0" units="1/dev"/>
+        </inkml:channelProperties>
+      </inkml:inkSource>
+      <inkml:timestamp xml:id="ts0" timeString="2026-04-22T18:26:55.562"/>
+    </inkml:context>
+    <inkml:brush xml:id="br0">
+      <inkml:brushProperty name="width" value="0.025" units="cm"/>
+      <inkml:brushProperty name="height" value="0.025" units="cm"/>
+    </inkml:brush>
+  </inkml:definitions>
+  <inkml:trace contextRef="#ctx0" brushRef="#br0">47 60 1200,'-4'45'489,"0"55"1,4-100-453</inkml:trace>
+  <inkml:trace contextRef="#ctx0" brushRef="#br0" timeOffset="419.52">0 43 1496,'5'-21'107,"-3"20"-93,-1-1 1,1 0 0,-1 0-1,1 1 1,0-1-1,-1 1 1,1 0 0,0-1-1,0 1 1,0 0 0,0 0-1,0 0 1,0 1 0,0-1-1,0 0 1,1 1 0,-1-1-1,0 1 1,4-1 0,47 2 136,-42 0-111,-5-1-13,0 0-1,0 1 1,-1-1 0,1 1 0,0 1 0,-1-1 0,1 1 0,-1 0 0,1 0 0,-1 1 0,0-1 0,0 1 0,0 0-1,0 1 1,-1-1 0,1 1 0,-1 0 0,0 0 0,0 0 0,4 6 0,-8-9-23,0 0 0,0 0 0,0 1 0,0-1-1,0 0 1,0 0 0,-1 1 0,1-1 0,0 0 0,-1 0 0,1 0 0,0 0 0,-1 1 0,1-1-1,-1 0 1,0 0 0,1 0 0,-1 0 0,0 0 0,0 0 0,0 0 0,0-1 0,0 1 0,-2 1-1,-25 21 72,22-20-42,1-1 1,-1 1-1,1-1 0,-1 0 1,0 0-1,0-1 0,0 0 1,0 0-1,0 0 0,0-1 1,0 1-1,0-2 0,0 1 1,0-1-1,0 0 0,0 0 1,-8-3-1,-1 1 1047</inkml:trace>
+  <inkml:trace contextRef="#ctx0" brushRef="#br0" timeOffset="784.2">198 136 2400,'0'0'160,"14"22"113,-5-10-131,-6-7-50,0-1 0,-1 0 0,1 0 0,-1 1 0,2 4 0,-3-8-51,-1 0 0,1 0 0,0 0 0,-1 0 0,1 0 0,0 0 0,0 0 0,-1 0 0,1-1 1,0 1-1,0 0 0,0-1 0,0 1 0,0-1 0,0 1 0,2 0 0,-2-2-2</inkml:trace>
+  <inkml:trace contextRef="#ctx0" brushRef="#br0" timeOffset="1126.58">319 153 2400,'0'0'255,"-25"20"178,-62 50 200,68-51-529,18-18-95,0 0 0,0 0 0,0 0 1,1 0-1,-1 0 0,0 0 0,1 0 1,-1 0-1,1 1 0,-1-1 0,1 0 0,0 0 1,-1 0-1,1 1 0,0-1 0,0 0 0,0 0 1,0 2-1,0-3 7</inkml:trace>
+  <inkml:trace contextRef="#ctx0" brushRef="#br0" timeOffset="1627.39">368 151 2104,'0'0'17,"4"15"70,-5 17-6,0-14 367,0-43-236,-1 1-174,1 19-6,1 0 0,-1 0 0,1 0 0,1-10 0,-1 15-20,1-1 1,-1 0 0,1 1 0,-1-1 0,1 1 0,0-1 0,-1 1 0,1 0 0,0-1-1,-1 1 1,1 0 0,0-1 0,-1 1 0,1 0 0,0 0 0,0 0 0,-1 0 0,1 0-1,0-1 1,0 1 0,-1 1 0,2-1 0,23 0 212,-23 0-196,11 1 39,-1 0 0,0 0-1,18 6 1,-13 7 69,-15-13-114</inkml:trace>
+  <inkml:trace contextRef="#ctx0" brushRef="#br0" timeOffset="1825.78">508 159 1496,'-1'4'108,"1"-1"1,-1 1-1,1-1 0,0 1 1,1-1-1,-1 1 0,1 4 0,0-5-41,-4 25 544</inkml:trace>
+  <inkml:trace contextRef="#ctx0" brushRef="#br0" timeOffset="2008.18">512 85 3408,'0'0'136,"2"7"-112,-1-7 0</inkml:trace>
+  <inkml:trace contextRef="#ctx0" brushRef="#br0" timeOffset="2730.99">656 159 3928,'-3'-4'0,"0"0"0,1 1 0,-1 0 0,-1-1 0,1 1 0,0 0 0,-7-4 0,8 6 0,1 0 0,0 1 0,-1-1 0,1 1 0,0-1 0,-1 1 0,1-1 0,0 1 0,-1 0 0,1 0 0,-1-1 0,1 1 0,-1 0 0,1 0 0,0 0 0,-1 1 0,1-1 0,-1 0 0,1 1 0,0-1 0,-1 1 0,1-1 0,0 1 0,-1-1 0,1 1 0,0 0 0,0 0 0,-2 1 0,1 0 2,0 0 0,1 0 0,-1 0 0,1 0 0,-1 0 0,1 1-1,0-1 1,0 1 0,0-1 0,0 0 0,1 1 0,-1-1 0,1 1 0,-1 0 0,1-1 0,0 1 0,0-1 0,0 1 0,0 0 0,0-1 0,1 1 0,-1-1 0,1 1 0,0-1-1,0 1 1,0-1 0,0 0 0,0 1 0,0-1 0,1 0 0,-1 0 0,1 0 0,-1 0 0,1 0 0,0 0 0,0 0 0,0 0 0,0-1 0,0 1 0,0-1 0,0 1 0,1-1-1,-1 0 1,0 0 0,1 0 0,-1 0 0,5 0 0,-3 0 23,0-1-1,-1 0 0,1-1 1,0 1-1,-1 0 0,1-1 1,-1 0-1,1 0 0,-1 0 1,1 0-1,-1-1 0,0 1 1,1-1-1,-1 0 0,0 0 1,0 0-1,0 0 0,0-1 1,-1 1-1,1-1 0,2-3 1,-1 1 27,-1 0 0,0-1 1,0 1-1,0-1 0,-1 0 0,0 1 1,0-1-1,0 0 0,-1 0 0,0 0 1,1-11-1,-1 1 46,0-48-61,-10 115 314,9-36-243,0 0 55,0 0 0,4 25-1,-3-36-122,-1 0-1,1 0 1,0-1-1,1 1 1,-1-1-1,1 1 0,-1-1 1,1 1-1,0-1 1,0 0-1,1 0 0,-1 0 1,1 0-1,-1 0 1,6 3-1,-4-3 24</inkml:trace>
+  <inkml:trace contextRef="#ctx0" brushRef="#br0" timeOffset="2917.55">812 195 3912,'-9'33'824,"12"-30"-681,-1-2-110</inkml:trace>
+  <inkml:trace contextRef="#ctx0" brushRef="#br0" timeOffset="2918.55">814 94 3808,'0'0'24,"-4"7"-16,4-5 8,0 0-8,0 0 0,0-2 0,0 2 8,0 1 0,1 0 8</inkml:trace>
+  <inkml:trace contextRef="#ctx0" brushRef="#br0" timeOffset="3291.66">882 219 2608,'-3'17'369,"3"-18"-363,-1-46 134,1 45-133,0 0 0,0 0 0,1 0 0,-1 1 0,0-1-1,1 0 1,-1 0 0,1 0 0,0 1 0,-1-1 0,1 0 0,0 1 0,0-1-1,0 1 1,0-1 0,0 1 0,1-1 0,-1 1 0,0 0 0,1 0-1,-1-1 1,3 0 0,-2 1 14,0 0 1,0 1-1,0-1 0,0 1 0,0 0 0,0-1 1,0 1-1,0 0 0,0 0 0,0 0 0,0 1 1,0-1-1,0 0 0,0 1 0,0-1 0,0 1 1,0 0-1,0 0 0,0 0 0,0 0 0,-1 0 1,1 0-1,0 0 0,-1 0 0,1 1 0,-1-1 1,1 1-1,-1-1 0,0 1 0,1-1 0,1 5 1,-1-4 10,-1 1 0,0 0 0,1 0 0,-1 0 0,0 0 0,0 0 0,-1 0 0,1 0 0,-1 0 0,1 0 0,-1 0 0,0 0 0,0 1 0,0-1 0,-1 0 0,1 0 0,-1 0 0,1 0 0,-1 0 0,-2 3 0,1-2-32</inkml:trace>
+</inkml:ink>
+</file>
+
+<file path=word/ink/ink20.xml><?xml version="1.0" encoding="utf-8"?>
+<inkml:ink xmlns:inkml="http://www.w3.org/2003/InkML">
+  <inkml:definitions>
+    <inkml:context xml:id="ctx0">
+      <inkml:inkSource xml:id="inkSrc0">
+        <inkml:traceFormat>
+          <inkml:channel name="X" type="integer" min="-2.14748E9" max="2.14748E9" units="cm"/>
+          <inkml:channel name="Y" type="integer" min="-2.14748E9" max="2.14748E9" units="cm"/>
+          <inkml:channel name="F" type="integer" max="32767" units="dev"/>
+          <inkml:channel name="OA" type="integer" max="360" units="deg"/>
+          <inkml:channel name="OE" type="integer" max="90" units="deg"/>
+        </inkml:traceFormat>
+        <inkml:channelProperties>
+          <inkml:channelProperty channel="X" name="resolution" value="1000" units="1/cm"/>
+          <inkml:channelProperty channel="Y" name="resolution" value="1000" units="1/cm"/>
+          <inkml:channelProperty channel="F" name="resolution" value="0" units="1/dev"/>
+          <inkml:channelProperty channel="OA" name="resolution" value="1000" units="1/deg"/>
+          <inkml:channelProperty channel="OE" name="resolution" value="1000" units="1/deg"/>
+        </inkml:channelProperties>
+      </inkml:inkSource>
+      <inkml:timestamp xml:id="ts0" timeString="2026-04-22T18:21:08.471"/>
+    </inkml:context>
+    <inkml:brush xml:id="br0">
+      <inkml:brushProperty name="width" value="0.025" units="cm"/>
+      <inkml:brushProperty name="height" value="0.025" units="cm"/>
+    </inkml:brush>
+  </inkml:definitions>
+  <inkml:trace contextRef="#ctx0" brushRef="#br0">169 60 2104 0 0,'0'0'369'0'0,"-3"-12"447"0"0,-3 9-612 0 0,0 0-1 0 0,-1 0 1 0 0,1 1-1 0 0,0 0 0 0 0,-1 0 1 0 0,1 1-1 0 0,-1 0 1 0 0,0 0-1 0 0,1 1 1 0 0,-1 0-1 0 0,0 0 0 0 0,-8 1 1 0 0,12 0-135 0 0,-1-1 0 0 0,1 1 0 0 0,0 0 1 0 0,-1 1-1 0 0,1-1 0 0 0,0 1 0 0 0,0-1 0 0 0,0 1 1 0 0,0 0-1 0 0,0 0 0 0 0,0 0 0 0 0,0 1 0 0 0,1-1 1 0 0,-1 1-1 0 0,1-1 0 0 0,0 1 0 0 0,0 0 0 0 0,0 0 1 0 0,0 0-1 0 0,0 0 0 0 0,0 0 0 0 0,1 1 0 0 0,-1-1 1 0 0,0 5-1 0 0,0-2 45 0 0,0-1 0 0 0,1 1 0 0 0,0-1 0 0 0,0 1 0 0 0,1 0 0 0 0,-1-1 0 0 0,1 1 0 0 0,0 0 1 0 0,0-1-1 0 0,3 11 0 0 0,-3-13-13 0 0,1 0 0 0 0,0-1 0 0 0,1 1 0 0 0,-1 0 0 0 0,0-1 1 0 0,1 0-1 0 0,-1 1 0 0 0,1-1 0 0 0,0 0 0 0 0,-1 1 0 0 0,1-1 1 0 0,0 0-1 0 0,0-1 0 0 0,1 1 0 0 0,-1 0 0 0 0,0-1 0 0 0,0 1 0 0 0,1-1 1 0 0,-1 1-1 0 0,1-1 0 0 0,-1 0 0 0 0,1 0 0 0 0,3 0 0 0 0,2 2 218 0 0,1-1-1 0 0,-1 1 0 0 0,1-2 1 0 0,-1 1-1 0 0,1-1 0 0 0,0-1 1 0 0,0 0-1 0 0,-1 0 0 0 0,1-1 1 0 0,0 0-1 0 0,12-3 0 0 0,1 3 2386 0 0,-21 1-2591 0 0</inkml:trace>
+  <inkml:trace contextRef="#ctx0" brushRef="#br0" timeOffset="563.73">322 0 5320 0 0,'0'0'2734'0'0,"-5"26"-1948"0"0,-13 126 1600 0 0,15-126-1732 0 0</inkml:trace>
+  <inkml:trace contextRef="#ctx0" brushRef="#br0" timeOffset="1025.72">433 5 5920 0 0,'0'0'182'0'0,"-3"31"1324"0"0,2-12-749 0 0,-1-1 0 0 0,-9 36 0 0 0,5-25-92 0 0,-2 16 1063 0 0</inkml:trace>
+  <inkml:trace contextRef="#ctx0" brushRef="#br0" timeOffset="1211.06">328 131 7632 0 0,'0'0'166'0'0,"29"3"700"0"0,29-6 1086 0 0,-53 3-1752 0 0</inkml:trace>
+</inkml:ink>
+</file>
+
+<file path=word/ink/ink21.xml><?xml version="1.0" encoding="utf-8"?>
+<inkml:ink xmlns:inkml="http://www.w3.org/2003/InkML">
+  <inkml:definitions>
+    <inkml:context xml:id="ctx0">
+      <inkml:inkSource xml:id="inkSrc0">
+        <inkml:traceFormat>
+          <inkml:channel name="X" type="integer" min="-2.14748E9" max="2.14748E9" units="cm"/>
+          <inkml:channel name="Y" type="integer" min="-2.14748E9" max="2.14748E9" units="cm"/>
+          <inkml:channel name="F" type="integer" max="32767" units="dev"/>
+        </inkml:traceFormat>
+        <inkml:channelProperties>
+          <inkml:channelProperty channel="X" name="resolution" value="1000" units="1/cm"/>
+          <inkml:channelProperty channel="Y" name="resolution" value="1000" units="1/cm"/>
+          <inkml:channelProperty channel="F" name="resolution" value="0" units="1/dev"/>
+        </inkml:channelProperties>
+      </inkml:inkSource>
+      <inkml:timestamp xml:id="ts0" timeString="2026-04-22T18:27:35.763"/>
+    </inkml:context>
+    <inkml:brush xml:id="br0">
+      <inkml:brushProperty name="width" value="0.025" units="cm"/>
+      <inkml:brushProperty name="height" value="0.025" units="cm"/>
+    </inkml:brush>
+  </inkml:definitions>
+  <inkml:trace contextRef="#ctx0" brushRef="#br0">271 183 1104,'-6'3'9,"0"0"0,0 1 0,0 0 1,0 1-1,1-1 0,-1 1 0,1 0 0,1 0 0,-1 1 1,-6 9-1,4-5 10,-1 0 0,-15 14 1,4-7 81,1 1 1,0 1-1,2 1 1,0 1-1,1 0 0,1 1 1,1 0-1,-19 45 1,31-64-81,0 0 0,0 0 0,0 0 1,1-1-1,-1 1 0,1 0 0,0 0 0,-1 0 0,1 0 0,1 0 0,-1 0 1,0 0-1,1 0 0,-1 0 0,1 0 0,0 0 0,0 0 0,0-1 1,0 1-1,2 3 0,-2-5-3,1 1 0,-1 0 0,1-1 0,-1 1 0,1-1 0,-1 0 0,1 1 0,0-1 1,0 0-1,0 0 0,0 0 0,-1 0 0,1 0 0,0-1 0,1 1 0,-1 0 0,0-1 0,0 0 0,0 1 0,0-1 0,0 0 0,0 0 0,0 0 1,1-1-1,-1 1 0,0 0 0,0-1 0,2 0 0,11-3 31,-1 0 0,0-1 0,0-1 0,0 0 0,-1-1 0,0-1 0,0 1 0,21-19 0,-21 16-9,0 0 0,25-13-1,-28 18-17,0 0 1,0-1-1,-1 0 0,0-1 0,-1 0 0,1-1 1,-1 1-1,8-12 0,-15 18-16,0 0 1,0 0-1,0 0 1,0-1-1,-1 1 1,1 0-1,0-1 1,-1 1-1,1 0 1,-1-1-1,0 1 1,1 0-1,-1-1 0,0 1 1,0-2-1,-5 1 68,-7 10-30,-17 16 3,-18 18 132,39-35-163,1 1 47,-1 0-1,1 0 1,-10 16-1,16-23-36,0 1-1,0 0 1,-1 0-1,2 0 1,-1 1 0,0-1-1,0 0 1,1 0-1,-1 0 1,1 1-1,0-1 1,-1 0-1,1 0 1,0 1 0,0-1-1,1 0 1,-1 0-1,0 1 1,1-1-1,-1 0 1,1 0-1,0 0 1,2 4 0,-2-4-9,0-1 0,1 0 0,-1 0 0,1 0 0,-1 0 0,1 0 0,-1 0 0,1 0 0,0 0 0,-1 0 0,1-1 0,0 1 0,0-1 0,0 1 0,-1-1 0,1 0 0,0 0 0,3 0 0,36-2 214,-38 2-218,24-5 39,-1-2 0,1 0 0,-1-2 0,-1-1 0,31-16 0,-49 23-50,9-5 5,32-14 12,-45 21-17,-1 0-1,1 0 1,0 1 0,0-1 0,0 1-1,0-1 1,0 1 0,0 0 0,1 0-1,-1 0 1,0 0 0,0 1 0,3 0-1,-4 0 21,-1 1-1,1-1 0,-1 0 0,1 1 0,-1-1 1,1 1-1,-1 0 0,0-1 0,0 1 0,0 0 1,0 0-1,0 0 0,-1-1 0,1 1 0,0 0 0,-1 0 1,1 0-1,-1 0 0,0 4 0,9 20 177,-7-23-184,0-1 1,0 0-1,0 0 1,1 0 0,-1 0-1,1 0 1,-1-1-1,1 1 1,0-1-1,-1 0 1,1 1-1,0-1 1,0 0-1,0-1 1,0 1 0,4 0-1,9 1 78,31 0 1,-22-2-44,21 3 44,-20-3 33,0 1-1,0 2 0,0 0 1,0 2-1,49 16 0,-55-12 10,-11-5-76,0-1-1,0 1 1,17 3 0,-11-5-51</inkml:trace>
+  <inkml:trace contextRef="#ctx0" brushRef="#br0" timeOffset="737.85">1282 689 4816,'9'-4'48,"-1"0"0,0-1 1,0 0-1,0 0 0,0-1 1,-1 0-1,13-13 0,-2 2 70,11-11 27,-1-1 0,28-39 0,43-71 118,-71 98-208,-22 33-44,106-148 162,-88 126-119,2 1-1,1 1 0,30-24 0,-56 51-48,0 0 0,-1 0-1,1 1 1,0-1-1,0 0 1,0 0-1,0 1 1,0-1-1,0 1 1,0-1-1,1 1 1,-1-1 0,0 1-1,0 0 1,0-1-1,0 1 1,1 0-1,-1 0 1,0 0-1,0 0 1,0 0-1,2 0 1,-2 1-1,0 0 0,-1-1 0,1 1-1,0 0 1,0 0 0,-1-1 0,1 1 0,-1 0 0,1 0-1,-1 0 1,1 0 0,-1-1 0,1 1 0,-1 0 0,0 0-1,1 0 1,-1 0 0,0 0 0,0 0 0,0 1 0,1 8 30,-1 0 0,0-1 1,-3 19-1,-2-4 82,-10 32 0,0 0-7,-17 51 317,5-22-114,24-75-283,-26 84 854,29-94-870,-1 1 0,1-1 0,-1 0 0,1 1 0,0-1 0,-1 0 1,1 0-1,-1 1 0,1-1 0,0 0 0,-1 0 0,1 0 0,-1 0 0,1 0 0,-1 0 1,1 1-1,-1-1 0,1 0 0,-1 0 0,1 0 0,-1-1 0,1 1 0,-1 0 1,1 0-1,0 0 0,-1 0 0,1 0 0,-1-1 0,1 1 0,-1 0 0,1 0 0,0 0 1,-1-1-1,1 1 0,0 0 0,-1-1 0,1 1 0,0 0 0,-1-1 0,1 1 1,0-1-1,-1 0 0,-16-15 144,0-6 47,1-1 1,-14-26-1,-5-8-57,32 53-157,-1 1-1,1-1 1,0 1 0,-1 0-1,0 0 1,-5-4-1,9 7 10,-1-1-1,0 1 1,1 0-1,-1-1 1,1 1-1,-1 0 1,0 0-1,1-1 1,-1 1-1,0 0 1,0 0-1,1 0 1,-1 0 0,0 0-1,1 0 1,-1 0-1,0 0 1,1 0-1,-1 0 1,-1 0-1,2 1 4,-1 0 0,1-1 1,-1 1-1,1-1 0,-1 1 0,1 0 0,0-1 0,-1 1 1,1 0-1,0 0 0,0-1 0,-1 1 0,1 0 0,0 0 1,0-1-1,0 1 0,0 0 0,0 0 0,0 0 0,0-1 1,0 1-1,0 0 0,1 1 0,0 1 2,-1 1 0,1-1-1,1 1 1,-1-1 0,0 0 0,1 0 0,-1 0-1,1 0 1,0 0 0,0 0 0,1 0-1,-1 0 1,0-1 0,1 1 0,-1-1 0,1 0-1,0 0 1,0 0 0,0 0 0,6 2 0,2 2 5,0-2 0,1 1 0,0-1 0,20 3 0,4-2-1,0-1-1,39-2 1,-37-1-5,65 8 1,-98-8-1,0 0-1,0 0 1,-1 0 0,1 1 0,0 0 0,-1 0 0,1 0 0,-1 0 0,0 1 0,0 0-1,7 5 1,-4 1 18,1-1-1,-1 1 0,10 18 1,-14-22-16,5 5 5,-1-1 0,1 0 0,1 0 0,0-1 0,0 0 0,0 0 0,1-1 0,0 0 0,1-1 0,-1-1 0,1 1 0,0-2 0,1 1 0,21 4 0,12 1 12,0-1-1,70 3 1,-77-9-14</inkml:trace>
+</inkml:ink>
+</file>
+
+<file path=word/ink/ink22.xml><?xml version="1.0" encoding="utf-8"?>
+<inkml:ink xmlns:inkml="http://www.w3.org/2003/InkML">
+  <inkml:definitions>
+    <inkml:context xml:id="ctx0">
+      <inkml:inkSource xml:id="inkSrc0">
+        <inkml:traceFormat>
+          <inkml:channel name="X" type="integer" min="-2.14748E9" max="2.14748E9" units="cm"/>
+          <inkml:channel name="Y" type="integer" min="-2.14748E9" max="2.14748E9" units="cm"/>
+          <inkml:channel name="F" type="integer" max="32767" units="dev"/>
+        </inkml:traceFormat>
+        <inkml:channelProperties>
+          <inkml:channelProperty channel="X" name="resolution" value="1000" units="1/cm"/>
+          <inkml:channelProperty channel="Y" name="resolution" value="1000" units="1/cm"/>
+          <inkml:channelProperty channel="F" name="resolution" value="0" units="1/dev"/>
+        </inkml:channelProperties>
+      </inkml:inkSource>
+      <inkml:timestamp xml:id="ts0" timeString="2026-04-22T18:27:19.124"/>
+    </inkml:context>
+    <inkml:brush xml:id="br0">
+      <inkml:brushProperty name="width" value="0.025" units="cm"/>
+      <inkml:brushProperty name="height" value="0.025" units="cm"/>
+    </inkml:brush>
+  </inkml:definitions>
+  <inkml:trace contextRef="#ctx0" brushRef="#br0">17 64 1200,'0'0'8,"24"-27"189,-19 24-145,0 1 0,0-1-1,0 1 1,0 0-1,1 1 1,-1-1 0,0 1-1,1 0 1,5 0 0,3 0 185,0 0 0,20 2 0,-32-1-206,0 0-1,0 0 0,0 0 1,0 1-1,0-1 1,0 1-1,0-1 1,0 1-1,0 0 0,0-1 1,-1 1-1,1 0 1,0 0-1,0 0 0,-1 1 1,1-1-1,-1 0 1,1 1-1,-1-1 0,1 1 1,-1-1-1,0 1 1,0 0-1,0-1 0,0 1 1,0 0-1,0 0 1,0 0-1,-1 0 0,1 0 1,-1 0-1,1 0 1,-1 0-1,0 0 1,0 0-1,0 0 0,0 0 1,0 0-1,0 0 1,0 0-1,-1 0 0,1 0 1,-1 2-1,-1 3 56,0 0-1,-1 0 0,0 0 1,0 0-1,0 0 1,-1 0-1,0-1 0,0 0 1,0 0-1,-9 9 1,-6 1 274,0-1 0,-1-2 0,-39 21 1,58-33-339,0-1-1,0 0 1,0 0 0,0 0 0,0 0 0,0 0-1,0 0 1,-1 0 0,1 0 0,0-1 0,0 1-1,0 0 1,0-1 0,0 1 0,0 0 0,0-1-1,0 1 1,1-1 0,-1 0 0,0 1 0,0-1 0,0 0-1,0 1 1,1-1 0,-1 0 0,0 0 0,1 0-1,-1 0 1,1 0 0,-1 0 0,0-1 0,-1-2-48,-1 0 1,1 0 0,0 0 0,0 0 0,0 0-1,0-5 1,2 8 17,0 1-1,0-1 1,0 0-1,0 1 1,0-1 0,0 1-1,1-1 1,-1 1-1,0-1 1,0 1-1,1-1 1,-1 1 0,0-1-1,0 1 1,1 0-1,-1-1 1,1 1-1,-1-1 1,0 1 0,1 0-1,-1-1 1,1 1-1,-1 0 1,1 0-1,-1-1 1,1 1 0,-1 0-1,1 0 1,-1 0-1,1 0 1,-1 0-1,1 0 1,0-1 0,-1 1-1,1 0 1,0 1-1,26-3 197,-19 2-104,2 0 27,0 0 0,0 0 0,0 1 0,0 1 0,12 2 0,-17-3-25,0 1 0,0 0 0,0-1-1,-1 1 1,1 1 0,-1-1 0,1 1 0,-1 0 0,0 0 0,0 0 0,0 0 0,3 5 0,-5-7-47,-1 1 0,1-1 0,-1 0 0,1 1 1,-1-1-1,1 0 0,0 0 0,-1 0 0,1 0 0,0 0 1,0-1-1,0 1 0,0 0 0,0-1 0,3 1 0,-1-1 23</inkml:trace>
+  <inkml:trace contextRef="#ctx0" brushRef="#br0" timeOffset="757.55">346 80 3312,'-1'-1'34,"1"-1"1,-1 1 0,0-1-1,1 0 1,-1 1-1,1-1 1,0 0-1,0 0 1,-1 1-1,1-1 1,0 0 0,0 0-1,1 1 1,-1-1-1,0 0 1,1 0-1,-1 1 1,1-1 0,-1 0-1,1 1 1,0-1-1,-1 1 1,1-1-1,0 1 1,0-1-1,0 1 1,0 0 0,1-1-1,-1 1 1,0 0-1,1 0 1,-1 0-1,0 0 1,1 0-1,-1 0 1,1 0 0,1 0-1,0-1 2,1 1 1,-1 0-1,1 0 0,-1 0 1,1 1-1,-1-1 0,1 1 1,-1 0-1,1 0 0,-1 0 0,1 0 1,-1 1-1,1-1 0,-1 1 1,1 0-1,-1 0 0,6 2 1,-6-1-12,1 0 0,-1 0 0,1 0 0,-1 1 0,0-1 1,0 1-1,0-1 0,0 1 0,-1 0 0,1 0 1,3 6-1,-5-7-12,0 0 1,0 0-1,-1 1 1,1-1-1,-1 0 1,1 0-1,-1 0 0,0 0 1,0 1-1,0-1 1,0 0-1,0 0 1,0 0-1,0 1 1,-1-1-1,0 0 1,1 0-1,-1 0 1,0 0-1,0 0 0,0 0 1,0 0-1,-1 2 1,-6 8 51,0-1 0,-1 0 1,0 0-1,-1-1 0,0 0 1,-21 15-1,23-18 14,0-1-1,-1-1 0,-16 9 1,24-13-59,-1 0 0,1 0 0,-1-1 0,1 1 0,-1 0 0,0-1 0,1 1 0,-1-1 0,0 0 0,0 0 1,1 0-1,-1 1 0,0-1 0,1-1 0,-1 1 0,0 0 0,0 0 0,1-1 0,-1 1 0,0-1 0,1 1 0,-1-1 0,1 0 1,-1 0-1,1 0 0,-1 1 0,1-1 0,-1-1 0,1 1 0,-3-2 0,4 2-9,-1 1 0,1-1-1,0 0 1,-1 1 0,1-1-1,0 1 1,0-1 0,-1 0 0,1 1-1,0-1 1,0 0 0,0 1-1,0-1 1,0 0 0,0 1 0,0-1-1,0 0 1,0 1 0,0-1-1,0 0 1,0 1 0,0-1 0,0 0-1,1 1 1,-1-1 0,0 1 0,0-1-1,1 0 1,-1 1 0,1-1-1,-1 1 1,0-1 0,1 1 0,-1-1-1,1 1 1,-1-1 0,1 1-1,-1 0 1,1-1 0,0 1 0,-1 0-1,1-1 1,-1 1 0,1 0-1,0 0 1,-1-1 0,1 1 0,0 0-1,-1 0 1,2 0 0,34-6 249,-30 7-225,0 0 1,0 0 0,0 0-1,0 0 1,0 1 0,-1 0-1,1 1 1,0-1 0,-1 1-1,0 0 1,0 0 0,8 7-1,-4-4 9,0-1-1,0 0 1,11 5-1,-15-9-31,-1 0 3</inkml:trace>
+  <inkml:trace contextRef="#ctx0" brushRef="#br0" timeOffset="939.36">569 259 5720,'0'0'336</inkml:trace>
+  <inkml:trace contextRef="#ctx0" brushRef="#br0" timeOffset="1678.24">784 51 5536,'-1'-1'0,"0"1"1,0-1-1,0 1 0,0-1 1,0 1-1,0 0 1,0 0-1,0 0 0,0-1 1,0 1-1,0 0 1,0 0-1,0 0 0,-1 0 1,1 1-1,0-1 1,0 0-1,0 0 0,0 1 1,0-1-1,-1 1 0,-1 1 3,0 0-1,0-1 1,1 1-1,-1 0 1,1 1-1,-1-1 1,-2 4-1,1-2 2,1 1 0,-1 0 0,1 0-1,0 0 1,1 0 0,-1 0 0,1 0 0,-2 9-1,2-8 12,1 1-1,1-1 0,-1 0 0,1 12 0,1-16-5,-1 1 0,1-1 0,0 0 0,-1 0 1,1 1-1,0-1 0,0 0 0,1 0 0,-1 0 1,0 0-1,1 0 0,-1 0 0,1 0 0,-1-1 1,4 3-1,-1-1 21,-1 0 1,1 0-1,1-1 0,-1 0 1,0 0-1,0 0 0,1 0 1,0-1-1,-1 1 1,1-1-1,-1-1 0,1 1 1,0 0-1,0-1 0,-1 0 1,1 0-1,0-1 1,0 1-1,-1-1 0,1 0 1,0 0-1,8-4 0,-9 3 14,1 1 0,-1-1 0,0-1 0,0 1 0,0-1 0,0 1 0,0-1 0,-1 0 0,1-1 0,-1 1 0,0 0 0,0-1 0,0 0 0,0 0 0,-1 0 0,1 0-1,-1 0 1,0 0 0,0-1 0,-1 1 0,1-1 0,-1 1 0,1-6 0,-2 2 31,0 0 1,0 0-1,0 1 1,-1-1-1,0 0 0,-1 0 1,-3-11-1,4 16-34,0-1-1,-1 1 1,1 0-1,-1-1 1,1 1 0,-1 0-1,0 0 1,0 0 0,0 1-1,-1-1 1,1 0-1,-1 1 1,1 0 0,-1-1-1,0 1 1,0 0-1,0 0 1,-6-2 0,5 3-2,1 1 0,-1 0 1,1-1-1,-1 1 1,1 1-1,-1-1 0,1 0 1,0 1-1,-1 0 1,1 0-1,0 0 0,-1 0 1,1 0-1,-6 4 0,0 0 54,1 0-1,-1 0 0,-14 14 1,21-18-78,0 1 0,0 0 1,0 0-1,0 0 0,1 0 1,-1 0-1,1 0 0,-1 0 1,1 1-1,0-1 0,0 0 1,0 1-1,0-1 0,0 1 1,0-1-1,1 1 0,-1 0 1,1-1-1,0 1 0,0 0 1,0-1-1,0 1 0,0-1 1,1 1-1,0 2 0,2 3 19</inkml:trace>
+  <inkml:trace contextRef="#ctx0" brushRef="#br0" timeOffset="1955.24">983 18 3208,'0'0'57,"-7"31"430,6-21-336,0-3 45,0 0 0,1 1 0,0-1 0,0 0 0,3 14 0,-3-19-168,0-1 0,1 1 0,-1-1 0,1 1-1,0-1 1,-1 0 0,1 0 0,0 1 0,0-1-1,0 0 1,0 0 0,0 0 0,0 0-1,0 0 1,0 0 0,0 0 0,1 0 0,-1 0-1,0-1 1,1 1 0,-1 0 0,0-1 0,1 1-1,-1-1 1,1 0 0,-1 1 0,0-1 0,1 0-1,-1 0 1,1 0 0,-1 0 0,1 0-1,-1 0 1,1 0 0,2-1 0,1 0 34,0-1-1,0 1 1,0-1 0,0 1 0,8-6 0,-2 2 109,-9 4-121</inkml:trace>
+  <inkml:trace contextRef="#ctx0" brushRef="#br0" timeOffset="2249.01">1105 106 2704,'0'0'112,"0"-24"59,0 26-140,-11 60 610,11-54-489,-1-1 0,1 1 0,0-1 0,0 0 0,1 1 0,2 10 0,-2-17-134,-1 0 0,1 0 0,-1 0 1,1 0-1,-1-1 0,1 1 0,-1 0 1,1 0-1,0-1 0,0 1 1,-1-1-1,1 1 0,0 0 0,0-1 1,0 1-1,1 0 0,2 0 61</inkml:trace>
+  <inkml:trace contextRef="#ctx0" brushRef="#br0" timeOffset="2394.74">1187 209 4816,'0'0'1088</inkml:trace>
+  <inkml:trace contextRef="#ctx0" brushRef="#br0" timeOffset="3389.26">1306 38 3000,'0'0'87,"18"-17"286,-14 15-347,0-1 1,0 1 0,0 0-1,0 0 1,0 1-1,0-1 1,1 1-1,-1 0 1,0 0-1,1 0 1,-1 1-1,1 0 1,-1-1-1,1 2 1,-1-1-1,1 0 1,-1 1 0,9 2-1,-11-2-11,1-1-1,-1 1 1,1 0-1,-1 0 1,0 0-1,1 1 1,-1-1-1,0 1 1,0-1-1,0 1 1,0 0-1,0-1 1,0 1-1,0 0 1,-1 0-1,1 0 1,-1 1-1,1-1 1,-1 0-1,0 1 1,0-1-1,0 0 1,0 1-1,-1-1 1,1 1-1,0 0 1,-1-1-1,0 1 1,0-1-1,0 1 1,0 0-1,0-1 1,-1 4-1,0 0 28,-2 1-1,1-1 0,-1 1 1,0-1-1,0 0 0,-1 0 1,0 0-1,0 0 1,0-1-1,-1 0 0,0 1 1,0-2-1,0 1 1,-1-1-1,1 1 0,-1-2 1,0 1-1,0-1 0,0 1 1,-1-2-1,1 1 1,-1-1-1,0 0 0,1 0 1,-13 1-1,18-3 3,-1-1 0,0 1-1,1-1 1,-1 1 0,0-1-1,1 0 1,-1 1 0,1-1 0,-1 0-1,1 0 1,0 0 0,-1 0-1,1 0 1,0 0 0,0-1 0,0 1-1,-2-3 1,2 4-30,1-1 0,-1 0 0,1 1 0,-1-1 1,1 1-1,0-1 0,-1 0 0,1 1 0,0-1 0,0 0 0,-1 1 1,1-1-1,0 0 0,0 0 0,0 1 0,0-1 0,0 0 0,0 1 1,0-1-1,0 0 0,0 0 0,0 1 0,0-1 0,0 0 0,1 1 0,-1-1 1,0 0-1,1 1 0,-1-1 0,0 0 0,1 1 0,-1-1 0,1 0 1,-1 1-1,1-1 0,-1 1 0,1-1 0,-1 1 0,1 0 0,-1-1 1,1 1-1,1-1 0,1 0-19,0-1 0,1 1 1,0 0-1,-1 0 0,1 0 1,0 1-1,-1 0 0,1-1 1,0 1-1,0 1 0,-1-1 1,1 0-1,0 1 0,-1 0 1,8 2-1,4 3 104,0 0 1,21 13-1,13 5 278,-29-18-251,-16-5-92</inkml:trace>
+  <inkml:trace contextRef="#ctx0" brushRef="#br0" timeOffset="3881.24">1610 65 3408,'-3'0'30,"-1"1"0,1-1 0,0 1 0,0 0-1,0 0 1,0 1 0,0-1 0,0 0 0,0 1 0,1 0 0,-1 0 0,0 0 0,1 0 0,-1 0 0,1 0 0,0 1 0,0-1-1,0 1 1,0 0 0,0-1 0,1 1 0,-1 0 0,1 0 0,0 0 0,0 0 0,0 0 0,0 1 0,0-1 0,1 0-1,-1 0 1,1 0 0,0 1 0,0-1 0,0 0 0,0 0 0,1 1 0,-1-1 0,1 0 0,0 0 0,0 0 0,0 0-1,0 0 1,1 0 0,-1 0 0,1 0 0,0 0 0,0-1 0,0 1 0,3 2 0,-2-2-1,0-1 0,0 1 0,0-1 0,0 0 0,1 0 0,-1 0 0,1-1 0,0 1 0,-1-1 0,1 0 0,0 0 0,0 0 0,0-1 0,0 1 0,-1-1 0,1 0 0,0 0-1,0-1 1,0 1 0,0-1 0,0 1 0,0-1 0,-1 0 0,1-1 0,0 1 0,-1-1 0,1 0 0,-1 1 0,1-2 0,-1 1 0,0 0 0,0-1 0,0 1 0,0-1 0,0 0 0,-1 0 0,1 0 0,-1 0 0,0 0 0,0-1 0,0 1 0,0 0 0,-1-1 0,1 0 0,-1 1 0,0-1 0,0 0 0,0 0 0,-1 0 0,1 0 0,-1 0 0,0-4 0,0 4 8,-1-1 1,1 1-1,-1 0 0,0-1 1,0 1-1,0 0 0,-1-1 1,0 1-1,0 0 1,0 0-1,0 1 0,0-1 1,-1 0-1,-4-5 0,5 7-16,0 1 1,1 0-1,-1-1 0,0 1 0,0 0 0,0 0 0,0 0 0,0 1 0,-1-1 0,1 0 0,0 1 0,0-1 0,0 1 0,0 0 0,-1 0 0,1 0 0,0 0 1,0 0-1,-1 0 0,1 1 0,0-1 0,0 1 0,0-1 0,0 1 0,0 0 0,-1 0 0,1 0 0,1 0 0,-1 0 0,0 0 0,-2 2 0,1-1 14,-1 0-1,1 1 0,-1 0 1,1-1-1,0 1 0,0 0 1,0 0-1,0 1 0,-3 5 1,5-8-24,1 1 1,-1 0-1,0 0 1,1 0-1,-1 0 1,1-1-1,0 1 1,0 0-1,-1 0 1,1 0-1,0 0 1,1 0-1,-1 0 1,0 0-1,1 0 1,-1 0-1,1-1 1,-1 1-1,1 0 1,0 0-1,0 0 1,1 2-1,3 3 11</inkml:trace>
+  <inkml:trace contextRef="#ctx0" brushRef="#br0" timeOffset="4497.85">1796 101 3312,'-1'-2'16,"1"-1"0,0 1 0,0 0 0,0 0 0,0-1-1,0 1 1,1 0 0,-1 0 0,1-1 0,-1 1 0,1 0 0,0 0 0,0 0 0,0 0 0,0 0 0,0 0 0,1 0-1,-1 1 1,0-1 0,1 0 0,-1 1 0,1-1 0,0 0 0,0 1 0,-1 0 0,1 0 0,0-1 0,0 1 0,0 0 0,0 1-1,0-1 1,1 0 0,-1 0 0,0 1 0,4-1 0,-2 0 15,0 0 0,1 1-1,-1-1 1,0 1 0,0 0 0,1 0 0,-1 0 0,0 1-1,0 0 1,0 0 0,0 0 0,1 0 0,-1 0-1,-1 1 1,1 0 0,0 0 0,0 0 0,6 5 0,-9-6-17,1 0 0,-1 1 1,0-1-1,0 1 1,0-1-1,0 1 0,0-1 1,0 1-1,0 0 1,0 0-1,-1-1 1,1 1-1,-1 0 0,1 0 1,-1 0-1,0 0 1,0 0-1,1-1 1,-2 5-1,1-2 9,-1-1-1,0 1 1,0 0 0,-1-1 0,1 1-1,-1-1 1,1 1 0,-1-1-1,-4 5 1,1-1 36,-1 0-1,0 0 1,0-1-1,0 0 1,-1 0-1,0-1 1,-15 9 0,21-13-47,-4 2 78,0-1 0,0 0 0,0 0 1,0 0-1,-11 2 0,15-3-73,0-1-1,0 0 1,0 0-1,0 0 1,0-1 0,0 1-1,0 0 1,0 0-1,1 0 1,-1-1 0,0 1-1,0 0 1,0-1 0,0 1-1,0-1 1,0 1-1,0-1 1,1 0 0,-1 1-1,0-1 1,0 0-1,1 1 1,-1-1 0,1 0-1,-1 0 1,0 0-1,1 0 1,0 1 0,-1-1-1,1 0 1,-1 0 0,1 0-1,0 0 1,0 0-1,0 0 1,-1 0 0,1 0-1,0-2 1,0 2-1,0 0-1,0 0 1,-1 0 0,1 0 0,0 0 0,0 0-1,0 0 1,0 0 0,0 0 0,0 0 0,1 0-1,-1 0 1,0 0 0,1 0 0,-1 0 0,0 0-1,1 0 1,-1 0 0,1 1 0,-1-1 0,2-2 0,-1 3-7,0 0 0,0-1 1,-1 1-1,1-1 1,0 1-1,0 0 1,0 0-1,0-1 0,0 1 1,0 0-1,0 0 1,0 0-1,0 0 1,0 0-1,0 0 0,0 1 1,0-1-1,1 0 1,7 3 13,0 1 0,0 0 0,15 9 0,-14-8-12,0 0 0,-1 0-1,1 0 1,0-2-1,1 1 1,18 3-1,-22-6-7</inkml:trace>
+  <inkml:trace contextRef="#ctx0" brushRef="#br0" timeOffset="4892.79">2070 73 3616,'-1'0'12,"0"0"0,1 0 0,-1 0 0,0 0 0,0 1 1,1-1-1,-1 0 0,0 0 0,0 1 0,1-1 0,-1 0 0,0 1 0,1-1 0,-1 1 1,0-1-1,1 1 0,-1-1 0,1 1 0,-1-1 0,1 1 0,-1 0 0,1-1 0,-1 1 1,1 0-1,0-1 0,-1 1 0,1 0 0,0 0 0,0-1 0,-1 1 0,1 0 0,0 0 1,0 0-1,0 0 0,1 2 40,0 1 0,0-1 0,1 0 1,-1 0-1,1 0 0,-1-1 0,4 5 0,2 2 78,0-1 0,0 1 0,1-2-1,0 1 1,15 10 0,-19-15-75,-1-1 4,0 0-1,0 0 1,-1 1-1,1-1 1,0 0 0,-1 1-1,1 0 1,-1 0 0,0-1-1,4 7 1,-7-8-34,1 0 1,-1 0-1,0 0 1,0 0-1,1-1 1,-1 1-1,0 0 1,0 0-1,0-1 1,0 1-1,0-1 1,0 1-1,0-1 1,0 1-1,0-1 1,0 0-1,0 0 1,0 1-1,-1-1 1,-22 4 225,19-4-202,0 0-1,-1 0 0,1-1 1,1 0-1,-1 0 0,0-1 1,0 1-1,0-1 1,1 0-1,-1 0 0,1 0 1,-1-1-1,1 0 1,0 0-1,0 0 0,-6-6 1,6 4 7</inkml:trace>
+  <inkml:trace contextRef="#ctx0" brushRef="#br0" timeOffset="5040.47">2112 61 5120,'0'0'0,"8"0"0,-2 1 56,0 0 0,1 0-8,3-1 8,0 0-16,0-1-8,0 1 8,0-1 0,1 1 40,-1 0 0,1-1 8,2 0-8,-1-1-32,-1-1 8</inkml:trace>
+</inkml:ink>
+</file>
+
+<file path=word/ink/ink3.xml><?xml version="1.0" encoding="utf-8"?>
+<inkml:ink xmlns:inkml="http://www.w3.org/2003/InkML">
+  <inkml:definitions>
+    <inkml:context xml:id="ctx0">
+      <inkml:inkSource xml:id="inkSrc0">
+        <inkml:traceFormat>
+          <inkml:channel name="X" type="integer" min="-2.14748E9" max="2.14748E9" units="cm"/>
+          <inkml:channel name="Y" type="integer" min="-2.14748E9" max="2.14748E9" units="cm"/>
+          <inkml:channel name="F" type="integer" max="32767" units="dev"/>
+        </inkml:traceFormat>
+        <inkml:channelProperties>
+          <inkml:channelProperty channel="X" name="resolution" value="1000" units="1/cm"/>
+          <inkml:channelProperty channel="Y" name="resolution" value="1000" units="1/cm"/>
+          <inkml:channelProperty channel="F" name="resolution" value="0" units="1/dev"/>
+        </inkml:channelProperties>
+      </inkml:inkSource>
+      <inkml:timestamp xml:id="ts0" timeString="2026-04-22T18:26:25.451"/>
+    </inkml:context>
+    <inkml:brush xml:id="br0">
+      <inkml:brushProperty name="width" value="0.025" units="cm"/>
+      <inkml:brushProperty name="height" value="0.025" units="cm"/>
+    </inkml:brush>
+  </inkml:definitions>
+  <inkml:trace contextRef="#ctx0" brushRef="#br0">120 4 2104,'0'0'31,"-28"-3"562,17 3-450,0 1 0,0 0 0,-1 1 0,-15 5 0,27-7-121,-1 0 0,0 0 0,0 0 1,0 1-1,0-1 0,1 0 0,-1 1 1,0-1-1,0 0 0,1 1 1,-1-1-1,0 1 0,0-1 0,1 1 1,-1-1-1,1 1 0,-1 0 0,0-1 1,1 1-1,-1 0 0,1-1 0,0 1 1,-1 0-1,1 0 0,0 0 1,-1-1-1,1 1 0,0 0 0,0 0 1,-1 0-1,1 0 0,0-1 0,0 1 1,0 0-1,0 0 0,0 0 0,1 0 1,-1 0-1,0-1 0,0 1 1,0 0-1,1 0 0,-1 0 0,0-1 1,1 1-1,0 1 0,3 20 17,-6 38 654,2-60-577,22 0 105,47 2 186,-63-2-364,1 1 0,-1 1 0,0-1 0,0 1 0,0 0 0,0 0 0,-1 1 0,10 5 0,-14-8-36,0 1 0,-1-1 1,1 0-1,0 1 0,-1-1 1,1 0-1,-1 1 0,1-1 1,0 1-1,-1-1 0,0 1 1,1-1-1,-1 1 0,1 0 1,-1-1-1,1 1 0,-1-1 1,0 1-1,0 0 0,1-1 1,-1 1-1,0 0 0,0 0 1,0-1-1,0 1 0,0 0 1,0-1-1,0 1 0,0 0 1,0 0-1,0-1 0,0 2 1,-1-1-1,0 1 0,0-1 1,0 0-1,0 1 0,-1-1 0,1 0 1,0 0-1,-1 0 0,1 0 1,0 0-1,-1 0 0,-2 1 0,-6 2 33,0 0 0,-1 0 0,-14 2 0,18-4-12,1-1 0,-1 0 1,1-1-1,-1 1 0,0-1 1,1-1-1,-1 1 0,1-1 1,-1 0-1,1-1 0,-1 1 0,-7-4 1,9 2 3</inkml:trace>
+</inkml:ink>
+</file>
+
+<file path=word/ink/ink4.xml><?xml version="1.0" encoding="utf-8"?>
+<inkml:ink xmlns:inkml="http://www.w3.org/2003/InkML">
+  <inkml:definitions>
+    <inkml:context xml:id="ctx0">
+      <inkml:inkSource xml:id="inkSrc0">
+        <inkml:traceFormat>
+          <inkml:channel name="X" type="integer" min="-2.14748E9" max="2.14748E9" units="cm"/>
+          <inkml:channel name="Y" type="integer" min="-2.14748E9" max="2.14748E9" units="cm"/>
+          <inkml:channel name="F" type="integer" max="32767" units="dev"/>
+        </inkml:traceFormat>
+        <inkml:channelProperties>
+          <inkml:channelProperty channel="X" name="resolution" value="1000" units="1/cm"/>
+          <inkml:channelProperty channel="Y" name="resolution" value="1000" units="1/cm"/>
+          <inkml:channelProperty channel="F" name="resolution" value="0" units="1/dev"/>
+        </inkml:channelProperties>
+      </inkml:inkSource>
+      <inkml:timestamp xml:id="ts0" timeString="2026-04-22T18:25:43.072"/>
+    </inkml:context>
+    <inkml:brush xml:id="br0">
+      <inkml:brushProperty name="width" value="0.025" units="cm"/>
+      <inkml:brushProperty name="height" value="0.025" units="cm"/>
+    </inkml:brush>
+  </inkml:definitions>
+  <inkml:trace contextRef="#ctx0" brushRef="#br0">866 1471 696,'0'0'48,"-22"-10"408,16 9-397,-1-1 0,0 0 0,0 0 0,1-1 0,-1 0 0,-10-6 0,9 4-20,0 1-1,0 0 1,-11-3 0,0 1 161,1-2 0,-23-11 0,-15-7 1129,49 24-1127,0 0-1,0 0 1,-14-1 0,1 1 753,-11-6 1103,31 40-1705,-9 22-6,37-52-278,-22-1-63,-1-1-1,1 1 1,0 0-1,-1 0 1,6 2-1,-1 0-3,-3-2 6,1 1-1,0-2 1,13 1 0,10 0 13,59 8 16,8 0 49,-66-5 290</inkml:trace>
+  <inkml:trace contextRef="#ctx0" brushRef="#br0" timeOffset="2362.42">311 1147 696,'0'0'617,"14"3"601,-5 10-977,0 1 0,-1 0 1,10 23-1,-10-20-166,0 0 0,13 19 0,-9-20-40,-7-10-15,0 0 0,-1 1 0,1 0 0,-1 0 0,-1 0 0,5 12 0,-7-15-4</inkml:trace>
+  <inkml:trace contextRef="#ctx0" brushRef="#br0" timeOffset="3258.01">244 935 1496,'0'0'72,"-20"11"56,16-7-96,1 0 0,-1 1 0,1-1 0,0 1 0,0-1 0,0 1 0,0 0 0,1 0 1,0 0-1,0 1 0,-1 6 0,2-10-20,1 1 1,0-1-1,0 1 0,0 0 1,0-1-1,0 1 1,1-1-1,-1 1 0,1-1 1,-1 1-1,1-1 1,0 1-1,0-1 1,0 0-1,1 1 0,-1-1 1,0 0-1,1 0 1,0 0-1,-1 0 0,1 0 1,0 0-1,0-1 1,0 1-1,0 0 1,3 1-1,-2-1-5,0 0 0,0-1 1,0 1-1,0-1 0,0 1 1,0-1-1,0 0 0,1 0 0,-1 0 1,1-1-1,-1 1 0,0-1 1,1 0-1,-1 0 0,1 0 0,-1 0 1,0 0-1,1-1 0,-1 0 0,1 1 1,-1-1-1,0-1 0,0 1 1,0 0-1,0-1 0,0 0 0,0 1 1,0-1-1,0 0 0,0-1 0,-1 1 1,1 0-1,-1-1 0,4-4 1,-5 6-5,0-1 0,1 0 0,-1 1 0,0-1 0,0 0 0,0 0 0,0 0 0,0 0 0,0 0 0,-1 0 0,1 0 0,-1 0 1,1 0-1,-1 0 0,0-1 0,0 1 0,0 0 0,0 0 0,0 0 0,0 0 0,-1 0 0,1 0 0,-1-1 0,1 1 0,-1 0 1,0 0-1,0 0 0,0 1 0,0-1 0,0 0 0,-3-3 0,2 2 2,0 1 0,-1 0 0,1-1 1,-1 1-1,1 0 0,-1 0 0,0 0 0,0 0 0,0 1 0,0-1 1,0 1-1,0 0 0,-1 0 0,1 0 0,0 0 0,-1 0 0,1 1 1,-1 0-1,-5-1 0,-30 8 54,37-7-52,1 1 0,-1-1 1,0 1-1,1-1 1,0 1-1,-1 0 0,1 0 1,-1 0-1,1 0 1,0 0-1,-1 0 0,1 0 1,0 0-1,0 0 0,0 1 1,0-1-1,0 0 1,0 1-1,0-1 0,1 1 1,-2 2-1,1 0 12</inkml:trace>
+  <inkml:trace contextRef="#ctx0" brushRef="#br0" timeOffset="5213.92">370 819 896,'28'-16'72,"18"-8"121,-34 18-139,0-1 0,0 1 0,16-4 0,161-55 832,-186 64-853,0 0-1</inkml:trace>
+  <inkml:trace contextRef="#ctx0" brushRef="#br0" timeOffset="5944.23">721 655 1104,'0'0'8,"-8"-26"89,0 3 33,-1-1-1,-1 1 1,-21-33-1,4 7 64,17 31-109,7 14-44,0 0 1,1-1-1,0 1 0,-1-1 1,2 1-1,-1-1 1,0 0-1,1 1 0,0-1 1,0-6-1,1 7-24</inkml:trace>
+  <inkml:trace contextRef="#ctx0" brushRef="#br0" timeOffset="6512.45">763 637 1400,'26'-1'473,"-20"1"-416,1 1 0,-1 0 0,0 0 0,-1 1 0,1 0 0,0 0 0,0 0 0,6 4 0,16 5 141,-23-9-166</inkml:trace>
+  <inkml:trace contextRef="#ctx0" brushRef="#br0" timeOffset="6759.5">776 695 2104,'31'7'89,"34"6"87,-57-14-161</inkml:trace>
+  <inkml:trace contextRef="#ctx0" brushRef="#br0" timeOffset="7435.13">983 666 1496,'0'0'16,"-20"2"113,11 18-18,7-18-100,1-1-1,0 1 1,0 0-1,0 0 1,0 0-1,0 0 1,1 0-1,-1 0 0,1 0 1,-1 0-1,1 0 1,0 0-1,-1 1 1,1-1-1,0 0 1,1 0-1,-1 0 1,0 0-1,0 0 1,1 0-1,1 4 1,-1-3 7,1-1 0,-1 0 1,1 1-1,0-1 1,0 0-1,0 0 1,0 0-1,0 0 0,0-1 1,1 1-1,-1 0 1,1-1-1,-1 0 1,1 1-1,-1-1 0,1 0 1,0 0-1,-1-1 1,1 1-1,6 0 1,-7 0-10,0-1 1,1 0 0,-1 0 0,1 0 0,-1 0 0,1 0 0,-1 0 0,1-1 0,-1 1 0,1-1 0,-1 0-1,0 1 1,1-1 0,-1 0 0,0 0 0,0-1 0,0 1 0,0 0 0,0-1 0,0 1 0,0-1 0,0 0-1,-1 0 1,3-2 0,-4 3-5,1 0 1,0 0-1,-1 0 0,1 0 0,-1-1 1,0 1-1,1 0 0,-1 0 0,0-1 0,0 1 1,0 0-1,0 0 0,0 0 0,0-1 1,0 1-1,0 0 0,0 0 0,-1-1 0,1 1 1,-1-2-1,-1 0 4,1 1 0,-1-1-1,1 1 1,-1 0 0,0-1 0,0 1-1,0 0 1,-4-3 0,1 0 17,-1 2 0,1-1 0,-1 0 0,0 1 0,0 0 0,-1 1 0,-6-3 1,11 4-15,1 1 1,-1 0-1,0-1 1,0 1-1,0 0 1,0 0 0,1 0-1,-1 0 1,0 1-1,0-1 1,0 0-1,1 1 1,-1-1 0,0 1-1,0 0 1,1 0-1,-1-1 1,0 1-1,1 0 1,-1 0 0,1 1-1,0-1 1,-1 0-1,1 0 1,0 1-1,-1-1 1,1 1 0,0-1-1,0 1 1,0-1-1,1 1 1,-1-1-1,0 1 1,0 3 0,0-2 36</inkml:trace>
+  <inkml:trace contextRef="#ctx0" brushRef="#br0" timeOffset="30408.26">582 368 392,'0'0'271,"-29"4"-119,-11-1-21,28-2-91,0 0-1,-22-2 0,18 0 15,-1 1-1,1 1 1,-19 2-1,17-1 90,1 0 1,-25-2-1,33-1 333</inkml:trace>
+  <inkml:trace contextRef="#ctx0" brushRef="#br0" timeOffset="32512.54">610 336 1600,'0'0'217,"26"-24"-17,-1 9-127,4-3 33,31-23 1,-13 15 127,-45 25-219</inkml:trace>
+  <inkml:trace contextRef="#ctx0" brushRef="#br0" timeOffset="33240.56">788 192 1400,'0'0'40,"-18"-27"240,-7 2-207,9 7-11,-2 0 1,0 2-1,-1 0 1,-33-22-1,39 30-41,11 7-18,1-1 1,0 1-1,-1 0 1,1 0-1,-1 0 1,1 1-1,-1-1 1,0 0-1,1 1 1,-1-1-1,0 1 1,1-1-1,-1 1 1,0 0-1,0 0 1,-3-1-1,3 2 20</inkml:trace>
+  <inkml:trace contextRef="#ctx0" brushRef="#br0" timeOffset="34119.19">565 7 1896,'0'0'256,"-21"3"83,-2-1-256,1-1 0,0-2 1,-31-3-1,-80-4 94,129 8-170,0 0-1,0 1 0,0-1 1,0 1-1,-9 2 0,6-1 3,2-1-1</inkml:trace>
+  <inkml:trace contextRef="#ctx0" brushRef="#br0" timeOffset="34780.15">234 6 1400,'0'0'23,"-20"23"53,-70 39 237,9-7-126,77-53-182,0 1 0,1-1 0,-1 0 0,-1 0 0,1 0 1,0-1-1,-5 2 0,3-2-5</inkml:trace>
+  <inkml:trace contextRef="#ctx0" brushRef="#br0" timeOffset="35314.98">25 195 1104,'5'3'8,"0"0"-1,0 0 1,0 1 0,0 0 0,-1 0 0,0 0-1,0 0 1,0 1 0,4 5 0,22 23 43,-17-22-8,-1 1 0,11 12-1,-15-14 17,1 0 0,0-1-1,1 0 1,17 11 0,-21-16-18</inkml:trace>
+  <inkml:trace contextRef="#ctx0" brushRef="#br0" timeOffset="36421.81">424 143 1296,'-5'-2'30,"0"2"-1,0-1 1,0 0 0,0 1 0,0 0-1,0 0 1,0 1 0,0-1-1,0 1 1,0 0 0,0 1 0,1-1-1,-1 1 1,0 0 0,1 0-1,-1 0 1,1 1 0,0-1 0,-1 1-1,-4 5 1,8-7-20,0 0 0,-1 0 0,1 0 0,0 1 0,0-1 0,0 0 0,0 1 0,1-1 0,-1 1 0,0-1 0,1 1 0,-1-1 0,1 1 0,-1-1 0,1 1 0,-1-1 0,1 1 0,0 0 0,0-1 0,0 1 0,0 0 0,0-1 0,1 1 0,-1 0 0,0-1 0,1 1 1,-1-1-1,1 1 0,-1-1 0,1 1 0,0-1 0,0 1 0,1 2 0,2 0 20,-1 0 0,1 0 0,-1 0 0,1-1 1,0 1-1,1-1 0,-1 0 0,1 0 0,4 2 1,-1-2-8,-1 0 1,1 0-1,-1-1 1,1 0 0,0-1-1,0 1 1,0-2-1,0 1 1,0-1 0,0 0-1,11-2 1,-16 2-13,0-1-1,-1 1 1,1-1 0,0 1 0,-1-1 0,1 0 0,-1 0-1,1 0 1,-1 0 0,0-1 0,1 1 0,-1-1 0,0 1-1,0-1 1,0 0 0,0 0 0,0 0 0,-1 0-1,1 0 1,0 0 0,-1 0 0,0-1 0,1 1 0,-1 0-1,0-1 1,0 1 0,0-1 0,-1 1 0,1-1 0,-1 0-1,1 1 1,-1-1 0,0 0 0,0 1 0,0-1 0,0 0-1,-1-3 1,0 3 4,1 1 0,-1-1-1,0 0 1,0 0 0,0 1 0,0-1-1,0 1 1,0-1 0,-1 1 0,1 0-1,-1-1 1,0 1 0,1 0 0,-1 0 0,0 0-1,0 0 1,-1 1 0,1-1 0,0 0-1,-1 1 1,1 0 0,-1-1 0,1 1-1,-1 0 1,1 0 0,-1 1 0,0-1-1,1 0 1,-1 1 0,0 0 0,0-1-1,1 1 1,-1 0 0,0 1 0,-4 0-1,3-1 14,-1 0-1,1 1 1,0 0-1,-1 0 0,1 0 1,0 1-1,0-1 1,0 1-1,0 0 1,0 0-1,0 0 1,0 1-1,0-1 0,1 1 1,0 0-1,-1 0 1,1 1-1,0-1 1,0 0-1,1 1 0,-5 7 1,5-5 12</inkml:trace>
+</inkml:ink>
+</file>
+
+<file path=word/ink/ink5.xml><?xml version="1.0" encoding="utf-8"?>
+<inkml:ink xmlns:inkml="http://www.w3.org/2003/InkML">
+  <inkml:definitions>
+    <inkml:context xml:id="ctx0">
+      <inkml:inkSource xml:id="inkSrc0">
+        <inkml:traceFormat>
+          <inkml:channel name="X" type="integer" min="-2.14748E9" max="2.14748E9" units="cm"/>
+          <inkml:channel name="Y" type="integer" min="-2.14748E9" max="2.14748E9" units="cm"/>
+          <inkml:channel name="F" type="integer" max="32767" units="dev"/>
+        </inkml:traceFormat>
+        <inkml:channelProperties>
+          <inkml:channelProperty channel="X" name="resolution" value="1000" units="1/cm"/>
+          <inkml:channelProperty channel="Y" name="resolution" value="1000" units="1/cm"/>
+          <inkml:channelProperty channel="F" name="resolution" value="0" units="1/dev"/>
+        </inkml:channelProperties>
+      </inkml:inkSource>
+      <inkml:timestamp xml:id="ts0" timeString="2026-04-22T18:25:32.799"/>
+    </inkml:context>
+    <inkml:brush xml:id="br0">
+      <inkml:brushProperty name="width" value="0.025" units="cm"/>
+      <inkml:brushProperty name="height" value="0.025" units="cm"/>
+    </inkml:brush>
+  </inkml:definitions>
+  <inkml:trace contextRef="#ctx0" brushRef="#br0">1179 482 600,'0'0'32,"-19"-13"8,-54-23 183,51 23 4,-26-21 0,31 21-129,-11-1 48,22 12-115</inkml:trace>
+  <inkml:trace contextRef="#ctx0" brushRef="#br0" timeOffset="653.75">921 356 1496,'-25'14'81,"-104"82"267,70-55-240,-28 17 4,77-51-97</inkml:trace>
+  <inkml:trace contextRef="#ctx0" brushRef="#br0" timeOffset="1584.76">600 562 1496,'-6'-2'17,"0"-1"1,0 0-1,1 0 1,-1-1-1,1 1 1,0-1-1,-1 0 1,2-1-1,-6-5 0,-26-20 80,4 4-3,27 21-71,0 1 1,-1-1-1,1 1 0,-1 0 0,0 0 1,-8-3-1,4 3 30,1 0 0,-1 1-1,0 0 1,-18-3 0,19 6-21</inkml:trace>
+  <inkml:trace contextRef="#ctx0" brushRef="#br0" timeOffset="2143.72">326 426 1296,'-12'4'46,"-1"1"0,1 1 0,1 0 0,-17 11 0,10-6 13,-24 14 33,-51 34 87,83-52-163</inkml:trace>
+  <inkml:trace contextRef="#ctx0" brushRef="#br0" timeOffset="2683.01">93 559 1296,'-7'48'32,"4"-19"0,-2 1 1,-14 46-1,-36 55 72,51-118-89</inkml:trace>
+  <inkml:trace contextRef="#ctx0" brushRef="#br0" timeOffset="3082.22">73 935 1800,'9'11'1,"-3"-5"0,-1 1 1,1-2-1,0 1 1,9 6-1,91 55 71,-93-56-40,20 21 0,-26-25-24</inkml:trace>
+  <inkml:trace contextRef="#ctx0" brushRef="#br0" timeOffset="3526.24">346 1065 1496,'103'-35'144,"-7"1"9,-67 27 1,-23 5-117</inkml:trace>
+  <inkml:trace contextRef="#ctx0" brushRef="#br0" timeOffset="4026.87">635 622 2208,'-3'19'17,"-2"0"1,0 0-1,-1 0 0,-1-1 1,-10 20-1,9-22 8,1 1 1,1 0-1,-5 22 0,-3 6 51,5-14-29,4-18-31</inkml:trace>
+  <inkml:trace contextRef="#ctx0" brushRef="#br0" timeOffset="5058.96">280 737 1600,'-1'2'4,"0"0"0,0 0-1,0 0 1,0 0 0,0 0 0,1 1 0,-1-1 0,1 0 0,-1 1-1,1-1 1,0 0 0,0 0 0,0 1 0,0-1 0,0 0-1,0 1 1,1-1 0,-1 0 0,1 0 0,0 1 0,1 3-1,1 1 42,1 1 0,-1 0 0,1-1 0,1 0-1,5 7 1,-9-12-28,0-1 1,0 0-1,1 1 0,-1-1 0,1 0 0,-1 0 0,1 0 1,-1 0-1,1 0 0,-1 0 0,1 0 0,0-1 0,0 1 1,-1 0-1,1-1 0,0 0 0,0 1 0,0-1 0,-1 0 1,1 0-1,0 0 0,0 0 0,0 0 0,0 0 0,0-1 1,-1 1-1,1-1 0,0 1 0,0-1 0,-1 0 0,1 0 1,0 1-1,-1-1 0,3-2 0,0 1 21,-1-1 0,0 1 0,0-1 0,1 0 0,-2 0 0,1 0-1,0 0 1,0 0 0,-1-1 0,0 1 0,0-1 0,0 0 0,0 1 0,1-7 0,-2 8-16,0-1 1,0 0-1,-1 0 1,1 0-1,-1 0 1,0 1-1,0-1 1,0 0-1,0 0 1,-1 0-1,1 0 1,-1 1-1,1-1 1,-1 0-1,0 0 1,0 1-1,-1-1 1,1 0-1,0 1 1,-1 0-1,1-1 1,-1 1-1,0 0 1,0 0-1,0 0 1,-4-4-1,2 4-2,-1-1 0,0 1 0,0 0 0,0 0 0,0 0 0,0 0 0,0 1 0,0 0 0,0 0 0,0 0 0,-1 1 1,1 0-1,-10 1 0,13-1-7,0 0 0,-1 0 0,1 1 0,0-1 0,0 1 0,0-1 1,0 1-1,0 0 0,0 0 0,0 0 0,0 0 0,0 0 0,0 0 1,1 1-1,-1-1 0,0 0 0,1 1 0,-1 0 0,1-1 0,-3 5 1,2 0 43</inkml:trace>
+  <inkml:trace contextRef="#ctx0" brushRef="#br0" timeOffset="5381.48">892 202 2608,'0'0'127,"-2"10"-73,-4 10-21,-9 33 105,14-48-109,1 0-1,-1 0 0,1 0 0,-1 0 1,1 0-1,1 0 0,-1 0 0,2 6 1,4-3 93,-6-7-99</inkml:trace>
+  <inkml:trace contextRef="#ctx0" brushRef="#br0" timeOffset="5635.81">969 215 2000,'0'0'9,"-12"30"149,7-18-100,2 0 0,-1 0 0,2 1 1,0-1-1,0 1 0,1 22 1,1-32-42,1 0-1</inkml:trace>
+  <inkml:trace contextRef="#ctx0" brushRef="#br0" timeOffset="6400.91">923 1 1704,'-22'21'49,"20"-17"-30,1 1-1,-1-1 1,1 1-1,0-1 1,0 1-1,1 0 1,0 0-1,-1-1 1,1 1-1,1 0 1,-1 0-1,2 6 1,-1-9-12,-1 0 1,1-1-1,-1 1 1,1-1-1,0 1 1,0-1-1,0 1 1,0-1 0,0 0-1,0 1 1,0-1-1,0 0 1,1 0-1,-1 0 1,0 0-1,1 0 1,-1 0-1,1 0 1,-1 0 0,1-1-1,-1 1 1,1 0-1,0-1 1,-1 1-1,1-1 1,0 0-1,-1 0 1,1 0-1,0 0 1,-1 0 0,1 0-1,0 0 1,0 0-1,-1 0 1,1-1-1,0 1 1,-1-1-1,2 0 1,0 0 2,-1 0 0,1 0 0,-1 0 0,0 0-1,0 0 1,0-1 0,0 1 0,0 0 0,0-1 0,0 0 0,0 0 0,0 1 0,-1-1-1,1 0 1,-1 0 0,1 0 0,-1-1 0,0 1 0,0 0 0,0 0 0,0-1 0,0 1 0,-1 0-1,1-1 1,-1 1 0,1-5 0,-1 6-5,0-1-1,0 0 1,0 1 0,0-1-1,0 0 1,-1 1 0,1-1-1,0 0 1,-1 1-1,0-1 1,1 1 0,-1-1-1,0 1 1,0-1 0,1 1-1,-1-1 1,0 1 0,-1 0-1,1-1 1,0 1-1,0 0 1,0 0 0,-1 0-1,1 0 1,-1 0 0,1 0-1,0 0 1,-1 1 0,0-1-1,1 1 1,-1-1-1,1 1 1,-1-1 0,0 1-1,1 0 1,-1 0 0,0 0-1,-3 0 1,1 0 6,0 0 0,0 1 0,0 0 0,0-1 0,0 1 0,1 1 0,-1-1 0,-6 3 0,8-3-1,0 0 1,1 0-1,-1 1 1,0-1-1,0 0 1,0 1-1,1-1 0,-1 1 1,1-1-1,-1 1 1,1 0-1,0 0 0,-1 0 1,1 0-1,0 0 1,0 0-1,0 2 1,-1 2 14</inkml:trace>
+</inkml:ink>
+</file>
+
+<file path=word/ink/ink6.xml><?xml version="1.0" encoding="utf-8"?>
+<inkml:ink xmlns:inkml="http://www.w3.org/2003/InkML">
+  <inkml:definitions>
+    <inkml:context xml:id="ctx0">
+      <inkml:inkSource xml:id="inkSrc0">
+        <inkml:traceFormat>
+          <inkml:channel name="X" type="integer" min="-2.14748E9" max="2.14748E9" units="cm"/>
+          <inkml:channel name="Y" type="integer" min="-2.14748E9" max="2.14748E9" units="cm"/>
+          <inkml:channel name="F" type="integer" max="32767" units="dev"/>
+        </inkml:traceFormat>
+        <inkml:channelProperties>
+          <inkml:channelProperty channel="X" name="resolution" value="1000" units="1/cm"/>
+          <inkml:channelProperty channel="Y" name="resolution" value="1000" units="1/cm"/>
+          <inkml:channelProperty channel="F" name="resolution" value="0" units="1/dev"/>
+        </inkml:channelProperties>
+      </inkml:inkSource>
+      <inkml:timestamp xml:id="ts0" timeString="2026-04-22T18:25:15.587"/>
+    </inkml:context>
+    <inkml:brush xml:id="br0">
+      <inkml:brushProperty name="width" value="0.025" units="cm"/>
+      <inkml:brushProperty name="height" value="0.025" units="cm"/>
+    </inkml:brush>
+  </inkml:definitions>
+  <inkml:trace contextRef="#ctx0" brushRef="#br0">1091 368 192,'0'0'201,"-15"24"423,-35 53 319,41-60-746,-11 30 0,3-7 4,4-11-67,9-23-103</inkml:trace>
+  <inkml:trace contextRef="#ctx0" brushRef="#br0" timeOffset="801.41">990 630 2000,'23'12'108,"102"94"505,-54-45-150,-45-32-264,-20-24-166</inkml:trace>
+  <inkml:trace contextRef="#ctx0" brushRef="#br0" timeOffset="4006.02">1284 842 896,'0'0'33,"25"-19"321,74-37 323,-51 27-429,-34 20-81,2-1-1,-1 2 1,1 0 0,31-10-1,9 5 370,-53 13-497</inkml:trace>
+  <inkml:trace contextRef="#ctx0" brushRef="#br0" timeOffset="4327.91">1644 654 1896,'0'0'40,"28"20"203,28 17-29,-20-16-56,-2 3-1,0 1 0,38 37 1,-67-57-141</inkml:trace>
+  <inkml:trace contextRef="#ctx0" brushRef="#br0" timeOffset="4763.58">1939 843 1600,'0'0'225,"1"20"-103,-5 64 130,-1 31 196,5-107-415</inkml:trace>
+  <inkml:trace contextRef="#ctx0" brushRef="#br0" timeOffset="5441.08">1303 850 1496,'2'14'44,"0"1"-1,-2 0 1,-1 28 0,-1-31 4,2 1 0,0 0 0,0 0 1,1 0-1,5 23 0,-5-32-39,-1-1 6</inkml:trace>
+  <inkml:trace contextRef="#ctx0" brushRef="#br0" timeOffset="5840.99">1375 1076 1400,'48'23'51,"53"16"1,-60-24 4,50 15 224,-82-25-222,-6-4-27</inkml:trace>
+  <inkml:trace contextRef="#ctx0" brushRef="#br0" timeOffset="6240">1706 1169 2104,'24'-2'47,"-10"-1"1,0 0 0,-1 0 1,1-2-1,-1 0 1,25-12-1,-20 8 121,38-13 0,-17 13 101,-37 7-231</inkml:trace>
+  <inkml:trace contextRef="#ctx0" brushRef="#br0" timeOffset="8214.34">1598 915 992,'-3'1'33,"0"0"0,0 1 1,0-1-1,0 1 0,0 0 0,1 0 0,-1 0 1,1 0-1,-1 0 0,1 1 0,-1-1 0,1 1 1,0 0-1,0-1 0,1 1 0,-1 0 0,1 0 1,-1 0-1,1 0 0,0 1 0,0-1 0,0 0 1,0 0-1,1 1 0,-1-1 0,1 0 0,0 1 1,0-1-1,0 0 0,1 1 0,-1-1 0,1 0 1,0 1-1,-1-1 0,1 0 0,1 0 0,-1 0 1,0 0-1,3 3 0,0-1 38,0 0 1,0 0-1,1-1 0,0 1 1,0-1-1,0-1 0,8 6 1,-11-8-51,1 0 0,-1 0 0,0-1 0,0 1 0,0-1 0,1 1 0,-1-1 0,0 0 0,0 0 0,1 0 0,-1 0 0,0 0 0,0-1 0,1 1 1,-1-1-1,0 1 0,0-1 0,0 0 0,0 0 0,0 0 0,0 0 0,0 0 0,0 0 0,3-3 0,-1 1-2,0 1 33,-1-1 0,1 0 1,-1 0-1,1 0 0,-1-1 1,4-3-1,-7 5-35,1 0 1,0 0-1,0 1 1,-1-1-1,1 0 1,-1 0 0,1 0-1,-1 1 1,0-1-1,1 0 1,-1 0-1,0 0 1,-1 0-1,1 0 1,0 0-1,0 0 1,-1 1-1,0-4 1,0 1 14,-1 0 0,1 0-1,-1 1 1,0-1 0,0 1 0,0-1 0,0 1 0,0 0 0,-1 0 0,1 0 0,-1 0 0,0 0 0,0 0 0,0 1 0,0 0 0,-1-1 0,1 1 0,0 0 0,-1 1 0,-3-2 0,3 2-7,1 0-1,0 0 0,0 1 1,0-1-1,0 1 0,0 0 1,-1 0-1,1 0 1,0 1-1,0-1 0,0 1 1,0-1-1,0 1 0,0 0 1,0 0-1,0 1 0,0-1 1,0 1-1,0-1 1,1 1-1,-1 0 0,0 0 1,1 0-1,0 0 0,-4 4 1,1 1-25</inkml:trace>
+  <inkml:trace contextRef="#ctx0" brushRef="#br0" timeOffset="8847.72">818 629 2904,'0'0'116,"22"-5"195,-3-3-86,-1 1 0,39-9 1,-55 17-170,-2-1-31</inkml:trace>
+  <inkml:trace contextRef="#ctx0" brushRef="#br0" timeOffset="9247.42">844 684 1704,'0'0'135,"25"-9"111,6 3-71,-25 5-95,-1 1 1,1-1 0,-1 0-1,0-1 1,1 1-1,6-4 1,-11 4-49</inkml:trace>
+  <inkml:trace contextRef="#ctx0" brushRef="#br0" timeOffset="9903.36">663 595 2528,'-2'0'0,"0"0"0,0 1 0,0-1 0,0 0 0,0 1 0,0-1 0,0 1 0,0-1 0,0 1 0,1 0 0,-1 0 0,0 0 0,0 0 0,1 0 0,-1 0 0,0 1 0,1-1 0,0 1 0,-1-1 0,1 1 0,0-1 0,-1 1 0,1 0 0,0-1 0,-1 4 0,0-2 1,1 0 1,-1-1-1,1 1 1,0 0-1,0 0 1,0 0-1,0 0 1,0 1-1,1-1 1,-1 0-1,1 0 1,0 0-1,0 0 1,0 1-1,1-1 1,0 5-1,0-6 3,1 0-1,-1 1 0,1-1 1,-1 0-1,1 0 0,0 0 1,0 0-1,0 0 0,0 0 1,0-1-1,0 1 0,0-1 1,0 1-1,1-1 0,-1 0 1,1 0-1,-1 0 0,1 0 1,-1-1-1,1 1 0,0-1 1,-1 1-1,1-1 0,3 0 1,-2 0-1,-1 0 0,1 0 0,-1 0 0,1 0 0,-1-1 0,1 1 1,-1-1-1,1 0 0,-1 0 0,0-1 0,0 1 0,1 0 0,-1-1 0,0 0 0,0 0 1,0 0-1,-1 0 0,5-4 0,-6 4 1,0 0 0,0 1 0,0-1 0,0 0 0,0 1 0,0-1 0,0 0-1,-1 0 1,1 0 0,-1 0 0,1 0 0,-1 0 0,0 0 0,0 0 0,0 0 0,0 0 0,0 0 0,0 0 0,0 0 0,-1 0 0,1 0 0,-1 1 0,0-1 0,1 0-1,-1 0 1,0 0 0,0 0 0,0 1 0,0-1 0,0 1 0,-1-1 0,1 1 0,0-1 0,-1 1 0,1-1 0,-1 1 0,-2-2 0,2 2 12,0 0 1,0-1 0,1 1-1,-1 0 1,0 0-1,-1 0 1,1 1 0,0-1-1,0 0 1,0 1-1,0-1 1,-1 1-1,1 0 1,0 0 0,0 0-1,-1 0 1,1 0-1,0 0 1,0 1 0,0-1-1,-1 1 1,1-1-1,0 1 1,0 0 0,0 0-1,0 0 1,0 0-1,0 0 1,0 0 0,0 1-1,1-1 1,-1 1-1,0-1 1,-1 3 0,1-2 13,0 1 0,1-1 1,-1 0-1,1 1 1,-1-1-1,1 0 1,0 1-1,0 0 1,0-1-1,0 1 1,0 0-1,0 4 1,1-1 66</inkml:trace>
+  <inkml:trace contextRef="#ctx0" brushRef="#br0" timeOffset="12089.59">308 0 1400,'0'0'8,"25"16"323,1 8 289,-17-14-491,-7-10-129</inkml:trace>
+  <inkml:trace contextRef="#ctx0" brushRef="#br0" timeOffset="12360.72">263 34 896,'0'0'8,"17"25"161,25 32 389,-41-55-517</inkml:trace>
+  <inkml:trace contextRef="#ctx0" brushRef="#br0" timeOffset="12847.73">182 102 1496,'0'0'23,"17"28"161,-14-23-149,1 3 55,1 1 0,0-2 0,0 1 0,1 0 1,7 6-1,-9-11-49</inkml:trace>
+  <inkml:trace contextRef="#ctx0" brushRef="#br0" timeOffset="13726.09">46 188 2232,'-2'0'0,"1"0"0,0 0 0,-1 0 0,1 1 0,0-1 0,0 0 0,-1 1 0,1-1 0,0 1 0,0-1 0,-1 1 0,1-1 0,0 1 0,0 0 0,0 0 0,0-1 0,0 1 0,0 0 0,0 0 0,0 0 0,0 0 0,1 0 0,-1 1 0,-1 1 0,0 1 0,-1 0 0,1 0 0,0 0 0,0 1 0,0-1 0,-1 5 0,3-6 2,0 0 0,-1 0 0,1-1 0,0 1 0,1 0 1,-1 0-1,0-1 0,1 1 0,0 0 0,-1-1 0,1 1 0,0 0 0,0-1 0,1 1 0,-1-1 1,1 0-1,-1 1 0,1-1 0,-1 0 0,1 0 0,0 0 0,0 0 0,0 0 0,0-1 0,1 1 0,-1-1 1,0 1-1,1-1 0,-1 0 0,1 0 0,-1 0 0,1 0 0,0 0 0,-1 0 0,1-1 0,0 1 1,-1-1-1,1 0 0,0 0 0,0 0 0,-1 0 0,1 0 0,0-1 0,0 1 0,-1-1 0,1 0 1,-1 0-1,1 0 0,0 0 0,-1 0 0,0-1 0,1 1 0,-1-1 0,0 1 0,0-1 0,0 0 1,0 0-1,0 0 0,0 0 0,2-4 0,-2 4 3,-1-1 1,0 0-1,0 0 1,-1 0-1,1 0 1,0 0-1,-1 0 0,0 0 1,0 0-1,0 0 1,0 0-1,0 0 1,-1 0-1,1 0 1,-1 0-1,0 1 0,1-1 1,-2 0-1,1 0 1,0 0-1,0 1 1,-1-1-1,0 1 0,1-1 1,-1 1-1,0-1 1,0 1-1,0 0 1,-1 0-1,-4-3 1,6 3 12,-1 1 1,1 0-1,-1-1 1,0 1-1,1 0 1,-1 0-1,0 0 1,0 0-1,0 0 1,0 1-1,0-1 1,0 1-1,0-1 1,0 1-1,0 0 1,0-1-1,0 1 1,0 0-1,0 0 1,0 1-1,0-1 1,0 0-1,0 1 1,0-1-1,0 1 1,0 0-1,0-1 1,0 1-1,1 0 1,-1 0-1,0 0 1,0 1-1,1-1 1,-1 0-1,1 0 1,-1 1-1,1-1 1,0 1-1,-1 0 1,1-1-1,0 1 1,0 0 0,0 0-1,0 0 1,0-1-1,0 4 1,-4 12 125,3-6-79</inkml:trace>
+</inkml:ink>
+</file>
+
+<file path=word/ink/ink7.xml><?xml version="1.0" encoding="utf-8"?>
+<inkml:ink xmlns:inkml="http://www.w3.org/2003/InkML">
+  <inkml:definitions>
+    <inkml:context xml:id="ctx0">
+      <inkml:inkSource xml:id="inkSrc0">
+        <inkml:traceFormat>
+          <inkml:channel name="X" type="integer" min="-2.14748E9" max="2.14748E9" units="cm"/>
+          <inkml:channel name="Y" type="integer" min="-2.14748E9" max="2.14748E9" units="cm"/>
+          <inkml:channel name="F" type="integer" max="32767" units="dev"/>
+        </inkml:traceFormat>
+        <inkml:channelProperties>
+          <inkml:channelProperty channel="X" name="resolution" value="1000" units="1/cm"/>
+          <inkml:channelProperty channel="Y" name="resolution" value="1000" units="1/cm"/>
+          <inkml:channelProperty channel="F" name="resolution" value="0" units="1/dev"/>
+        </inkml:channelProperties>
+      </inkml:inkSource>
+      <inkml:timestamp xml:id="ts0" timeString="2026-04-22T18:25:03.307"/>
+    </inkml:context>
+    <inkml:brush xml:id="br0">
+      <inkml:brushProperty name="width" value="0.025" units="cm"/>
+      <inkml:brushProperty name="height" value="0.025" units="cm"/>
+    </inkml:brush>
+  </inkml:definitions>
+  <inkml:trace contextRef="#ctx0" brushRef="#br0">0 130 1400,'31'13'293,"14"7"405,-10-3-102,2-1 1,0-2-1,52 12 0,-68-18-404,-14-6-136</inkml:trace>
+  <inkml:trace contextRef="#ctx0" brushRef="#br0" timeOffset="591.01">303 287 2304,'-43'108'549,"-5"14"145,40-99-584,3-12-55</inkml:trace>
+  <inkml:trace contextRef="#ctx0" brushRef="#br0" timeOffset="3426.8">403 179 1400,'15'23'273,"6"7"118,-20-29-391</inkml:trace>
+  <inkml:trace contextRef="#ctx0" brushRef="#br0" timeOffset="3746.08">466 148 1360,'0'0'8,"22"19"21,-18-14-24,-1-1 13,0 0 0,0 0 1,-1 0-1,1 1 1,3 7-1,-6-10-10</inkml:trace>
+  <inkml:trace contextRef="#ctx0" brushRef="#br0" timeOffset="4043.92">547 91 1800,'12'28'73,"16"33"501,-27-58-533</inkml:trace>
+  <inkml:trace contextRef="#ctx0" brushRef="#br0" timeOffset="4892.94">732 20 1296,'-1'0'13,"-1"0"0,0 0 0,1 0 0,-1 0 0,1 1 0,-1-1 1,0 1-1,1-1 0,-1 1 0,1-1 0,0 1 0,-1 0 0,1-1 0,-1 1 0,1 0 0,0 0 0,0 0 1,-1 0-1,1 1 0,0-1 0,-1 2 0,0 0 5,1-1 0,0 0 1,0 1-1,0-1 0,0 1 1,1 0-1,-1-1 0,1 1 1,-1 0-1,1-1 0,0 1 1,0 3-1,0-2-4,1 0 1,-1-1-1,1 1 0,0 0 0,-1-1 1,2 1-1,-1-1 0,0 0 1,1 1-1,-1-1 0,1 0 1,0 0-1,0 0 0,0 0 1,1 0-1,-1 0 0,1 0 1,-1-1-1,1 0 0,4 3 1,-2-2 30,1-1 1,0 0-1,0-1 0,0 1 1,0-1-1,0-1 1,0 1-1,0-1 1,0 0-1,0 0 1,1-1-1,-1 1 1,0-1-1,6-2 1,-10 2-37,1 0 0,-1 1 0,1-1 1,-1 0-1,0-1 0,1 1 1,-1 0-1,0-1 0,0 1 0,0-1 1,0 1-1,0-1 0,0 0 1,0 0-1,0 0 0,-1 0 0,1 0 1,-1-1-1,0 1 0,0 0 0,0-1 1,0 1-1,0-1 0,0 1 1,0-1-1,-1 1 0,1-1 0,-1 1 1,0-1-1,0 0 0,0 1 0,0-1 1,0 1-1,-1-6 0,0 5 12,0-1 0,0 0-1,0 0 1,-1 1-1,1-1 1,-1 1 0,0-1-1,0 1 1,0 0 0,0-1-1,-1 1 1,1 0-1,-1 1 1,0-1 0,0 0-1,0 1 1,0-1 0,0 1-1,-1 0 1,1 0-1,-1 1 1,1-1 0,-1 0-1,1 1 1,-1 0 0,0 0-1,0 0 1,0 1 0,0-1-1,1 1 1,-1 0-1,0 0 1,0 0 0,0 1-1,0-1 1,0 1 0,-7 2-1,5-1 127,-18 10 302,24-12-439,-1 1 1,1-1 0,-1 1-1,0-1 1,1 1 0,-1-1-1,1 1 1,-1-1-1,1 1 1,-1 0 0,1-1-1,0 1 1,-1 0 0,1-1-1,0 1 1,-1 0 0,1 0-1,0-1 1,0 1-1,0 0 1,0 0 0,-1-1-1,1 1 1,0 0 0,1 0-1,-1 0 1,0-1 0,0 3-1,2 1 37</inkml:trace>
+  <inkml:trace contextRef="#ctx0" brushRef="#br0" timeOffset="5377.21">1019 133 4712,'20'10'3,"1"-1"-1,28 8 1,-27-9 0,0 0-1,21 12 1,-36-17-3,0 1 0</inkml:trace>
+  <inkml:trace contextRef="#ctx0" brushRef="#br0" timeOffset="7863.42">235 644 1104,'0'0'8,"12"28"168,9 25 403,-15-35-147,14 29 0,-2-9 749,9-50-446,-18 8-633,0 0 0,0 0 1,0 1-1,0 0 0,19-3 1,-1 0-28,-26 6-66,-1 0 0,0 0-1,1 0 1,-1 0 0,1 0 0,-1 0 0,1 0 0,-1 0 0,0-1 0,1 1-1,-1 0 1,1 0 0,-1 0 0,0 0 0,1-1 0,-1 1 0,1 0-1,-1 0 1,0 0 0,1-1 0,-1 1 0,0 0 0,0-1 0,1 1-1,-1 0 1,0-1 0,0 1 0,1 0 0,-1-1 0,0 1 0,0-1 0,0 1-1,0 0 1,1-1 0,-1 1 0,0-1 0,0 1 0,0-1 0,0 1-1,0 0 1,0-1 0,0 1 0,0-1 0,0 1 0,0 0 0,-1-1 0,1 1-1,0-1 1,0 1 0,0 0 0,0-1 0,-1 1 0,1-1 0,0 1-1,0 0 1,-1-1 0,1 1 0,0 0 0,-1-1 0,1 1 0,0 0 0,-1-1-1,-26-17 386,-5 0-120,-49-37 1,69 46-224,7 4-25,-1 1 0,1 0 1,-1 0-1,0 0 0,0 1 1,-9-4-1,15 7-18,-3-1 72,4 2-72</inkml:trace>
+  <inkml:trace contextRef="#ctx0" brushRef="#br0" timeOffset="8699.71">509 886 2400,'0'0'163,"-20"-8"602,17 9-728,1 1-1,-1-1 1,0 1-1,1-1 1,0 1 0,-1 0-1,1 0 1,0 0 0,0 0-1,0 0 1,0 0-1,0 1 1,0-1 0,1 0-1,-1 1 1,1 0 0,0-1-1,0 1 1,0 0 0,0 0-1,0 0 1,0-1-1,1 1 1,-1 5 0,1-5-18,-1-1 0,1 1 0,0 0 1,0 0-1,1-1 0,-1 1 0,0 0 1,1 0-1,0-1 0,-1 1 0,1 0 1,0-1-1,0 1 0,1-1 0,-1 1 0,1-1 1,-1 0-1,1 1 0,0-1 0,-1 0 1,1 0-1,0 0 0,0-1 0,1 1 1,3 2-1,2 0 33,0-1 0,0 0 0,0 0 1,0-1-1,0 0 0,1-1 0,-1 1 0,1-2 0,-1 1 0,11-2 1,-16 1-16,0 0 1,0-1 0,-1 1 0,1-1-1,0 0 1,-1 0 0,1 0 0,-1 0 0,1 0-1,-1 0 1,1-1 0,-1 1 0,0-1-1,0 0 1,0 0 0,0 1 0,0-1-1,0-1 1,0 1 0,-1 0 0,1 0-1,-1-1 1,1 1 0,-1-1 0,0 1-1,0-1 1,0 1 0,0-1 0,-1 0 0,1 1-1,-1-1 1,0 0 0,1 0 0,-1 1-1,-1-5 1,1 3 17,0-1-1,0 0 1,0 1-1,-1-1 1,0 1 0,0 0-1,0-1 1,0 1-1,-1 0 1,0 0 0,0-1-1,0 1 1,-4-6-1,4 9-24,0-1 0,0 0 0,0 1 0,0-1 0,0 1-1,0-1 1,0 1 0,0 0 0,-1 0 0,1 0 0,0 0-1,-1 0 1,1 1 0,-1-1 0,1 1 0,-1 0 0,1-1-1,-1 1 1,1 0 0,-1 0 0,1 1 0,-1-1 0,1 1-1,-1-1 1,-4 2 0,3-1 1,0 0 0,0 0 0,-1 1 0,1-1 0,0 1-1,1 0 1,-1 0 0,0 0 0,0 0 0,1 1 0,0-1 0,-1 1 0,1 0 0,0 0 0,0 1-1,0-1 1,1 0 0,-1 1 0,1-1 0,0 1 0,0 0 0,-2 5 0,3-2 17</inkml:trace>
+</inkml:ink>
+</file>
+
+<file path=word/ink/ink8.xml><?xml version="1.0" encoding="utf-8"?>
+<inkml:ink xmlns:inkml="http://www.w3.org/2003/InkML">
+  <inkml:definitions>
+    <inkml:context xml:id="ctx0">
+      <inkml:inkSource xml:id="inkSrc0">
+        <inkml:traceFormat>
+          <inkml:channel name="X" type="integer" min="-2.14748E9" max="2.14748E9" units="cm"/>
+          <inkml:channel name="Y" type="integer" min="-2.14748E9" max="2.14748E9" units="cm"/>
+          <inkml:channel name="F" type="integer" max="32767" units="dev"/>
+        </inkml:traceFormat>
+        <inkml:channelProperties>
+          <inkml:channelProperty channel="X" name="resolution" value="1000" units="1/cm"/>
+          <inkml:channelProperty channel="Y" name="resolution" value="1000" units="1/cm"/>
+          <inkml:channelProperty channel="F" name="resolution" value="0" units="1/dev"/>
+        </inkml:channelProperties>
+      </inkml:inkSource>
+      <inkml:timestamp xml:id="ts0" timeString="2026-04-22T18:24:51.236"/>
+    </inkml:context>
+    <inkml:brush xml:id="br0">
+      <inkml:brushProperty name="width" value="0.025" units="cm"/>
+      <inkml:brushProperty name="height" value="0.025" units="cm"/>
+    </inkml:brush>
+  </inkml:definitions>
+  <inkml:trace contextRef="#ctx0" brushRef="#br0">181 46 600,'0'0'24,"-15"-6"168,13 7-154,0 1 0,0 0 1,0 0-1,0-1 0,0 1 0,1 0 0,-1 1 0,0-1 1,1 0-1,0 0 0,-1 1 0,1-1 0,0 1 0,0-1 1,1 1-1,-1-1 0,0 1 0,1-1 0,-1 1 0,1 0 1,0-1-1,0 1 0,1 3 0,-1-1 19,0-1 0,0 0 0,1 0 0,0 0 0,0 0 0,0 0 0,1 0 0,-1 0 0,1-1 0,0 1 0,0 0 0,0-1 0,0 0 0,5 5 0,-4-5-25,0 0 0,0-1 1,0 0-1,0 0 0,1 0 0,-1 0 1,1 0-1,0-1 0,0 1 1,-1-1-1,1 0 0,0 0 1,0-1-1,0 1 0,0-1 0,0 0 1,0 0-1,0 0 0,0 0 1,0-1-1,0 1 0,0-1 1,0 0-1,-1-1 0,1 1 1,0 0-1,5-4 0,-5 2-6,1 1 0,-1-1 0,0 0 0,-1 0 0,1 0 0,0 0 0,-1 0 0,0-1 0,0 0 0,0 0 0,0 0 0,0 0 0,-1 0 0,0 0 0,0-1 0,0 1 0,0-1 0,-1 0 0,0 1 0,0-1 0,0 0 0,0-7 0,-1 9-13,0-1 0,-1 1-1,1-1 1,-1 1 0,0 0 0,0 0-1,0-1 1,0 1 0,-1 0 0,1 0-1,-1 0 1,0 0 0,0 1 0,0-1-1,0 0 1,0 1 0,-1-1 0,1 1-1,-1 0 1,1 0 0,-1 0 0,0 0-1,0 0 1,0 1 0,0-1 0,0 1-1,0 0 1,-1 0 0,1 0 0,0 0-1,-1 0 1,1 1 0,0 0 0,-1 0-1,1 0 1,0 0 0,-1 0 0,1 0-1,-1 1 1,-2 1 0,0-1 47,1 0 0,-1 1 0,1 0 0,-1 1 0,1-1 0,0 1 0,0 0 0,0 0 0,1 1 0,-1-1 0,1 1 0,-5 4 0,5-2 4</inkml:trace>
+  <inkml:trace contextRef="#ctx0" brushRef="#br0" timeOffset="801.01">142 234 2608,'0'0'608,"-16"17"-336,-22 27-4,23-25-142,-1-1 0,-18 16-1,31-32-103,-1 2-1,1-1 1,0 0-1,0 0 1,-3 6 0,5-7-5</inkml:trace>
+  <inkml:trace contextRef="#ctx0" brushRef="#br0" timeOffset="2676.55">32 440 2608,'0'0'61,"2"2"-31,20 20 158,37 28 0,-38-34-62,-2 1-1,0 0 1,25 31-1,-30-32-30,25 25 0,-28-31-70</inkml:trace>
+  <inkml:trace contextRef="#ctx0" brushRef="#br0" timeOffset="3368.94">356 649 2104,'0'0'0,"6"-1"0,3 0 0,1-2 8,1 1 0,3 0 8,2-1-8,-1 0-8,-1 0 8,3 1 0,3-1 0,-1 1 8,-3-2 16,0-2-16,-2 0 8,2 2 0,0 1-8,-3 2 0</inkml:trace>
+</inkml:ink>
+</file>
+
+<file path=word/ink/ink9.xml><?xml version="1.0" encoding="utf-8"?>
+<inkml:ink xmlns:inkml="http://www.w3.org/2003/InkML">
+  <inkml:definitions>
+    <inkml:context xml:id="ctx0">
+      <inkml:inkSource xml:id="inkSrc0">
+        <inkml:traceFormat>
+          <inkml:channel name="X" type="integer" min="-2.14748E9" max="2.14748E9" units="cm"/>
+          <inkml:channel name="Y" type="integer" min="-2.14748E9" max="2.14748E9" units="cm"/>
+          <inkml:channel name="F" type="integer" max="32767" units="dev"/>
+        </inkml:traceFormat>
+        <inkml:channelProperties>
+          <inkml:channelProperty channel="X" name="resolution" value="1000" units="1/cm"/>
+          <inkml:channelProperty channel="Y" name="resolution" value="1000" units="1/cm"/>
+          <inkml:channelProperty channel="F" name="resolution" value="0" units="1/dev"/>
+        </inkml:channelProperties>
+      </inkml:inkSource>
+      <inkml:timestamp xml:id="ts0" timeString="2026-04-22T18:23:13.952"/>
+    </inkml:context>
+    <inkml:brush xml:id="br0">
+      <inkml:brushProperty name="width" value="0.025" units="cm"/>
+      <inkml:brushProperty name="height" value="0.025" units="cm"/>
+    </inkml:brush>
+  </inkml:definitions>
+  <inkml:trace contextRef="#ctx0" brushRef="#br0">1 63 1200,'168'6'464,"-159"-6"-456,62-1 286,85 3 171,-3 4-133,23 2 474,-102-9 234,81 2 279,20 7 570,-142-6-1608,-24-1-209,0-1-1,0 1 1,0-2-1,13-1 1,-12 0 9,-1 1 1,1 0-1,0 0 1,0 0 0,15 3-1,-20 1-9,-4-3-49</inkml:trace>
+  <inkml:trace contextRef="#ctx0" brushRef="#br0" timeOffset="778.89">1327 0 2208,'0'0'308,"26"25"-28,-16-18-198,0 0-1,-1 0 1,12 12 0,-18-15-38,0-1 1,0 1-1,0 0 0,0 0 0,-1 0 1,1 0-1,-1 1 0,0-1 1,0 1-1,-1-1 0,2 7 1,-3-9-38,0-1 0,0 0 0,-1 1 0,1-1 0,0 0 0,-1 1 1,1-1-1,-1 0 0,1 0 0,-1 0 0,1 1 0,-1-1 0,0 0 1,0 0-1,0 0 0,0 0 0,1 0 0,-1 0 0,0-1 0,-1 1 0,1 0 1,0 0-1,0-1 0,0 1 0,0 0 0,-3 0 0,-33 12 26,32-11-26,-5 1 201,-1 0 0,0-1 0,0 0 0,-12 0 0,20 2 266,3-4-395</inkml:trace>
+</inkml:ink>
+</file>
+
 <file path=word/theme/theme1.xml><?xml version="1.0" encoding="utf-8"?>
 <a:theme xmlns:a="http://schemas.openxmlformats.org/drawingml/2006/main" name="Larissa">
   <a:themeElements>
